--- a/243-557_Labo5_A2026_v2.docx
+++ b/243-557_Labo5_A2026_v2.docx
@@ -1,6 +1,6 @@
 
 <file path=word/document.xml><?xml version="1.0" encoding="utf-8"?>
-<w:document xmlns:wpc="http://schemas.microsoft.com/office/word/2010/wordprocessingCanvas" xmlns:cx="http://schemas.microsoft.com/office/drawing/2014/chartex" xmlns:cx1="http://schemas.microsoft.com/office/drawing/2015/9/8/chartex" xmlns:cx2="http://schemas.microsoft.com/office/drawing/2015/10/21/chartex" xmlns:cx3="http://schemas.microsoft.com/office/drawing/2016/5/9/chartex" xmlns:cx4="http://schemas.microsoft.com/office/drawing/2016/5/10/chartex" xmlns:cx5="http://schemas.microsoft.com/office/drawing/2016/5/11/chartex" xmlns:cx6="http://schemas.microsoft.com/office/drawing/2016/5/12/chartex" xmlns:cx7="http://schemas.microsoft.com/office/drawing/2016/5/13/chartex" xmlns:cx8="http://schemas.microsoft.com/office/drawing/2016/5/14/chartex" xmlns:mc="http://schemas.openxmlformats.org/markup-compatibility/2006" xmlns:aink="http://schemas.microsoft.com/office/drawing/2016/ink" xmlns:am3d="http://schemas.microsoft.com/office/drawing/2017/model3d" xmlns:o="urn:schemas-microsoft-com:office:office" xmlns:oel="http://schemas.microsoft.com/office/2019/extlst" xmlns:r="http://schemas.openxmlformats.org/officeDocument/2006/relationships" xmlns:m="http://schemas.openxmlformats.org/officeDocument/2006/math" xmlns:v="urn:schemas-microsoft-com:vml" xmlns:wp14="http://schemas.microsoft.com/office/word/2010/wordprocessingDrawing" xmlns:wp="http://schemas.openxmlformats.org/drawingml/2006/wordprocessingDrawing" xmlns:w10="urn:schemas-microsoft-com:office:word" xmlns:w="http://schemas.openxmlformats.org/wordprocessingml/2006/main" xmlns:w14="http://schemas.microsoft.com/office/word/2010/wordml" xmlns:w15="http://schemas.microsoft.com/office/word/2012/wordml" xmlns:w16cex="http://schemas.microsoft.com/office/word/2018/wordml/cex" xmlns:w16cid="http://schemas.microsoft.com/office/word/2016/wordml/cid" xmlns:w16="http://schemas.microsoft.com/office/word/2018/wordml" xmlns:w16du="http://schemas.microsoft.com/office/word/2023/wordml/word16du" xmlns:w16sdtdh="http://schemas.microsoft.com/office/word/2020/wordml/sdtdatahash" xmlns:w16sdtfl="http://schemas.microsoft.com/office/word/2024/wordml/sdtformatlock" xmlns:w16se="http://schemas.microsoft.com/office/word/2015/wordml/symex" xmlns:wpg="http://schemas.microsoft.com/office/word/2010/wordprocessingGroup" xmlns:wpi="http://schemas.microsoft.com/office/word/2010/wordprocessingInk" xmlns:wne="http://schemas.microsoft.com/office/word/2006/wordml" xmlns:wps="http://schemas.microsoft.com/office/word/2010/wordprocessingShape" xmlns:a="http://schemas.openxmlformats.org/drawingml/2006/main" xmlns:pic="http://schemas.openxmlformats.org/drawingml/2006/picture" xmlns:a14="http://schemas.microsoft.com/office/drawing/2010/main" mc:Ignorable="w14 w15 w16se w16cid w16 w16cex w16sdtdh w16sdtfl w16du wp14">
+<w:document xmlns:wpc="http://schemas.microsoft.com/office/word/2010/wordprocessingCanvas" xmlns:cx="http://schemas.microsoft.com/office/drawing/2014/chartex" xmlns:cx1="http://schemas.microsoft.com/office/drawing/2015/9/8/chartex" xmlns:cx2="http://schemas.microsoft.com/office/drawing/2015/10/21/chartex" xmlns:cx3="http://schemas.microsoft.com/office/drawing/2016/5/9/chartex" xmlns:cx4="http://schemas.microsoft.com/office/drawing/2016/5/10/chartex" xmlns:cx5="http://schemas.microsoft.com/office/drawing/2016/5/11/chartex" xmlns:cx6="http://schemas.microsoft.com/office/drawing/2016/5/12/chartex" xmlns:cx7="http://schemas.microsoft.com/office/drawing/2016/5/13/chartex" xmlns:cx8="http://schemas.microsoft.com/office/drawing/2016/5/14/chartex" xmlns:mc="http://schemas.openxmlformats.org/markup-compatibility/2006" xmlns:aink="http://schemas.microsoft.com/office/drawing/2016/ink" xmlns:am3d="http://schemas.microsoft.com/office/drawing/2017/model3d" xmlns:o="urn:schemas-microsoft-com:office:office" xmlns:oel="http://schemas.microsoft.com/office/2019/extlst" xmlns:r="http://schemas.openxmlformats.org/officeDocument/2006/relationships" xmlns:m="http://schemas.openxmlformats.org/officeDocument/2006/math" xmlns:v="urn:schemas-microsoft-com:vml" xmlns:wp14="http://schemas.microsoft.com/office/word/2010/wordprocessingDrawing" xmlns:wp="http://schemas.openxmlformats.org/drawingml/2006/wordprocessingDrawing" xmlns:w10="urn:schemas-microsoft-com:office:word" xmlns:w="http://schemas.openxmlformats.org/wordprocessingml/2006/main" xmlns:w14="http://schemas.microsoft.com/office/word/2010/wordml" xmlns:w15="http://schemas.microsoft.com/office/word/2012/wordml" xmlns:w16cex="http://schemas.microsoft.com/office/word/2018/wordml/cex" xmlns:w16cid="http://schemas.microsoft.com/office/word/2016/wordml/cid" xmlns:w16="http://schemas.microsoft.com/office/word/2018/wordml" xmlns:w16du="http://schemas.microsoft.com/office/word/2023/wordml/word16du" xmlns:w16sdtdh="http://schemas.microsoft.com/office/word/2020/wordml/sdtdatahash" xmlns:w16sdtfl="http://schemas.microsoft.com/office/word/2024/wordml/sdtformatlock" xmlns:w16se="http://schemas.microsoft.com/office/word/2015/wordml/symex" xmlns:wpg="http://schemas.microsoft.com/office/word/2010/wordprocessingGroup" xmlns:wpi="http://schemas.microsoft.com/office/word/2010/wordprocessingInk" xmlns:wne="http://schemas.microsoft.com/office/word/2006/wordml" xmlns:wps="http://schemas.microsoft.com/office/word/2010/wordprocessingShape" mc:Ignorable="w14 w15 w16se w16cid w16 w16cex w16sdtdh w16sdtfl w16du wp14">
   <w:body>
     <w:p>
       <w:pPr>
@@ -55,27 +55,27 @@
         <w:rPr>
           <w:noProof/>
         </w:rPr>
-        <mc:AlternateContent xmlns:mc="http://schemas.openxmlformats.org/markup-compatibility/2006">
-          <mc:Choice xmlns:mc="http://schemas.openxmlformats.org/markup-compatibility/2006" Requires="wps">
-            <w:drawing xmlns:w="http://schemas.openxmlformats.org/wordprocessingml/2006/main">
-              <wp:anchor xmlns:wp14="http://schemas.microsoft.com/office/word/2010/wordprocessingDrawing" xmlns:wp="http://schemas.openxmlformats.org/drawingml/2006/wordprocessingDrawing" distT="0" distB="0" distL="114300" distR="114300" simplePos="0" relativeHeight="251656192" behindDoc="0" locked="0" layoutInCell="1" allowOverlap="1" wp14:anchorId="6B0FB35C" wp14:editId="7900735E">
-                <wp:simplePos xmlns:wp="http://schemas.openxmlformats.org/drawingml/2006/wordprocessingDrawing" x="0" y="0"/>
-                <wp:positionH xmlns:wp="http://schemas.openxmlformats.org/drawingml/2006/wordprocessingDrawing" relativeFrom="column">
+        <mc:AlternateContent>
+          <mc:Choice Requires="wps">
+            <w:drawing>
+              <wp:anchor distT="0" distB="0" distL="114300" distR="114300" simplePos="0" relativeHeight="251656192" behindDoc="0" locked="0" layoutInCell="1" allowOverlap="1" wp14:anchorId="6B0FB35C" wp14:editId="7900735E">
+                <wp:simplePos x="0" y="0"/>
+                <wp:positionH relativeFrom="column">
                   <wp:posOffset>457199</wp:posOffset>
                 </wp:positionH>
-                <wp:positionV xmlns:wp="http://schemas.openxmlformats.org/drawingml/2006/wordprocessingDrawing" relativeFrom="paragraph">
+                <wp:positionV relativeFrom="paragraph">
                   <wp:posOffset>58420</wp:posOffset>
                 </wp:positionV>
                 <wp:extent cx="4726305" cy="340360"/>
                 <wp:effectExtent l="0" t="0" r="17145" b="21590"/>
-                <wp:wrapNone xmlns:wp="http://schemas.openxmlformats.org/drawingml/2006/wordprocessingDrawing"/>
-                <wp:docPr xmlns:wp="http://schemas.openxmlformats.org/drawingml/2006/wordprocessingDrawing" id="48" name="Text Box 14"/>
-                <wp:cNvGraphicFramePr xmlns:wp="http://schemas.openxmlformats.org/drawingml/2006/wordprocessingDrawing">
+                <wp:wrapNone/>
+                <wp:docPr id="48" name="Text Box 14"/>
+                <wp:cNvGraphicFramePr>
                   <a:graphicFrameLocks xmlns:a="http://schemas.openxmlformats.org/drawingml/2006/main"/>
                 </wp:cNvGraphicFramePr>
                 <a:graphic xmlns:a="http://schemas.openxmlformats.org/drawingml/2006/main">
                   <a:graphicData uri="http://schemas.microsoft.com/office/word/2010/wordprocessingShape">
-                    <wps:wsp xmlns:wps="http://schemas.microsoft.com/office/word/2010/wordprocessingShape">
+                    <wps:wsp>
                       <wps:cNvSpPr>
                         <a:spLocks noChangeArrowheads="1"/>
                       </wps:cNvSpPr>
@@ -104,9 +104,7 @@
                               <w:spacing w:line="276" w:lineRule="auto"/>
                               <w:rPr>
                                 <w:rFonts w:ascii="Calibri" w:hAnsi="Calibri" w:cs="Calibri"/>
-                                <w:kern w:val="0"/>
                                 <w:lang w:val="en-US"/>
-                                <w14:ligatures xmlns:w14="http://schemas.microsoft.com/office/word/2010/wordml" w14:val="none"/>
                               </w:rPr>
                             </w:pPr>
                             <w:r>
@@ -114,7 +112,14 @@
                                 <w:rFonts w:ascii="Calibri" w:hAnsi="Calibri" w:cs="Calibri"/>
                                 <w:lang w:val="en-US"/>
                               </w:rPr>
-                              <w:t> Javier Bolduc</w:t>
+                              <w:t> </w:t>
+                            </w:r>
+                            <w:r>
+                              <w:rPr>
+                                <w:rFonts w:ascii="Calibri" w:hAnsi="Calibri" w:cs="Calibri"/>
+                                <w:lang w:val="en-US"/>
+                              </w:rPr>
+                              <w:t>William MacDonald</w:t>
                             </w:r>
                           </w:p>
                         </w:txbxContent>
@@ -125,16 +130,48 @@
                     </wps:wsp>
                   </a:graphicData>
                 </a:graphic>
-                <wp14:sizeRelH xmlns:wp14="http://schemas.microsoft.com/office/word/2010/wordprocessingDrawing" relativeFrom="page">
+                <wp14:sizeRelH relativeFrom="page">
                   <wp14:pctWidth>0</wp14:pctWidth>
                 </wp14:sizeRelH>
-                <wp14:sizeRelV xmlns:wp14="http://schemas.microsoft.com/office/word/2010/wordprocessingDrawing" relativeFrom="page">
+                <wp14:sizeRelV relativeFrom="page">
                   <wp14:pctHeight>0</wp14:pctHeight>
                 </wp14:sizeRelV>
               </wp:anchor>
             </w:drawing>
           </mc:Choice>
-          <mc:Fallback/>
+          <mc:Fallback>
+            <w:pict>
+              <v:rect w14:anchorId="6B0FB35C" id="Text Box 14" o:spid="_x0000_s1026" style="position:absolute;margin-left:36pt;margin-top:4.6pt;width:372.15pt;height:26.8pt;z-index:251656192;visibility:visible;mso-wrap-style:square;mso-width-percent:0;mso-height-percent:0;mso-wrap-distance-left:9pt;mso-wrap-distance-top:0;mso-wrap-distance-right:9pt;mso-wrap-distance-bottom:0;mso-position-horizontal:absolute;mso-position-horizontal-relative:text;mso-position-vertical:absolute;mso-position-vertical-relative:text;mso-width-percent:0;mso-height-percent:0;mso-width-relative:page;mso-height-relative:page;v-text-anchor:top" o:gfxdata="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">
+                <v:textbox>
+                  <w:txbxContent>
+                    <w:p>
+                      <w:pPr>
+                        <w:spacing w:line="276" w:lineRule="auto"/>
+                        <w:rPr>
+                          <w:rFonts w:ascii="Calibri" w:hAnsi="Calibri" w:cs="Calibri"/>
+                          <w:lang w:val="en-US"/>
+                        </w:rPr>
+                      </w:pPr>
+                      <w:r>
+                        <w:rPr>
+                          <w:rFonts w:ascii="Calibri" w:hAnsi="Calibri" w:cs="Calibri"/>
+                          <w:lang w:val="en-US"/>
+                        </w:rPr>
+                        <w:t> </w:t>
+                      </w:r>
+                      <w:r>
+                        <w:rPr>
+                          <w:rFonts w:ascii="Calibri" w:hAnsi="Calibri" w:cs="Calibri"/>
+                          <w:lang w:val="en-US"/>
+                        </w:rPr>
+                        <w:t>William MacDonald</w:t>
+                      </w:r>
+                    </w:p>
+                  </w:txbxContent>
+                </v:textbox>
+              </v:rect>
+            </w:pict>
+          </mc:Fallback>
         </mc:AlternateContent>
       </w:r>
     </w:p>
@@ -224,7 +261,7 @@
               </wp:anchor>
             </w:drawing>
           </mc:Choice>
-          <mc:Fallback>
+          <mc:Fallback xmlns:a14="http://schemas.microsoft.com/office/drawing/2010/main" xmlns:pic="http://schemas.openxmlformats.org/drawingml/2006/picture" xmlns:a="http://schemas.openxmlformats.org/drawingml/2006/main">
             <w:pict w14:anchorId="5BC38336">
               <v:shape id="_x0000_s1027" style="position:absolute;margin-left:37.1pt;margin-top:12.65pt;width:372.15pt;height:26.8pt;z-index:251659264;visibility:visible;mso-wrap-style:square;mso-width-percent:0;mso-height-percent:0;mso-wrap-distance-left:9pt;mso-wrap-distance-top:0;mso-wrap-distance-right:9pt;mso-wrap-distance-bottom:0;mso-position-horizontal:absolute;mso-position-horizontal-relative:text;mso-position-vertical:absolute;mso-position-vertical-relative:text;mso-width-percent:0;mso-height-percent:0;mso-width-relative:page;mso-height-relative:page;v-text-anchor:top" type="#_x0000_t202" o:gfxdata="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" w14:anchorId="234E44DA">
                 <v:textbox>
@@ -299,8 +336,13 @@
           <w:numId w:val="56"/>
         </w:numPr>
       </w:pPr>
-      <w:r>
-        <w:t xml:space="preserve">établir une communication CAN entre deux STM32F407; </w:t>
+      <w:proofErr w:type="gramStart"/>
+      <w:r>
+        <w:t>établir</w:t>
+      </w:r>
+      <w:proofErr w:type="gramEnd"/>
+      <w:r>
+        <w:t xml:space="preserve"> une communication CAN entre deux STM32F407; </w:t>
       </w:r>
     </w:p>
     <w:p>
@@ -310,8 +352,13 @@
           <w:numId w:val="56"/>
         </w:numPr>
       </w:pPr>
-      <w:r>
-        <w:t xml:space="preserve">remplacer l'un des STM32 par un Raspberry Pi 5 équipé d'un contrôleur CAN MCP2515; </w:t>
+      <w:proofErr w:type="gramStart"/>
+      <w:r>
+        <w:t>remplacer</w:t>
+      </w:r>
+      <w:proofErr w:type="gramEnd"/>
+      <w:r>
+        <w:t xml:space="preserve"> l'un des STM32 par un Raspberry Pi 5 équipé d'un contrôleur CAN MCP2515; </w:t>
       </w:r>
     </w:p>
     <w:p>
@@ -321,8 +368,13 @@
           <w:numId w:val="56"/>
         </w:numPr>
       </w:pPr>
-      <w:r>
-        <w:t xml:space="preserve">communiquer avec le STM32 à partir d'un programme Python; </w:t>
+      <w:proofErr w:type="gramStart"/>
+      <w:r>
+        <w:t>communiquer</w:t>
+      </w:r>
+      <w:proofErr w:type="gramEnd"/>
+      <w:r>
+        <w:t xml:space="preserve"> avec le STM32 à partir d'un programme Python; </w:t>
       </w:r>
     </w:p>
     <w:p>
@@ -332,8 +384,13 @@
           <w:numId w:val="56"/>
         </w:numPr>
       </w:pPr>
-      <w:r>
-        <w:t>encapsuler la communication CAN et l'accès au matériel dans des classes</w:t>
+      <w:proofErr w:type="gramStart"/>
+      <w:r>
+        <w:t>encapsuler</w:t>
+      </w:r>
+      <w:proofErr w:type="gramEnd"/>
+      <w:r>
+        <w:t xml:space="preserve"> la communication CAN et l'accès au matériel dans des classes</w:t>
       </w:r>
       <w:r>
         <w:t xml:space="preserve">; </w:t>
@@ -346,8 +403,13 @@
           <w:numId w:val="56"/>
         </w:numPr>
       </w:pPr>
-      <w:r>
-        <w:t xml:space="preserve">établir une communication MQTT entre le PC et le Raspberry Pi; </w:t>
+      <w:proofErr w:type="gramStart"/>
+      <w:r>
+        <w:t>établir</w:t>
+      </w:r>
+      <w:proofErr w:type="gramEnd"/>
+      <w:r>
+        <w:t xml:space="preserve"> une communication MQTT entre le PC et le Raspberry Pi; </w:t>
       </w:r>
     </w:p>
     <w:p>
@@ -357,8 +419,21 @@
           <w:numId w:val="56"/>
         </w:numPr>
       </w:pPr>
-      <w:r>
-        <w:t xml:space="preserve">développer une interface graphique PyQt permettant de contrôler et d'observer le système. </w:t>
+      <w:proofErr w:type="gramStart"/>
+      <w:r>
+        <w:t>développer</w:t>
+      </w:r>
+      <w:proofErr w:type="gramEnd"/>
+      <w:r>
+        <w:t xml:space="preserve"> une interface graphique </w:t>
+      </w:r>
+      <w:proofErr w:type="spellStart"/>
+      <w:r>
+        <w:t>PyQt</w:t>
+      </w:r>
+      <w:proofErr w:type="spellEnd"/>
+      <w:r>
+        <w:t xml:space="preserve"> permettant de contrôler et d'observer le système. </w:t>
       </w:r>
     </w:p>
     <w:p>
@@ -383,8 +458,13 @@
           <w:numId w:val="57"/>
         </w:numPr>
       </w:pPr>
-      <w:r>
-        <w:t xml:space="preserve">câbler et configurer un bus CAN; </w:t>
+      <w:proofErr w:type="gramStart"/>
+      <w:r>
+        <w:t>câbler</w:t>
+      </w:r>
+      <w:proofErr w:type="gramEnd"/>
+      <w:r>
+        <w:t xml:space="preserve"> et configurer un bus CAN; </w:t>
       </w:r>
     </w:p>
     <w:p>
@@ -394,8 +474,13 @@
           <w:numId w:val="57"/>
         </w:numPr>
       </w:pPr>
-      <w:r>
-        <w:t xml:space="preserve">transmettre, recevoir et interpréter des trames CAN; </w:t>
+      <w:proofErr w:type="gramStart"/>
+      <w:r>
+        <w:t>transmettre</w:t>
+      </w:r>
+      <w:proofErr w:type="gramEnd"/>
+      <w:r>
+        <w:t xml:space="preserve">, recevoir et interpréter des trames CAN; </w:t>
       </w:r>
     </w:p>
     <w:p>
@@ -405,8 +490,13 @@
           <w:numId w:val="57"/>
         </w:numPr>
       </w:pPr>
-      <w:r>
-        <w:t xml:space="preserve">configurer et utiliser une interface CAN sous Linux; </w:t>
+      <w:proofErr w:type="gramStart"/>
+      <w:r>
+        <w:t>configurer</w:t>
+      </w:r>
+      <w:proofErr w:type="gramEnd"/>
+      <w:r>
+        <w:t xml:space="preserve"> et utiliser une interface CAN sous Linux; </w:t>
       </w:r>
     </w:p>
     <w:p>
@@ -416,8 +506,29 @@
           <w:numId w:val="57"/>
         </w:numPr>
       </w:pPr>
-      <w:r>
-        <w:t xml:space="preserve">utiliser candump et cansend pour tester et diagnostiquer une communication CAN; </w:t>
+      <w:proofErr w:type="gramStart"/>
+      <w:r>
+        <w:t>utiliser</w:t>
+      </w:r>
+      <w:proofErr w:type="gramEnd"/>
+      <w:r>
+        <w:t xml:space="preserve"> </w:t>
+      </w:r>
+      <w:proofErr w:type="spellStart"/>
+      <w:r>
+        <w:t>candump</w:t>
+      </w:r>
+      <w:proofErr w:type="spellEnd"/>
+      <w:r>
+        <w:t xml:space="preserve"> et </w:t>
+      </w:r>
+      <w:proofErr w:type="spellStart"/>
+      <w:r>
+        <w:t>cansend</w:t>
+      </w:r>
+      <w:proofErr w:type="spellEnd"/>
+      <w:r>
+        <w:t xml:space="preserve"> pour tester et diagnostiquer une communication CAN; </w:t>
       </w:r>
     </w:p>
     <w:p>
@@ -427,8 +538,13 @@
           <w:numId w:val="57"/>
         </w:numPr>
       </w:pPr>
-      <w:r>
-        <w:t xml:space="preserve">communiquer avec un STM32 à partir d'un programme Python; </w:t>
+      <w:proofErr w:type="gramStart"/>
+      <w:r>
+        <w:t>communiquer</w:t>
+      </w:r>
+      <w:proofErr w:type="gramEnd"/>
+      <w:r>
+        <w:t xml:space="preserve"> avec un STM32 à partir d'un programme Python; </w:t>
       </w:r>
     </w:p>
     <w:p>
@@ -438,8 +554,21 @@
           <w:numId w:val="57"/>
         </w:numPr>
       </w:pPr>
-      <w:r>
-        <w:t xml:space="preserve">encapsuler les communications et l'accès au matériel dans des classes ayant des responsabilités distinctes; </w:t>
+      <w:proofErr w:type="gramStart"/>
+      <w:r>
+        <w:t>encapsuler</w:t>
+      </w:r>
+      <w:proofErr w:type="gramEnd"/>
+      <w:r>
+        <w:t xml:space="preserve"> les communications et l'accès au matériel dans des classes </w:t>
+      </w:r>
+      <w:proofErr w:type="gramStart"/>
+      <w:r>
+        <w:t>ayant</w:t>
+      </w:r>
+      <w:proofErr w:type="gramEnd"/>
+      <w:r>
+        <w:t xml:space="preserve"> des responsabilités distinctes; </w:t>
       </w:r>
     </w:p>
     <w:p>
@@ -449,8 +578,13 @@
           <w:numId w:val="57"/>
         </w:numPr>
       </w:pPr>
-      <w:r>
-        <w:t xml:space="preserve">utiliser MQTT pour échanger des commandes et des états entre un PC et un Raspberry Pi; </w:t>
+      <w:proofErr w:type="gramStart"/>
+      <w:r>
+        <w:t>utiliser</w:t>
+      </w:r>
+      <w:proofErr w:type="gramEnd"/>
+      <w:r>
+        <w:t xml:space="preserve"> MQTT pour échanger des commandes et des états entre un PC et un Raspberry Pi; </w:t>
       </w:r>
     </w:p>
     <w:p>
@@ -460,8 +594,13 @@
           <w:numId w:val="57"/>
         </w:numPr>
       </w:pPr>
-      <w:r>
-        <w:t xml:space="preserve">intégrer les communications CAN et MQTT dans une même application; </w:t>
+      <w:proofErr w:type="gramStart"/>
+      <w:r>
+        <w:t>intégrer</w:t>
+      </w:r>
+      <w:proofErr w:type="gramEnd"/>
+      <w:r>
+        <w:t xml:space="preserve"> les communications CAN et MQTT dans une même application; </w:t>
       </w:r>
     </w:p>
     <w:p>
@@ -471,8 +610,21 @@
           <w:numId w:val="57"/>
         </w:numPr>
       </w:pPr>
-      <w:r>
-        <w:t xml:space="preserve">développer une interface PyQt permettant de contrôler et d'observer le système; </w:t>
+      <w:proofErr w:type="gramStart"/>
+      <w:r>
+        <w:t>développer</w:t>
+      </w:r>
+      <w:proofErr w:type="gramEnd"/>
+      <w:r>
+        <w:t xml:space="preserve"> une interface </w:t>
+      </w:r>
+      <w:proofErr w:type="spellStart"/>
+      <w:r>
+        <w:t>PyQt</w:t>
+      </w:r>
+      <w:proofErr w:type="spellEnd"/>
+      <w:r>
+        <w:t xml:space="preserve"> permettant de contrôler et d'observer le système; </w:t>
       </w:r>
     </w:p>
     <w:p>
@@ -482,8 +634,13 @@
           <w:numId w:val="57"/>
         </w:numPr>
       </w:pPr>
-      <w:r>
-        <w:t>utiliser Git pour synchroniser le travail réalisé en équipe.</w:t>
+      <w:proofErr w:type="gramStart"/>
+      <w:r>
+        <w:t>utiliser</w:t>
+      </w:r>
+      <w:proofErr w:type="gramEnd"/>
+      <w:r>
+        <w:t xml:space="preserve"> Git pour synchroniser le travail réalisé en équipe.</w:t>
       </w:r>
     </w:p>
     <w:p/>
@@ -504,13 +661,14 @@
         <w:rPr>
           <w:b/>
         </w:rPr>
+        <w:lastRenderedPageBreak/>
         <w:t>Matériel:</w:t>
       </w:r>
     </w:p>
     <w:p>
       <w:pPr>
         <w:pBdr>
-          <w:top w:val="single" w:color="auto" w:sz="4" w:space="1"/>
+          <w:top w:val="single" w:sz="4" w:space="1" w:color="auto"/>
         </w:pBdr>
       </w:pPr>
     </w:p>
@@ -558,14 +716,26 @@
           <w:ilvl w:val="0"/>
           <w:numId w:val="2"/>
         </w:numPr>
-      </w:pPr>
-      <w:r>
+        <w:rPr>
+          <w:lang w:val="en-CA"/>
+        </w:rPr>
+      </w:pPr>
+      <w:r>
+        <w:rPr>
+          <w:lang w:val="en-CA"/>
+        </w:rPr>
         <w:t xml:space="preserve">1 × HAT </w:t>
       </w:r>
       <w:r>
+        <w:rPr>
+          <w:lang w:val="en-CA"/>
+        </w:rPr>
         <w:t>Raspberry Pi CAN PWM</w:t>
       </w:r>
       <w:r>
+        <w:rPr>
+          <w:lang w:val="en-CA"/>
+        </w:rPr>
         <w:t xml:space="preserve">; </w:t>
       </w:r>
     </w:p>
@@ -576,8 +746,13 @@
           <w:numId w:val="2"/>
         </w:numPr>
       </w:pPr>
-      <w:r>
-        <w:t xml:space="preserve">fils de connexion; </w:t>
+      <w:proofErr w:type="gramStart"/>
+      <w:r>
+        <w:t>fils</w:t>
+      </w:r>
+      <w:proofErr w:type="gramEnd"/>
+      <w:r>
+        <w:t xml:space="preserve"> de connexion; </w:t>
       </w:r>
     </w:p>
     <w:p>
@@ -587,8 +762,13 @@
           <w:numId w:val="2"/>
         </w:numPr>
       </w:pPr>
-      <w:r>
-        <w:t xml:space="preserve">ordinateur avec STM32CubeIDE; </w:t>
+      <w:proofErr w:type="gramStart"/>
+      <w:r>
+        <w:t>ordinateur</w:t>
+      </w:r>
+      <w:proofErr w:type="gramEnd"/>
+      <w:r>
+        <w:t xml:space="preserve"> avec STM32CubeIDE; </w:t>
       </w:r>
     </w:p>
     <w:p>
@@ -598,8 +778,13 @@
           <w:numId w:val="2"/>
         </w:numPr>
       </w:pPr>
-      <w:r>
-        <w:t>accès SSH au Raspberry Pi.</w:t>
+      <w:proofErr w:type="gramStart"/>
+      <w:r>
+        <w:t>accès</w:t>
+      </w:r>
+      <w:proofErr w:type="gramEnd"/>
+      <w:r>
+        <w:t xml:space="preserve"> SSH au Raspberry Pi.</w:t>
       </w:r>
     </w:p>
     <w:p/>
@@ -637,7 +822,7 @@
     <w:p>
       <w:pPr>
         <w:pBdr>
-          <w:top w:val="single" w:color="auto" w:sz="4" w:space="1"/>
+          <w:top w:val="single" w:sz="4" w:space="1" w:color="auto"/>
         </w:pBdr>
       </w:pPr>
     </w:p>
@@ -881,6 +1066,7 @@
     <w:p/>
     <w:p>
       <w:r>
+        <w:lastRenderedPageBreak/>
         <w:t xml:space="preserve">Vous devez prendre l'habitude d'effectuer un git pull </w:t>
       </w:r>
       <w:r>
@@ -1250,7 +1436,15 @@
     <w:p/>
     <w:p>
       <w:r>
-        <w:t>Si les deux membres de l'équipe modifient la même partie d'un fichier, Git peut être incapable de déterminer automatiquement quelle version doit être conservée.</w:t>
+        <w:t xml:space="preserve">Si les deux membres de l'équipe modifient la même partie d'un fichier, Git </w:t>
+      </w:r>
+      <w:proofErr w:type="gramStart"/>
+      <w:r>
+        <w:t>peut être</w:t>
+      </w:r>
+      <w:proofErr w:type="gramEnd"/>
+      <w:r>
+        <w:t xml:space="preserve"> incapable de déterminer automatiquement quelle version doit être conservée.</w:t>
       </w:r>
     </w:p>
     <w:p/>
@@ -1452,7 +1646,15 @@
         </w:numPr>
       </w:pPr>
       <w:r>
-        <w:t xml:space="preserve">L'étudiant A effectue une petite modification dans le dépôt, crée un commit et effectue un push. </w:t>
+        <w:t xml:space="preserve">L'étudiant A </w:t>
+      </w:r>
+      <w:proofErr w:type="spellStart"/>
+      <w:r>
+        <w:t>effectue</w:t>
+      </w:r>
+      <w:proofErr w:type="spellEnd"/>
+      <w:r>
+        <w:t xml:space="preserve"> une petite modification dans le dépôt, crée un commit et effectue un push. </w:t>
       </w:r>
     </w:p>
     <w:p>
@@ -1510,6 +1712,7 @@
         <w:pStyle w:val="Titre"/>
       </w:pPr>
       <w:r>
+        <w:lastRenderedPageBreak/>
         <w:t>Partie A — Communication STM32 ↔ STM32</w:t>
       </w:r>
     </w:p>
@@ -1654,7 +1857,10 @@
     <w:p/>
     <w:p>
       <w:r>
-        <w:t>________________________________________________________________________________________________________________________________________________________________________________________________________________________</w:t>
+        <w:t>Car elles désignent le début et la fin d</w:t>
+      </w:r>
+      <w:r>
+        <w:t>u branchement</w:t>
       </w:r>
     </w:p>
     <w:p/>
@@ -1722,8 +1928,13 @@
           <w:numId w:val="33"/>
         </w:numPr>
       </w:pPr>
-      <w:r>
-        <w:t xml:space="preserve">une terminaison de 120 Ω à chaque extrémité. </w:t>
+      <w:proofErr w:type="gramStart"/>
+      <w:r>
+        <w:t>une</w:t>
+      </w:r>
+      <w:proofErr w:type="gramEnd"/>
+      <w:r>
+        <w:t xml:space="preserve"> terminaison de 120 Ω à chaque extrémité. </w:t>
       </w:r>
     </w:p>
     <w:p/>
@@ -1938,8 +2149,13 @@
             <w:pPr>
               <w:cnfStyle w:val="000000000000" w:firstRow="0" w:lastRow="0" w:firstColumn="0" w:lastColumn="0" w:oddVBand="0" w:evenVBand="0" w:oddHBand="0" w:evenHBand="0" w:firstRowFirstColumn="0" w:firstRowLastColumn="0" w:lastRowFirstColumn="0" w:lastRowLastColumn="0"/>
             </w:pPr>
+            <w:proofErr w:type="gramStart"/>
             <w:r>
-              <w:t>aucune donnée utile</w:t>
+              <w:t>aucune</w:t>
+            </w:r>
+            <w:proofErr w:type="gramEnd"/>
+            <w:r>
+              <w:t xml:space="preserve"> donnée utile</w:t>
             </w:r>
           </w:p>
         </w:tc>
@@ -2250,6 +2466,7 @@
         <w:pStyle w:val="Titre1"/>
       </w:pPr>
       <w:r>
+        <w:lastRenderedPageBreak/>
         <w:t>Configuration CAN des STM32</w:t>
       </w:r>
     </w:p>
@@ -2290,8 +2507,13 @@
           <w:numId w:val="9"/>
         </w:numPr>
       </w:pPr>
-      <w:r>
-        <w:t xml:space="preserve">Prescaler; </w:t>
+      <w:proofErr w:type="spellStart"/>
+      <w:r>
+        <w:t>Prescaler</w:t>
+      </w:r>
+      <w:proofErr w:type="spellEnd"/>
+      <w:r>
+        <w:t xml:space="preserve">; </w:t>
       </w:r>
     </w:p>
     <w:p>
@@ -2323,8 +2545,21 @@
           <w:numId w:val="9"/>
         </w:numPr>
       </w:pPr>
-      <w:r>
-        <w:t xml:space="preserve">Synchronization Jump Width. </w:t>
+      <w:proofErr w:type="spellStart"/>
+      <w:r>
+        <w:t>Synchronization</w:t>
+      </w:r>
+      <w:proofErr w:type="spellEnd"/>
+      <w:r>
+        <w:t xml:space="preserve"> Jump </w:t>
+      </w:r>
+      <w:proofErr w:type="spellStart"/>
+      <w:r>
+        <w:t>Width</w:t>
+      </w:r>
+      <w:proofErr w:type="spellEnd"/>
+      <w:r>
+        <w:t xml:space="preserve">. </w:t>
       </w:r>
     </w:p>
     <w:p/>
@@ -2376,8 +2611,13 @@
           <w:numId w:val="10"/>
         </w:numPr>
       </w:pPr>
-      <w:r>
-        <w:t xml:space="preserve">votre configuration CAN; </w:t>
+      <w:proofErr w:type="gramStart"/>
+      <w:r>
+        <w:t>votre</w:t>
+      </w:r>
+      <w:proofErr w:type="gramEnd"/>
+      <w:r>
+        <w:t xml:space="preserve"> configuration CAN; </w:t>
       </w:r>
     </w:p>
     <w:p>
@@ -2387,8 +2627,13 @@
           <w:numId w:val="10"/>
         </w:numPr>
       </w:pPr>
-      <w:r>
-        <w:t xml:space="preserve">les paramètres choisis; </w:t>
+      <w:proofErr w:type="gramStart"/>
+      <w:r>
+        <w:t>les</w:t>
+      </w:r>
+      <w:proofErr w:type="gramEnd"/>
+      <w:r>
+        <w:t xml:space="preserve"> paramètres choisis; </w:t>
       </w:r>
     </w:p>
     <w:p>
@@ -2398,8 +2643,13 @@
           <w:numId w:val="10"/>
         </w:numPr>
       </w:pPr>
-      <w:r>
-        <w:t>comment vous obtenez un débit de 500 kbit/s.</w:t>
+      <w:proofErr w:type="gramStart"/>
+      <w:r>
+        <w:t>comment</w:t>
+      </w:r>
+      <w:proofErr w:type="gramEnd"/>
+      <w:r>
+        <w:t xml:space="preserve"> vous obtenez un débit de 500 kbit/s.</w:t>
       </w:r>
     </w:p>
     <w:p/>
@@ -2447,7 +2697,10 @@
     <w:p/>
     <w:p>
       <w:r>
-        <w:t>Vous devez configurer la réception CAN et récupérer au minimum :</w:t>
+        <w:t xml:space="preserve">Vous </w:t>
+      </w:r>
+      <w:r>
+        <w:t>devez configurer la réception CAN et récupérer au minimum :</w:t>
       </w:r>
     </w:p>
     <w:p>
@@ -2457,8 +2710,13 @@
           <w:numId w:val="12"/>
         </w:numPr>
       </w:pPr>
-      <w:r>
-        <w:t xml:space="preserve">l’identifiant; </w:t>
+      <w:proofErr w:type="gramStart"/>
+      <w:r>
+        <w:t>l’identifiant</w:t>
+      </w:r>
+      <w:proofErr w:type="gramEnd"/>
+      <w:r>
+        <w:t xml:space="preserve">; </w:t>
       </w:r>
     </w:p>
     <w:p>
@@ -2468,8 +2726,13 @@
           <w:numId w:val="12"/>
         </w:numPr>
       </w:pPr>
-      <w:r>
-        <w:t xml:space="preserve">le DLC; </w:t>
+      <w:proofErr w:type="gramStart"/>
+      <w:r>
+        <w:t>le</w:t>
+      </w:r>
+      <w:proofErr w:type="gramEnd"/>
+      <w:r>
+        <w:t xml:space="preserve"> DLC; </w:t>
       </w:r>
     </w:p>
     <w:p>
@@ -2479,8 +2742,16 @@
           <w:numId w:val="12"/>
         </w:numPr>
       </w:pPr>
-      <w:r>
-        <w:t xml:space="preserve">les données. </w:t>
+      <w:proofErr w:type="gramStart"/>
+      <w:r>
+        <w:t>les</w:t>
+      </w:r>
+      <w:proofErr w:type="gramEnd"/>
+      <w:r>
+        <w:t xml:space="preserve"> données</w:t>
+      </w:r>
+      <w:r>
+        <w:t xml:space="preserve">. </w:t>
       </w:r>
     </w:p>
     <w:p/>
@@ -2497,6 +2768,7 @@
     </w:p>
     <w:p>
       <w:r>
+        <w:lastRenderedPageBreak/>
         <w:t>Vous devrez consulter la documentation HAL.</w:t>
       </w:r>
     </w:p>
@@ -2507,12 +2779,50 @@
           <w:lang w:val="en-CA"/>
         </w:rPr>
       </w:pPr>
+      <w:proofErr w:type="spellStart"/>
       <w:r>
         <w:rPr>
           <w:lang w:val="en-CA"/>
         </w:rPr>
-        <w:t>Fonctions susceptibles d’être utiles :</w:t>
-      </w:r>
+        <w:t>Fonctions</w:t>
+      </w:r>
+      <w:proofErr w:type="spellEnd"/>
+      <w:r>
+        <w:rPr>
+          <w:lang w:val="en-CA"/>
+        </w:rPr>
+        <w:t xml:space="preserve"> </w:t>
+      </w:r>
+      <w:proofErr w:type="spellStart"/>
+      <w:r>
+        <w:rPr>
+          <w:lang w:val="en-CA"/>
+        </w:rPr>
+        <w:t>susceptibles</w:t>
+      </w:r>
+      <w:proofErr w:type="spellEnd"/>
+      <w:r>
+        <w:rPr>
+          <w:lang w:val="en-CA"/>
+        </w:rPr>
+        <w:t xml:space="preserve"> d’être </w:t>
+      </w:r>
+      <w:proofErr w:type="spellStart"/>
+      <w:proofErr w:type="gramStart"/>
+      <w:r>
+        <w:rPr>
+          <w:lang w:val="en-CA"/>
+        </w:rPr>
+        <w:t>utiles</w:t>
+      </w:r>
+      <w:proofErr w:type="spellEnd"/>
+      <w:r>
+        <w:rPr>
+          <w:lang w:val="en-CA"/>
+        </w:rPr>
+        <w:t xml:space="preserve"> :</w:t>
+      </w:r>
+      <w:proofErr w:type="gramEnd"/>
     </w:p>
     <w:p>
       <w:pPr>
@@ -2525,12 +2835,14 @@
           <w:lang w:val="en-CA"/>
         </w:rPr>
       </w:pPr>
+      <w:proofErr w:type="spellStart"/>
       <w:r>
         <w:rPr>
           <w:lang w:val="en-CA"/>
         </w:rPr>
         <w:t>HAL_CAN_Start</w:t>
       </w:r>
+      <w:proofErr w:type="spellEnd"/>
     </w:p>
     <w:p>
       <w:pPr>
@@ -2543,12 +2855,14 @@
           <w:lang w:val="en-CA"/>
         </w:rPr>
       </w:pPr>
+      <w:proofErr w:type="spellStart"/>
       <w:r>
         <w:rPr>
           <w:lang w:val="en-CA"/>
         </w:rPr>
         <w:t>HAL_CAN_ActivateNotification</w:t>
       </w:r>
+      <w:proofErr w:type="spellEnd"/>
     </w:p>
     <w:p>
       <w:pPr>
@@ -2561,12 +2875,14 @@
           <w:lang w:val="en-CA"/>
         </w:rPr>
       </w:pPr>
+      <w:proofErr w:type="spellStart"/>
       <w:r>
         <w:rPr>
           <w:lang w:val="en-CA"/>
         </w:rPr>
         <w:t>HAL_CAN_GetRxMessage</w:t>
       </w:r>
+      <w:proofErr w:type="spellEnd"/>
     </w:p>
     <w:p>
       <w:pPr>
@@ -2576,9 +2892,11 @@
           <w:numId w:val="13"/>
         </w:numPr>
       </w:pPr>
+      <w:proofErr w:type="spellStart"/>
       <w:r>
         <w:t>HAL_CAN_AddTxMessage</w:t>
       </w:r>
+      <w:proofErr w:type="spellEnd"/>
     </w:p>
     <w:p/>
     <w:p>
@@ -2773,6 +3091,7 @@
     <w:p/>
     <w:p>
       <w:r>
+        <w:lastRenderedPageBreak/>
         <w:t>Le STM32 #2 doit maintenir un compteur de type :</w:t>
       </w:r>
       <w:r>
@@ -2824,8 +3143,13 @@
     </w:p>
     <w:p/>
     <w:p>
-      <w:r>
-        <w:t>et placer la valeur dans :</w:t>
+      <w:proofErr w:type="gramStart"/>
+      <w:r>
+        <w:t>et</w:t>
+      </w:r>
+      <w:proofErr w:type="gramEnd"/>
+      <w:r>
+        <w:t xml:space="preserve"> placer la valeur dans :</w:t>
       </w:r>
     </w:p>
     <w:p>
@@ -2900,8 +3224,13 @@
     </w:p>
     <w:p/>
     <w:p>
-      <w:r>
-        <w:t>uint16_t value = _</w:t>
+      <w:proofErr w:type="gramStart"/>
+      <w:r>
+        <w:t>uint</w:t>
+      </w:r>
+      <w:proofErr w:type="gramEnd"/>
+      <w:r>
+        <w:t>16_t value = _</w:t>
       </w:r>
       <w:r>
         <w:t>__________________________</w:t>
@@ -2912,8 +3241,13 @@
     </w:p>
     <w:p/>
     <w:p>
-      <w:r>
-        <w:t>à partir de :</w:t>
+      <w:proofErr w:type="gramStart"/>
+      <w:r>
+        <w:t>à</w:t>
+      </w:r>
+      <w:proofErr w:type="gramEnd"/>
+      <w:r>
+        <w:t xml:space="preserve"> partir de :</w:t>
       </w:r>
     </w:p>
     <w:p>
@@ -2924,8 +3258,13 @@
           <w:numId w:val="16"/>
         </w:numPr>
       </w:pPr>
-      <w:r>
-        <w:t>data[0]</w:t>
+      <w:proofErr w:type="gramStart"/>
+      <w:r>
+        <w:t>data[</w:t>
+      </w:r>
+      <w:proofErr w:type="gramEnd"/>
+      <w:r>
+        <w:t>0]</w:t>
       </w:r>
     </w:p>
     <w:p>
@@ -2936,8 +3275,13 @@
           <w:numId w:val="16"/>
         </w:numPr>
       </w:pPr>
-      <w:r>
-        <w:t>data[1]</w:t>
+      <w:proofErr w:type="gramStart"/>
+      <w:r>
+        <w:t>data[</w:t>
+      </w:r>
+      <w:proofErr w:type="gramEnd"/>
+      <w:r>
+        <w:t>1]</w:t>
       </w:r>
     </w:p>
     <w:p/>
@@ -3004,6 +3348,7 @@
         <w:pStyle w:val="Titre1"/>
       </w:pPr>
       <w:r>
+        <w:lastRenderedPageBreak/>
         <w:t>Diagnostic</w:t>
       </w:r>
     </w:p>
@@ -3151,14 +3496,30 @@
           <w:highlight w:val="yellow"/>
           <w:lang w:val="en-CA"/>
         </w:rPr>
-        <w:t>Validation A</w:t>
-      </w:r>
+        <w:t xml:space="preserve">Validation </w:t>
+      </w:r>
+      <w:proofErr w:type="gramStart"/>
       <w:r>
         <w:rPr>
           <w:highlight w:val="yellow"/>
           <w:lang w:val="en-CA"/>
         </w:rPr>
-        <w:t> : CAN STM32 ↔ STM32</w:t>
+        <w:t>A</w:t>
+      </w:r>
+      <w:r>
+        <w:rPr>
+          <w:highlight w:val="yellow"/>
+          <w:lang w:val="en-CA"/>
+        </w:rPr>
+        <w:t> :</w:t>
+      </w:r>
+      <w:proofErr w:type="gramEnd"/>
+      <w:r>
+        <w:rPr>
+          <w:highlight w:val="yellow"/>
+          <w:lang w:val="en-CA"/>
+        </w:rPr>
+        <w:t xml:space="preserve"> CAN STM32 ↔ STM32</w:t>
       </w:r>
     </w:p>
     <w:p>
@@ -3293,6 +3654,7 @@
         <w:rPr>
           <w:noProof/>
         </w:rPr>
+        <w:lastRenderedPageBreak/>
         <w:drawing>
           <wp:inline distT="0" distB="0" distL="0" distR="0" wp14:anchorId="23140C99" wp14:editId="53341D80">
             <wp:extent cx="1105054" cy="2114845"/>
@@ -3391,8 +3753,13 @@
           <w:numId w:val="28"/>
         </w:numPr>
       </w:pPr>
-      <w:r>
-        <w:t xml:space="preserve">oscillateur MCP2515 : </w:t>
+      <w:proofErr w:type="gramStart"/>
+      <w:r>
+        <w:t>oscillateur</w:t>
+      </w:r>
+      <w:proofErr w:type="gramEnd"/>
+      <w:r>
+        <w:t xml:space="preserve"> MCP2515 : </w:t>
       </w:r>
       <w:r>
         <w:rPr>
@@ -3412,8 +3779,13 @@
           <w:numId w:val="28"/>
         </w:numPr>
       </w:pPr>
-      <w:r>
-        <w:t xml:space="preserve">interruption CAN : </w:t>
+      <w:proofErr w:type="gramStart"/>
+      <w:r>
+        <w:t>interruption</w:t>
+      </w:r>
+      <w:proofErr w:type="gramEnd"/>
+      <w:r>
+        <w:t xml:space="preserve"> CAN : </w:t>
       </w:r>
       <w:r>
         <w:rPr>
@@ -3433,8 +3805,13 @@
           <w:numId w:val="28"/>
         </w:numPr>
       </w:pPr>
-      <w:r>
-        <w:t xml:space="preserve">transceiver MCP2551; </w:t>
+      <w:proofErr w:type="gramStart"/>
+      <w:r>
+        <w:t>transceiver</w:t>
+      </w:r>
+      <w:proofErr w:type="gramEnd"/>
+      <w:r>
+        <w:t xml:space="preserve"> MCP2551; </w:t>
       </w:r>
     </w:p>
     <w:p>
@@ -3444,8 +3821,13 @@
           <w:numId w:val="28"/>
         </w:numPr>
       </w:pPr>
-      <w:r>
-        <w:t xml:space="preserve">résistance de terminaison de </w:t>
+      <w:proofErr w:type="gramStart"/>
+      <w:r>
+        <w:t>résistance</w:t>
+      </w:r>
+      <w:proofErr w:type="gramEnd"/>
+      <w:r>
+        <w:t xml:space="preserve"> de terminaison de </w:t>
       </w:r>
       <w:r>
         <w:rPr>
@@ -3467,7 +3849,15 @@
     <w:p/>
     <w:p>
       <w:r>
-        <w:t>Le MCP2515 doit ensuite être déclaré dans le Device Tree afin que Linux puisse créer l'interface can0.</w:t>
+        <w:t xml:space="preserve">Le MCP2515 doit ensuite être déclaré dans le </w:t>
+      </w:r>
+      <w:proofErr w:type="spellStart"/>
+      <w:r>
+        <w:t>Device</w:t>
+      </w:r>
+      <w:proofErr w:type="spellEnd"/>
+      <w:r>
+        <w:t xml:space="preserve"> Tree afin que Linux puisse créer l'interface can0.</w:t>
       </w:r>
     </w:p>
     <w:p/>
@@ -3544,7 +3934,15 @@
         <w:t xml:space="preserve"> </w:t>
       </w:r>
       <w:r>
-        <w:t>ls /dev/spidev*</w:t>
+        <w:t>ls /dev/</w:t>
+      </w:r>
+      <w:proofErr w:type="spellStart"/>
+      <w:r>
+        <w:t>spidev</w:t>
+      </w:r>
+      <w:proofErr w:type="spellEnd"/>
+      <w:r>
+        <w:t>*</w:t>
       </w:r>
     </w:p>
     <w:p/>
@@ -3670,33 +4068,113 @@
           <w:lang w:val="en-CA"/>
         </w:rPr>
       </w:pPr>
+      <w:proofErr w:type="spellStart"/>
       <w:r>
         <w:rPr>
           <w:b/>
           <w:bCs/>
           <w:lang w:val="en-CA"/>
         </w:rPr>
-        <w:t xml:space="preserve">Voici l’overlay : </w:t>
-      </w:r>
-    </w:p>
-    <w:p>
-      <w:pPr>
-        <w:rPr>
+        <w:t>Voici</w:t>
+      </w:r>
+      <w:proofErr w:type="spellEnd"/>
+      <w:r>
+        <w:rPr>
+          <w:b/>
+          <w:bCs/>
           <w:lang w:val="en-CA"/>
         </w:rPr>
-      </w:pPr>
-      <w:r>
-        <w:rPr>
+        <w:t xml:space="preserve"> </w:t>
+      </w:r>
+      <w:proofErr w:type="spellStart"/>
+      <w:proofErr w:type="gramStart"/>
+      <w:r>
+        <w:rPr>
+          <w:b/>
+          <w:bCs/>
           <w:lang w:val="en-CA"/>
         </w:rPr>
-        <w:t>dtoverlay=mcp2515-can0,oscillator=8000000,interrupt=25,spimaxfrequency=500000</w:t>
-      </w:r>
-    </w:p>
-    <w:p>
-      <w:pPr>
-        <w:rPr>
+        <w:t>l’overlay</w:t>
+      </w:r>
+      <w:proofErr w:type="spellEnd"/>
+      <w:r>
+        <w:rPr>
+          <w:b/>
+          <w:bCs/>
           <w:lang w:val="en-CA"/>
         </w:rPr>
+        <w:t> :</w:t>
+      </w:r>
+      <w:proofErr w:type="gramEnd"/>
+      <w:r>
+        <w:rPr>
+          <w:b/>
+          <w:bCs/>
+          <w:lang w:val="en-CA"/>
+        </w:rPr>
+        <w:t xml:space="preserve"> </w:t>
+      </w:r>
+    </w:p>
+    <w:p>
+      <w:pPr>
+        <w:rPr>
+          <w:lang w:val="en-CA"/>
+        </w:rPr>
+      </w:pPr>
+      <w:r>
+        <w:rPr>
+          <w:lang w:val="en-CA"/>
+        </w:rPr>
+        <w:t>dtoverlay=mcp2515-can</w:t>
+      </w:r>
+      <w:proofErr w:type="gramStart"/>
+      <w:r>
+        <w:rPr>
+          <w:lang w:val="en-CA"/>
+        </w:rPr>
+        <w:t>0,oscillator</w:t>
+      </w:r>
+      <w:proofErr w:type="gramEnd"/>
+      <w:r>
+        <w:rPr>
+          <w:lang w:val="en-CA"/>
+        </w:rPr>
+        <w:t>=</w:t>
+      </w:r>
+      <w:proofErr w:type="gramStart"/>
+      <w:r>
+        <w:rPr>
+          <w:lang w:val="en-CA"/>
+        </w:rPr>
+        <w:t>8000000,interrupt</w:t>
+      </w:r>
+      <w:proofErr w:type="gramEnd"/>
+      <w:r>
+        <w:rPr>
+          <w:lang w:val="en-CA"/>
+        </w:rPr>
+        <w:t>=</w:t>
+      </w:r>
+      <w:proofErr w:type="gramStart"/>
+      <w:r>
+        <w:rPr>
+          <w:lang w:val="en-CA"/>
+        </w:rPr>
+        <w:t>25,spimaxfrequency</w:t>
+      </w:r>
+      <w:proofErr w:type="gramEnd"/>
+      <w:r>
+        <w:rPr>
+          <w:lang w:val="en-CA"/>
+        </w:rPr>
+        <w:t>=500000</w:t>
+      </w:r>
+    </w:p>
+    <w:p>
+      <w:pPr>
+        <w:rPr>
+          <w:lang w:val="en-CA"/>
+        </w:rPr>
       </w:pPr>
     </w:p>
     <w:p>
@@ -3722,9 +4200,19 @@
       <w:r>
         <w:t xml:space="preserve"> </w:t>
       </w:r>
-      <w:r>
-        <w:t>ip link</w:t>
-      </w:r>
+      <w:proofErr w:type="spellStart"/>
+      <w:r>
+        <w:t>ip</w:t>
+      </w:r>
+      <w:proofErr w:type="spellEnd"/>
+      <w:r>
+        <w:t xml:space="preserve"> </w:t>
+      </w:r>
+      <w:proofErr w:type="spellStart"/>
+      <w:r>
+        <w:t>link</w:t>
+      </w:r>
+      <w:proofErr w:type="spellEnd"/>
       <w:r>
         <w:t>.</w:t>
       </w:r>
@@ -3763,8 +4251,13 @@
           <w:numId w:val="18"/>
         </w:numPr>
       </w:pPr>
-      <w:r>
-        <w:t xml:space="preserve">le SPI; </w:t>
+      <w:proofErr w:type="gramStart"/>
+      <w:r>
+        <w:t>le</w:t>
+      </w:r>
+      <w:proofErr w:type="gramEnd"/>
+      <w:r>
+        <w:t xml:space="preserve"> SPI; </w:t>
       </w:r>
     </w:p>
     <w:p>
@@ -3774,8 +4267,13 @@
           <w:numId w:val="18"/>
         </w:numPr>
       </w:pPr>
-      <w:r>
-        <w:t xml:space="preserve">la configuration du MCP2515; </w:t>
+      <w:proofErr w:type="gramStart"/>
+      <w:r>
+        <w:t>la</w:t>
+      </w:r>
+      <w:proofErr w:type="gramEnd"/>
+      <w:r>
+        <w:t xml:space="preserve"> configuration du MCP2515; </w:t>
       </w:r>
     </w:p>
     <w:p>
@@ -3785,8 +4283,13 @@
           <w:numId w:val="18"/>
         </w:numPr>
       </w:pPr>
-      <w:r>
-        <w:t xml:space="preserve">la configuration système du Raspberry Pi; </w:t>
+      <w:proofErr w:type="gramStart"/>
+      <w:r>
+        <w:t>la</w:t>
+      </w:r>
+      <w:proofErr w:type="gramEnd"/>
+      <w:r>
+        <w:t xml:space="preserve"> configuration système du Raspberry Pi; </w:t>
       </w:r>
     </w:p>
     <w:p>
@@ -3796,8 +4299,13 @@
           <w:numId w:val="18"/>
         </w:numPr>
       </w:pPr>
-      <w:r>
-        <w:t>le câblage.</w:t>
+      <w:proofErr w:type="gramStart"/>
+      <w:r>
+        <w:t>le</w:t>
+      </w:r>
+      <w:proofErr w:type="gramEnd"/>
+      <w:r>
+        <w:t xml:space="preserve"> câblage.</w:t>
       </w:r>
     </w:p>
     <w:p/>
@@ -3807,8 +4315,13 @@
         <w:pStyle w:val="Titre1"/>
       </w:pPr>
       <w:r>
-        <w:t>Configuration de SocketCAN</w:t>
-      </w:r>
+        <w:t xml:space="preserve">Configuration de </w:t>
+      </w:r>
+      <w:proofErr w:type="spellStart"/>
+      <w:r>
+        <w:t>SocketCAN</w:t>
+      </w:r>
+      <w:proofErr w:type="spellEnd"/>
     </w:p>
     <w:p/>
     <w:p>
@@ -3850,8 +4363,21 @@
           <w:numId w:val="19"/>
         </w:numPr>
       </w:pPr>
-      <w:r>
-        <w:t xml:space="preserve">configurer le bitrate; </w:t>
+      <w:proofErr w:type="gramStart"/>
+      <w:r>
+        <w:t>configurer</w:t>
+      </w:r>
+      <w:proofErr w:type="gramEnd"/>
+      <w:r>
+        <w:t xml:space="preserve"> le </w:t>
+      </w:r>
+      <w:proofErr w:type="spellStart"/>
+      <w:r>
+        <w:t>bitrate</w:t>
+      </w:r>
+      <w:proofErr w:type="spellEnd"/>
+      <w:r>
+        <w:t xml:space="preserve">; </w:t>
       </w:r>
     </w:p>
     <w:p>
@@ -3861,8 +4387,13 @@
           <w:numId w:val="19"/>
         </w:numPr>
       </w:pPr>
-      <w:r>
-        <w:t>activer l’interface.</w:t>
+      <w:proofErr w:type="gramStart"/>
+      <w:r>
+        <w:t>activer</w:t>
+      </w:r>
+      <w:proofErr w:type="gramEnd"/>
+      <w:r>
+        <w:t xml:space="preserve"> l’interface.</w:t>
       </w:r>
     </w:p>
     <w:p/>
@@ -3955,8 +4486,13 @@
           <w:numId w:val="20"/>
         </w:numPr>
       </w:pPr>
-      <w:r>
-        <w:t xml:space="preserve">l’état de l’interface; </w:t>
+      <w:proofErr w:type="gramStart"/>
+      <w:r>
+        <w:t>l’état</w:t>
+      </w:r>
+      <w:proofErr w:type="gramEnd"/>
+      <w:r>
+        <w:t xml:space="preserve"> de l’interface; </w:t>
       </w:r>
     </w:p>
     <w:p>
@@ -3966,8 +4502,21 @@
           <w:numId w:val="20"/>
         </w:numPr>
       </w:pPr>
-      <w:r>
-        <w:t>le bitrate.</w:t>
+      <w:proofErr w:type="gramStart"/>
+      <w:r>
+        <w:t>le</w:t>
+      </w:r>
+      <w:proofErr w:type="gramEnd"/>
+      <w:r>
+        <w:t xml:space="preserve"> </w:t>
+      </w:r>
+      <w:proofErr w:type="spellStart"/>
+      <w:r>
+        <w:t>bitrate</w:t>
+      </w:r>
+      <w:proofErr w:type="spellEnd"/>
+      <w:r>
+        <w:t>.</w:t>
       </w:r>
     </w:p>
     <w:p/>
@@ -3988,15 +4537,40 @@
     <w:p/>
     <w:p>
       <w:r>
-        <w:t xml:space="preserve">Les outils candump et cansend font partie du paquet </w:t>
+        <w:t xml:space="preserve">Les outils </w:t>
+      </w:r>
+      <w:proofErr w:type="spellStart"/>
+      <w:r>
+        <w:t>candump</w:t>
+      </w:r>
+      <w:proofErr w:type="spellEnd"/>
+      <w:r>
+        <w:t xml:space="preserve"> et </w:t>
+      </w:r>
+      <w:proofErr w:type="spellStart"/>
+      <w:r>
+        <w:t>cansend</w:t>
+      </w:r>
+      <w:proofErr w:type="spellEnd"/>
+      <w:r>
+        <w:t xml:space="preserve"> font partie du paquet </w:t>
       </w:r>
       <w:r>
         <w:rPr>
           <w:b/>
           <w:bCs/>
         </w:rPr>
-        <w:t>can-utils</w:t>
-      </w:r>
+        <w:t>can-</w:t>
+      </w:r>
+      <w:proofErr w:type="spellStart"/>
+      <w:r>
+        <w:rPr>
+          <w:b/>
+          <w:bCs/>
+        </w:rPr>
+        <w:t>utils</w:t>
+      </w:r>
+      <w:proofErr w:type="spellEnd"/>
       <w:r>
         <w:t>. Installez-le au besoin :</w:t>
       </w:r>
@@ -4053,12 +4627,21 @@
       <w:r>
         <w:t xml:space="preserve"> </w:t>
       </w:r>
+      <w:proofErr w:type="spellStart"/>
       <w:r>
         <w:rPr>
           <w:b/>
           <w:bCs/>
         </w:rPr>
-        <w:t>candump can0</w:t>
+        <w:t>candump</w:t>
+      </w:r>
+      <w:proofErr w:type="spellEnd"/>
+      <w:r>
+        <w:rPr>
+          <w:b/>
+          <w:bCs/>
+        </w:rPr>
+        <w:t xml:space="preserve"> can0</w:t>
       </w:r>
       <w:r>
         <w:t xml:space="preserve"> </w:t>
@@ -4070,7 +4653,15 @@
     <w:p/>
     <w:p>
       <w:r>
-        <w:t>Provoquez ensuite un échange entre le Raspberry Pi et le STM32 afin de voir apparaître des trames dans candump.</w:t>
+        <w:t xml:space="preserve">Provoquez ensuite un échange entre le Raspberry Pi et le STM32 afin de voir apparaître des trames dans </w:t>
+      </w:r>
+      <w:proofErr w:type="spellStart"/>
+      <w:r>
+        <w:t>candump</w:t>
+      </w:r>
+      <w:proofErr w:type="spellEnd"/>
+      <w:r>
+        <w:t>.</w:t>
       </w:r>
     </w:p>
     <w:p/>
@@ -4086,8 +4677,13 @@
           <w:numId w:val="29"/>
         </w:numPr>
       </w:pPr>
-      <w:r>
-        <w:t xml:space="preserve">l’identifiant CAN; </w:t>
+      <w:proofErr w:type="gramStart"/>
+      <w:r>
+        <w:t>l’identifiant</w:t>
+      </w:r>
+      <w:proofErr w:type="gramEnd"/>
+      <w:r>
+        <w:t xml:space="preserve"> CAN; </w:t>
       </w:r>
     </w:p>
     <w:p>
@@ -4097,8 +4693,13 @@
           <w:numId w:val="29"/>
         </w:numPr>
       </w:pPr>
-      <w:r>
-        <w:t xml:space="preserve">le DLC; </w:t>
+      <w:proofErr w:type="gramStart"/>
+      <w:r>
+        <w:t>le</w:t>
+      </w:r>
+      <w:proofErr w:type="gramEnd"/>
+      <w:r>
+        <w:t xml:space="preserve"> DLC; </w:t>
       </w:r>
     </w:p>
     <w:p>
@@ -4108,8 +4709,13 @@
           <w:numId w:val="29"/>
         </w:numPr>
       </w:pPr>
-      <w:r>
-        <w:t xml:space="preserve">les octets de données. </w:t>
+      <w:proofErr w:type="gramStart"/>
+      <w:r>
+        <w:t>les</w:t>
+      </w:r>
+      <w:proofErr w:type="gramEnd"/>
+      <w:r>
+        <w:t xml:space="preserve"> octets de données. </w:t>
       </w:r>
     </w:p>
     <w:p/>
@@ -4136,12 +4742,21 @@
       <w:r>
         <w:t xml:space="preserve"> </w:t>
       </w:r>
+      <w:proofErr w:type="spellStart"/>
       <w:r>
         <w:rPr>
           <w:b/>
           <w:bCs/>
         </w:rPr>
-        <w:t xml:space="preserve">cansend </w:t>
+        <w:t>cansend</w:t>
+      </w:r>
+      <w:proofErr w:type="spellEnd"/>
+      <w:r>
+        <w:rPr>
+          <w:b/>
+          <w:bCs/>
+        </w:rPr>
+        <w:t xml:space="preserve"> </w:t>
       </w:r>
       <w:r>
         <w:t>pour reproduire les commandes qui étaient auparavant transmises par le STM32 #1.</w:t>
@@ -4180,8 +4795,13 @@
     </w:p>
     <w:p/>
     <w:p>
-      <w:r>
-        <w:t>puis :</w:t>
+      <w:proofErr w:type="gramStart"/>
+      <w:r>
+        <w:t>puis</w:t>
+      </w:r>
+      <w:proofErr w:type="gramEnd"/>
+      <w:r>
+        <w:t xml:space="preserve"> :</w:t>
       </w:r>
     </w:p>
     <w:p/>
@@ -4270,8 +4890,13 @@
           <w:numId w:val="23"/>
         </w:numPr>
       </w:pPr>
-      <w:r>
-        <w:t xml:space="preserve">réception de l’ACK; </w:t>
+      <w:proofErr w:type="gramStart"/>
+      <w:r>
+        <w:t>réception</w:t>
+      </w:r>
+      <w:proofErr w:type="gramEnd"/>
+      <w:r>
+        <w:t xml:space="preserve"> de l’ACK; </w:t>
       </w:r>
     </w:p>
     <w:p>
@@ -4292,8 +4917,13 @@
           <w:numId w:val="23"/>
         </w:numPr>
       </w:pPr>
-      <w:r>
-        <w:t>réception de l’ACK.</w:t>
+      <w:proofErr w:type="gramStart"/>
+      <w:r>
+        <w:t>réception</w:t>
+      </w:r>
+      <w:proofErr w:type="gramEnd"/>
+      <w:r>
+        <w:t xml:space="preserve"> de l’ACK.</w:t>
       </w:r>
     </w:p>
     <w:p/>
@@ -4339,7 +4969,15 @@
     <w:p/>
     <w:p>
       <w:r>
-        <w:t>Vérifiez la réponse avec candump.</w:t>
+        <w:t xml:space="preserve">Vérifiez la réponse avec </w:t>
+      </w:r>
+      <w:proofErr w:type="spellStart"/>
+      <w:r>
+        <w:t>candump</w:t>
+      </w:r>
+      <w:proofErr w:type="spellEnd"/>
+      <w:r>
+        <w:t>.</w:t>
       </w:r>
     </w:p>
     <w:p/>
@@ -4359,7 +4997,15 @@
     <w:p/>
     <w:p>
       <w:r>
-        <w:t>Avant de passer au développement Python sur le Raspberry Pi, assurez-vous que les projets STM32 réalisés dans CubeIDE sont sauvegardés dans le dépôt GitHub de votre équipe.</w:t>
+        <w:t xml:space="preserve">Avant de passer au développement Python sur le Raspberry Pi, assurez-vous que les projets STM32 réalisés dans </w:t>
+      </w:r>
+      <w:proofErr w:type="spellStart"/>
+      <w:r>
+        <w:t>CubeIDE</w:t>
+      </w:r>
+      <w:proofErr w:type="spellEnd"/>
+      <w:r>
+        <w:t xml:space="preserve"> sont sauvegardés dans le dépôt GitHub de votre équipe.</w:t>
       </w:r>
     </w:p>
     <w:p>
@@ -4615,6 +5261,7 @@
         <w:rPr>
           <w:noProof/>
         </w:rPr>
+        <w:lastRenderedPageBreak/>
         <w:drawing>
           <wp:inline distT="0" distB="0" distL="0" distR="0" wp14:anchorId="13B5E5F2" wp14:editId="44432026">
             <wp:extent cx="724001" cy="219106"/>
@@ -4655,7 +5302,15 @@
     <w:p/>
     <w:p>
       <w:r>
-        <w:t>Votre branche devrait être à jour avec origin/main et le répertoire de travail devrait être propre.</w:t>
+        <w:t xml:space="preserve">Votre branche devrait être à jour avec </w:t>
+      </w:r>
+      <w:proofErr w:type="spellStart"/>
+      <w:r>
+        <w:t>origin</w:t>
+      </w:r>
+      <w:proofErr w:type="spellEnd"/>
+      <w:r>
+        <w:t>/main et le répertoire de travail devrait être propre.</w:t>
       </w:r>
     </w:p>
     <w:p/>
@@ -4723,7 +5378,23 @@
           <w:b/>
           <w:bCs/>
         </w:rPr>
-        <w:t>VS Code en connexion Remote SSH</w:t>
+        <w:t xml:space="preserve">VS Code en connexion </w:t>
+      </w:r>
+      <w:proofErr w:type="spellStart"/>
+      <w:r>
+        <w:rPr>
+          <w:b/>
+          <w:bCs/>
+        </w:rPr>
+        <w:t>Remote</w:t>
+      </w:r>
+      <w:proofErr w:type="spellEnd"/>
+      <w:r>
+        <w:rPr>
+          <w:b/>
+          <w:bCs/>
+        </w:rPr>
+        <w:t xml:space="preserve"> SSH</w:t>
       </w:r>
       <w:r>
         <w:t>.</w:t>
@@ -4752,8 +5423,13 @@
       <w:pPr>
         <w:pStyle w:val="Paragraphedeliste"/>
       </w:pPr>
-      <w:r>
-        <w:t>cd ~/Dev</w:t>
+      <w:proofErr w:type="gramStart"/>
+      <w:r>
+        <w:t>cd</w:t>
+      </w:r>
+      <w:proofErr w:type="gramEnd"/>
+      <w:r>
+        <w:t xml:space="preserve"> ~/Dev</w:t>
       </w:r>
     </w:p>
     <w:p>
@@ -4777,12 +5453,14 @@
       <w:pPr>
         <w:pStyle w:val="Paragraphedeliste"/>
       </w:pPr>
+      <w:proofErr w:type="gramStart"/>
       <w:r>
         <w:t>l</w:t>
       </w:r>
       <w:r>
         <w:t>s</w:t>
       </w:r>
+      <w:proofErr w:type="gramEnd"/>
     </w:p>
     <w:p>
       <w:pPr>
@@ -4805,8 +5483,13 @@
       <w:pPr>
         <w:pStyle w:val="Paragraphedeliste"/>
       </w:pPr>
-      <w:r>
-        <w:t>git clone &lt;URL_DE_VOTRE_DEPOT&gt;</w:t>
+      <w:proofErr w:type="gramStart"/>
+      <w:r>
+        <w:t>git</w:t>
+      </w:r>
+      <w:proofErr w:type="gramEnd"/>
+      <w:r>
+        <w:t xml:space="preserve"> clone &lt;URL_DE_VOTRE_DEPOT&gt;</w:t>
       </w:r>
     </w:p>
     <w:p>
@@ -4830,8 +5513,13 @@
       <w:pPr>
         <w:pStyle w:val="Paragraphedeliste"/>
       </w:pPr>
-      <w:r>
-        <w:t>cd 243-557-labo5-can</w:t>
+      <w:proofErr w:type="gramStart"/>
+      <w:r>
+        <w:t>cd</w:t>
+      </w:r>
+      <w:proofErr w:type="gramEnd"/>
+      <w:r>
+        <w:t xml:space="preserve"> 243-557-labo5-can</w:t>
       </w:r>
     </w:p>
     <w:p>
@@ -4855,9 +5543,19 @@
       <w:pPr>
         <w:pStyle w:val="Paragraphedeliste"/>
       </w:pPr>
-      <w:r>
-        <w:t>git status</w:t>
-      </w:r>
+      <w:proofErr w:type="gramStart"/>
+      <w:r>
+        <w:t>git</w:t>
+      </w:r>
+      <w:proofErr w:type="gramEnd"/>
+      <w:r>
+        <w:t xml:space="preserve"> </w:t>
+      </w:r>
+      <w:proofErr w:type="spellStart"/>
+      <w:r>
+        <w:t>status</w:t>
+      </w:r>
+      <w:proofErr w:type="spellEnd"/>
     </w:p>
     <w:p>
       <w:pPr>
@@ -4880,9 +5578,11 @@
       <w:pPr>
         <w:pStyle w:val="Paragraphedeliste"/>
       </w:pPr>
+      <w:proofErr w:type="gramStart"/>
       <w:r>
         <w:t>code .</w:t>
       </w:r>
+      <w:proofErr w:type="gramEnd"/>
     </w:p>
     <w:p>
       <w:pPr>
@@ -4971,7 +5671,23 @@
     <w:p/>
     <w:p>
       <w:r>
-        <w:t>Vous allez remplacer cansend et candump par un programme Python.</w:t>
+        <w:t xml:space="preserve">Vous allez remplacer </w:t>
+      </w:r>
+      <w:proofErr w:type="spellStart"/>
+      <w:r>
+        <w:t>cansend</w:t>
+      </w:r>
+      <w:proofErr w:type="spellEnd"/>
+      <w:r>
+        <w:t xml:space="preserve"> et </w:t>
+      </w:r>
+      <w:proofErr w:type="spellStart"/>
+      <w:r>
+        <w:t>candump</w:t>
+      </w:r>
+      <w:proofErr w:type="spellEnd"/>
+      <w:r>
+        <w:t xml:space="preserve"> par un programme Python.</w:t>
       </w:r>
     </w:p>
     <w:p/>
@@ -5112,8 +5828,21 @@
           <w:numId w:val="32"/>
         </w:numPr>
       </w:pPr>
-      <w:r>
-        <w:t xml:space="preserve">ouvrir l’interface SocketCAN; </w:t>
+      <w:proofErr w:type="gramStart"/>
+      <w:r>
+        <w:t>ouvrir</w:t>
+      </w:r>
+      <w:proofErr w:type="gramEnd"/>
+      <w:r>
+        <w:t xml:space="preserve"> l’interface </w:t>
+      </w:r>
+      <w:proofErr w:type="spellStart"/>
+      <w:r>
+        <w:t>SocketCAN</w:t>
+      </w:r>
+      <w:proofErr w:type="spellEnd"/>
+      <w:r>
+        <w:t xml:space="preserve">; </w:t>
       </w:r>
     </w:p>
     <w:p>
@@ -5123,8 +5852,13 @@
           <w:numId w:val="32"/>
         </w:numPr>
       </w:pPr>
-      <w:r>
-        <w:t xml:space="preserve">construire une trame; </w:t>
+      <w:proofErr w:type="gramStart"/>
+      <w:r>
+        <w:t>construire</w:t>
+      </w:r>
+      <w:proofErr w:type="gramEnd"/>
+      <w:r>
+        <w:t xml:space="preserve"> une trame; </w:t>
       </w:r>
     </w:p>
     <w:p>
@@ -5134,8 +5868,13 @@
           <w:numId w:val="32"/>
         </w:numPr>
       </w:pPr>
-      <w:r>
-        <w:t xml:space="preserve">envoyer une trame; </w:t>
+      <w:proofErr w:type="gramStart"/>
+      <w:r>
+        <w:t>envoyer</w:t>
+      </w:r>
+      <w:proofErr w:type="gramEnd"/>
+      <w:r>
+        <w:t xml:space="preserve"> une trame; </w:t>
       </w:r>
     </w:p>
     <w:p>
@@ -5145,8 +5884,13 @@
           <w:numId w:val="32"/>
         </w:numPr>
       </w:pPr>
-      <w:r>
-        <w:t xml:space="preserve">recevoir une trame; </w:t>
+      <w:proofErr w:type="gramStart"/>
+      <w:r>
+        <w:t>recevoir</w:t>
+      </w:r>
+      <w:proofErr w:type="gramEnd"/>
+      <w:r>
+        <w:t xml:space="preserve"> une trame; </w:t>
       </w:r>
     </w:p>
     <w:p>
@@ -5156,8 +5900,13 @@
           <w:numId w:val="32"/>
         </w:numPr>
       </w:pPr>
-      <w:r>
-        <w:t>fermer correctement l’interface.</w:t>
+      <w:proofErr w:type="gramStart"/>
+      <w:r>
+        <w:t>fermer</w:t>
+      </w:r>
+      <w:proofErr w:type="gramEnd"/>
+      <w:r>
+        <w:t xml:space="preserve"> correctement l’interface.</w:t>
       </w:r>
     </w:p>
     <w:p/>
@@ -5174,6 +5923,7 @@
         <w:pStyle w:val="Titre1"/>
       </w:pPr>
       <w:r>
+        <w:lastRenderedPageBreak/>
         <w:t>Programme de test</w:t>
       </w:r>
     </w:p>
@@ -5258,51 +6008,103 @@
           <w:lang w:val="en-CA"/>
         </w:rPr>
       </w:pPr>
+      <w:proofErr w:type="gramStart"/>
       <w:r>
         <w:rPr>
           <w:lang w:val="en-CA"/>
         </w:rPr>
-        <w:t>TX : commande LED ON</w:t>
-      </w:r>
-    </w:p>
-    <w:p>
-      <w:pPr>
+        <w:t>TX :</w:t>
+      </w:r>
+      <w:proofErr w:type="gramEnd"/>
+      <w:r>
         <w:rPr>
           <w:lang w:val="en-CA"/>
         </w:rPr>
-      </w:pPr>
+        <w:t xml:space="preserve"> </w:t>
+      </w:r>
+      <w:proofErr w:type="spellStart"/>
       <w:r>
         <w:rPr>
           <w:lang w:val="en-CA"/>
         </w:rPr>
+        <w:t>commande</w:t>
+      </w:r>
+      <w:proofErr w:type="spellEnd"/>
+      <w:r>
+        <w:rPr>
+          <w:lang w:val="en-CA"/>
+        </w:rPr>
+        <w:t xml:space="preserve"> LED ON</w:t>
+      </w:r>
+    </w:p>
+    <w:p>
+      <w:pPr>
+        <w:rPr>
+          <w:lang w:val="en-CA"/>
+        </w:rPr>
+      </w:pPr>
+      <w:proofErr w:type="gramStart"/>
+      <w:r>
+        <w:rPr>
+          <w:lang w:val="en-CA"/>
+        </w:rPr>
+        <w:t>RX :</w:t>
+      </w:r>
+      <w:proofErr w:type="gramEnd"/>
+      <w:r>
+        <w:rPr>
+          <w:lang w:val="en-CA"/>
+        </w:rPr>
+        <w:t xml:space="preserve"> 0x210 ACK=1</w:t>
+      </w:r>
+    </w:p>
+    <w:p>
+      <w:pPr>
+        <w:rPr>
+          <w:lang w:val="en-CA"/>
+        </w:rPr>
+      </w:pPr>
+    </w:p>
+    <w:p>
+      <w:pPr>
+        <w:rPr>
+          <w:lang w:val="en-CA"/>
+        </w:rPr>
+      </w:pPr>
+      <w:proofErr w:type="gramStart"/>
+      <w:r>
+        <w:rPr>
+          <w:lang w:val="en-CA"/>
+        </w:rPr>
+        <w:t>TX :</w:t>
+      </w:r>
+      <w:proofErr w:type="gramEnd"/>
+      <w:r>
+        <w:rPr>
+          <w:lang w:val="en-CA"/>
+        </w:rPr>
+        <w:t xml:space="preserve"> </w:t>
+      </w:r>
+      <w:proofErr w:type="spellStart"/>
+      <w:r>
+        <w:rPr>
+          <w:lang w:val="en-CA"/>
+        </w:rPr>
+        <w:t>commande</w:t>
+      </w:r>
+      <w:proofErr w:type="spellEnd"/>
+      <w:r>
+        <w:rPr>
+          <w:lang w:val="en-CA"/>
+        </w:rPr>
+        <w:t xml:space="preserve"> LED OFF</w:t>
+      </w:r>
+    </w:p>
+    <w:p>
+      <w:r>
         <w:t>RX : 0x210 ACK=1</w:t>
       </w:r>
     </w:p>
-    <w:p>
-      <w:pPr>
-        <w:rPr>
-          <w:lang w:val="en-CA"/>
-        </w:rPr>
-      </w:pPr>
-    </w:p>
-    <w:p>
-      <w:pPr>
-        <w:rPr>
-          <w:lang w:val="en-CA"/>
-        </w:rPr>
-      </w:pPr>
-      <w:r>
-        <w:rPr>
-          <w:lang w:val="en-CA"/>
-        </w:rPr>
-        <w:t>TX : commande LED OFF</w:t>
-      </w:r>
-    </w:p>
-    <w:p>
-      <w:r>
-        <w:t>RX : 0x210 ACK=1</w:t>
-      </w:r>
-    </w:p>
     <w:p/>
     <w:p>
       <w:r>
@@ -5327,8 +6129,13 @@
         <w:pStyle w:val="Titre1"/>
       </w:pPr>
       <w:r>
-        <w:t>Classe CanManager</w:t>
-      </w:r>
+        <w:t xml:space="preserve">Classe </w:t>
+      </w:r>
+      <w:proofErr w:type="spellStart"/>
+      <w:r>
+        <w:t>CanManager</w:t>
+      </w:r>
+      <w:proofErr w:type="spellEnd"/>
     </w:p>
     <w:p/>
     <w:p>
@@ -5414,8 +6221,13 @@
           <w:numId w:val="24"/>
         </w:numPr>
       </w:pPr>
-      <w:r>
-        <w:t xml:space="preserve">l’ouverture de l’interface CAN; </w:t>
+      <w:proofErr w:type="gramStart"/>
+      <w:r>
+        <w:t>l’ouverture</w:t>
+      </w:r>
+      <w:proofErr w:type="gramEnd"/>
+      <w:r>
+        <w:t xml:space="preserve"> de l’interface CAN; </w:t>
       </w:r>
     </w:p>
     <w:p>
@@ -5425,8 +6237,13 @@
           <w:numId w:val="24"/>
         </w:numPr>
       </w:pPr>
-      <w:r>
-        <w:t xml:space="preserve">l’envoi d’une trame; </w:t>
+      <w:proofErr w:type="gramStart"/>
+      <w:r>
+        <w:t>l’envoi</w:t>
+      </w:r>
+      <w:proofErr w:type="gramEnd"/>
+      <w:r>
+        <w:t xml:space="preserve"> d’une trame; </w:t>
       </w:r>
     </w:p>
     <w:p>
@@ -5436,8 +6253,13 @@
           <w:numId w:val="24"/>
         </w:numPr>
       </w:pPr>
-      <w:r>
-        <w:t xml:space="preserve">la réception d’une trame; </w:t>
+      <w:proofErr w:type="gramStart"/>
+      <w:r>
+        <w:t>la</w:t>
+      </w:r>
+      <w:proofErr w:type="gramEnd"/>
+      <w:r>
+        <w:t xml:space="preserve"> réception d’une trame; </w:t>
       </w:r>
     </w:p>
     <w:p>
@@ -5447,8 +6269,13 @@
           <w:numId w:val="24"/>
         </w:numPr>
       </w:pPr>
-      <w:r>
-        <w:t xml:space="preserve">la fermeture de l’interface. </w:t>
+      <w:proofErr w:type="gramStart"/>
+      <w:r>
+        <w:t>la</w:t>
+      </w:r>
+      <w:proofErr w:type="gramEnd"/>
+      <w:r>
+        <w:t xml:space="preserve"> fermeture de l’interface. </w:t>
       </w:r>
     </w:p>
     <w:p/>
@@ -5464,8 +6291,13 @@
           <w:numId w:val="25"/>
         </w:numPr>
       </w:pPr>
-      <w:r>
-        <w:t xml:space="preserve">les attributs; </w:t>
+      <w:proofErr w:type="gramStart"/>
+      <w:r>
+        <w:t>les</w:t>
+      </w:r>
+      <w:proofErr w:type="gramEnd"/>
+      <w:r>
+        <w:t xml:space="preserve"> attributs; </w:t>
       </w:r>
     </w:p>
     <w:p>
@@ -5475,8 +6307,13 @@
           <w:numId w:val="25"/>
         </w:numPr>
       </w:pPr>
-      <w:r>
-        <w:t xml:space="preserve">le constructeur; </w:t>
+      <w:proofErr w:type="gramStart"/>
+      <w:r>
+        <w:t>le</w:t>
+      </w:r>
+      <w:proofErr w:type="gramEnd"/>
+      <w:r>
+        <w:t xml:space="preserve"> constructeur; </w:t>
       </w:r>
     </w:p>
     <w:p>
@@ -5486,8 +6323,13 @@
           <w:numId w:val="25"/>
         </w:numPr>
       </w:pPr>
-      <w:r>
-        <w:t xml:space="preserve">les méthodes; </w:t>
+      <w:proofErr w:type="gramStart"/>
+      <w:r>
+        <w:t>les</w:t>
+      </w:r>
+      <w:proofErr w:type="gramEnd"/>
+      <w:r>
+        <w:t xml:space="preserve"> méthodes; </w:t>
       </w:r>
     </w:p>
     <w:p>
@@ -5497,8 +6339,13 @@
           <w:numId w:val="25"/>
         </w:numPr>
       </w:pPr>
-      <w:r>
-        <w:t xml:space="preserve">leurs paramètres; </w:t>
+      <w:proofErr w:type="gramStart"/>
+      <w:r>
+        <w:t>leurs</w:t>
+      </w:r>
+      <w:proofErr w:type="gramEnd"/>
+      <w:r>
+        <w:t xml:space="preserve"> paramètres; </w:t>
       </w:r>
     </w:p>
     <w:p>
@@ -5508,14 +6355,27 @@
           <w:numId w:val="25"/>
         </w:numPr>
       </w:pPr>
-      <w:r>
-        <w:t xml:space="preserve">leurs valeurs de retour. </w:t>
-      </w:r>
-    </w:p>
-    <w:p/>
-    <w:p>
-      <w:r>
-        <w:t xml:space="preserve">L’organisation du cours prévoit justement de commencer ici l’encapsulation de la communication CAN dans une classe de type CanManager. </w:t>
+      <w:proofErr w:type="gramStart"/>
+      <w:r>
+        <w:t>leurs</w:t>
+      </w:r>
+      <w:proofErr w:type="gramEnd"/>
+      <w:r>
+        <w:t xml:space="preserve"> valeurs de retour. </w:t>
+      </w:r>
+    </w:p>
+    <w:p/>
+    <w:p>
+      <w:r>
+        <w:t xml:space="preserve">L’organisation du cours prévoit justement de commencer ici l’encapsulation de la communication CAN dans une classe de type </w:t>
+      </w:r>
+      <w:proofErr w:type="spellStart"/>
+      <w:r>
+        <w:t>CanManager</w:t>
+      </w:r>
+      <w:proofErr w:type="spellEnd"/>
+      <w:r>
+        <w:t xml:space="preserve">. </w:t>
       </w:r>
     </w:p>
     <w:p/>
@@ -5567,7 +6427,15 @@
     </w:p>
     <w:p>
       <w:r>
-        <w:t>Pourquoi est-il préférable que l’application utilise un CanManager plutôt que d’appeler directement python-can dans plusieurs fichiers?</w:t>
+        <w:t xml:space="preserve">Pourquoi est-il préférable que l’application utilise un </w:t>
+      </w:r>
+      <w:proofErr w:type="spellStart"/>
+      <w:r>
+        <w:t>CanManager</w:t>
+      </w:r>
+      <w:proofErr w:type="spellEnd"/>
+      <w:r>
+        <w:t xml:space="preserve"> plutôt que d’appeler directement python-can dans plusieurs fichiers?</w:t>
       </w:r>
     </w:p>
     <w:p>
@@ -5596,6 +6464,7 @@
         <w:rPr>
           <w:noProof/>
         </w:rPr>
+        <w:lastRenderedPageBreak/>
         <w:drawing>
           <wp:inline distT="0" distB="0" distL="0" distR="0" wp14:anchorId="133E0C03" wp14:editId="4E5F81F7">
             <wp:extent cx="1352739" cy="3305636"/>
@@ -5710,13 +6579,30 @@
           <w:b/>
           <w:bCs/>
         </w:rPr>
-        <w:t>git status</w:t>
-      </w:r>
-    </w:p>
-    <w:p/>
-    <w:p>
-      <w:r>
-        <w:t>Le répertoire de travail doit être propre et la branche doit être à jour avec origin/main.</w:t>
+        <w:t xml:space="preserve">git </w:t>
+      </w:r>
+      <w:proofErr w:type="spellStart"/>
+      <w:r>
+        <w:rPr>
+          <w:b/>
+          <w:bCs/>
+        </w:rPr>
+        <w:t>status</w:t>
+      </w:r>
+      <w:proofErr w:type="spellEnd"/>
+    </w:p>
+    <w:p/>
+    <w:p>
+      <w:r>
+        <w:t xml:space="preserve">Le répertoire de travail doit être propre et la branche doit être à jour avec </w:t>
+      </w:r>
+      <w:proofErr w:type="spellStart"/>
+      <w:r>
+        <w:t>origin</w:t>
+      </w:r>
+      <w:proofErr w:type="spellEnd"/>
+      <w:r>
+        <w:t>/main.</w:t>
       </w:r>
     </w:p>
     <w:p/>
@@ -5752,12 +6638,28 @@
         </w:rPr>
         <w:t xml:space="preserve"> : </w:t>
       </w:r>
+      <w:proofErr w:type="spellStart"/>
       <w:r>
         <w:rPr>
           <w:highlight w:val="yellow"/>
         </w:rPr>
-        <w:t>RPi ↔ STM32 + Python + CanManager</w:t>
-      </w:r>
+        <w:t>RPi</w:t>
+      </w:r>
+      <w:proofErr w:type="spellEnd"/>
+      <w:r>
+        <w:rPr>
+          <w:highlight w:val="yellow"/>
+        </w:rPr>
+        <w:t xml:space="preserve"> ↔ STM32 + Python + </w:t>
+      </w:r>
+      <w:proofErr w:type="spellStart"/>
+      <w:r>
+        <w:rPr>
+          <w:highlight w:val="yellow"/>
+        </w:rPr>
+        <w:t>CanManager</w:t>
+      </w:r>
+      <w:proofErr w:type="spellEnd"/>
     </w:p>
     <w:p/>
     <w:p>
@@ -5799,6 +6701,7 @@
         </w:numPr>
       </w:pPr>
       <w:r>
+        <w:lastRenderedPageBreak/>
         <w:t>Réception d’un ACK</w:t>
       </w:r>
     </w:p>
@@ -5859,8 +6762,13 @@
         </w:numPr>
       </w:pPr>
       <w:r>
-        <w:t>Utilisation de candump</w:t>
-      </w:r>
+        <w:t xml:space="preserve">Utilisation de </w:t>
+      </w:r>
+      <w:proofErr w:type="spellStart"/>
+      <w:r>
+        <w:t>candump</w:t>
+      </w:r>
+      <w:proofErr w:type="spellEnd"/>
     </w:p>
     <w:p>
       <w:pPr>
@@ -5871,8 +6779,13 @@
         </w:numPr>
       </w:pPr>
       <w:r>
-        <w:t>Utilisation de cansend</w:t>
-      </w:r>
+        <w:t xml:space="preserve">Utilisation de </w:t>
+      </w:r>
+      <w:proofErr w:type="spellStart"/>
+      <w:r>
+        <w:t>cansend</w:t>
+      </w:r>
+      <w:proofErr w:type="spellEnd"/>
     </w:p>
     <w:p>
       <w:pPr>
@@ -5907,7 +6820,15 @@
         </w:numPr>
       </w:pPr>
       <w:r>
-        <w:t>Classe CanManager fonctionnelle</w:t>
+        <w:t xml:space="preserve">Classe </w:t>
+      </w:r>
+      <w:proofErr w:type="spellStart"/>
+      <w:r>
+        <w:t>CanManager</w:t>
+      </w:r>
+      <w:proofErr w:type="spellEnd"/>
+      <w:r>
+        <w:t xml:space="preserve"> fonctionnelle</w:t>
       </w:r>
     </w:p>
     <w:p/>
@@ -5923,8 +6844,13 @@
           <w:numId w:val="27"/>
         </w:numPr>
       </w:pPr>
-      <w:r>
-        <w:t xml:space="preserve">d’expliquer une partie du code; </w:t>
+      <w:proofErr w:type="gramStart"/>
+      <w:r>
+        <w:t>d’expliquer</w:t>
+      </w:r>
+      <w:proofErr w:type="gramEnd"/>
+      <w:r>
+        <w:t xml:space="preserve"> une partie du code; </w:t>
       </w:r>
     </w:p>
     <w:p>
@@ -5934,8 +6860,13 @@
           <w:numId w:val="27"/>
         </w:numPr>
       </w:pPr>
-      <w:r>
-        <w:t xml:space="preserve">d’expliquer une trame; </w:t>
+      <w:proofErr w:type="gramStart"/>
+      <w:r>
+        <w:t>d’expliquer</w:t>
+      </w:r>
+      <w:proofErr w:type="gramEnd"/>
+      <w:r>
+        <w:t xml:space="preserve"> une trame; </w:t>
       </w:r>
     </w:p>
     <w:p>
@@ -5945,8 +6876,13 @@
           <w:numId w:val="27"/>
         </w:numPr>
       </w:pPr>
-      <w:r>
-        <w:t xml:space="preserve">de modifier un identifiant; </w:t>
+      <w:proofErr w:type="gramStart"/>
+      <w:r>
+        <w:t>de</w:t>
+      </w:r>
+      <w:proofErr w:type="gramEnd"/>
+      <w:r>
+        <w:t xml:space="preserve"> modifier un identifiant; </w:t>
       </w:r>
     </w:p>
     <w:p>
@@ -5956,8 +6892,13 @@
           <w:numId w:val="27"/>
         </w:numPr>
       </w:pPr>
-      <w:r>
-        <w:t xml:space="preserve">d’interpréter une valeur reçue; </w:t>
+      <w:proofErr w:type="gramStart"/>
+      <w:r>
+        <w:t>d’interpréter</w:t>
+      </w:r>
+      <w:proofErr w:type="gramEnd"/>
+      <w:r>
+        <w:t xml:space="preserve"> une valeur reçue; </w:t>
       </w:r>
     </w:p>
     <w:p>
@@ -5967,8 +6908,13 @@
           <w:numId w:val="27"/>
         </w:numPr>
       </w:pPr>
-      <w:r>
-        <w:t xml:space="preserve">de localiser une erreur; </w:t>
+      <w:proofErr w:type="gramStart"/>
+      <w:r>
+        <w:t>de</w:t>
+      </w:r>
+      <w:proofErr w:type="gramEnd"/>
+      <w:r>
+        <w:t xml:space="preserve"> localiser une erreur; </w:t>
       </w:r>
     </w:p>
     <w:p>
@@ -5978,8 +6924,13 @@
           <w:numId w:val="27"/>
         </w:numPr>
       </w:pPr>
-      <w:r>
-        <w:t>d’expliquer le chemin parcouru par une commande entre Python et le STM32.</w:t>
+      <w:proofErr w:type="gramStart"/>
+      <w:r>
+        <w:t>d’expliquer</w:t>
+      </w:r>
+      <w:proofErr w:type="gramEnd"/>
+      <w:r>
+        <w:t xml:space="preserve"> le chemin parcouru par une commande entre Python et le STM32.</w:t>
       </w:r>
     </w:p>
     <w:p/>
@@ -6021,7 +6972,23 @@
           <w:b/>
           <w:bCs/>
         </w:rPr>
-        <w:t>Fin C → CanManager fonctionnel</w:t>
+        <w:t xml:space="preserve">Fin C → </w:t>
+      </w:r>
+      <w:proofErr w:type="spellStart"/>
+      <w:r>
+        <w:rPr>
+          <w:b/>
+          <w:bCs/>
+        </w:rPr>
+        <w:t>CanManager</w:t>
+      </w:r>
+      <w:proofErr w:type="spellEnd"/>
+      <w:r>
+        <w:rPr>
+          <w:b/>
+          <w:bCs/>
+        </w:rPr>
+        <w:t xml:space="preserve"> fonctionnel</w:t>
       </w:r>
     </w:p>
     <w:p>
@@ -6121,8 +7088,13 @@
         <w:pStyle w:val="Titre"/>
       </w:pPr>
       <w:r>
-        <w:t>Partie D — Abstraction du matériel avec RaspberryHardware</w:t>
-      </w:r>
+        <w:t xml:space="preserve">Partie D — Abstraction du matériel avec </w:t>
+      </w:r>
+      <w:proofErr w:type="spellStart"/>
+      <w:r>
+        <w:t>RaspberryHardware</w:t>
+      </w:r>
+      <w:proofErr w:type="spellEnd"/>
     </w:p>
     <w:p/>
     <w:p>
@@ -6134,19 +7106,40 @@
         </w:numPr>
       </w:pPr>
       <w:r>
-        <w:t>Réutilisation de RaspberryHardware</w:t>
-      </w:r>
-    </w:p>
-    <w:p/>
-    <w:p>
-      <w:r>
-        <w:t>Dans le laboratoire précédent, vous avez créé une classe RaspberryHardware permettant de représenter le matériel accessible depuis le Raspberry Pi.</w:t>
-      </w:r>
-    </w:p>
-    <w:p/>
-    <w:p>
-      <w:r>
-        <w:t>Dans le présent laboratoire, le Raspberry Pi peut maintenant communiquer avec un STM32 par l'intermédiaire du bus CAN. La classe RaspberryHardware sera utilisée pour fournir à l'application une interface simple permettant d'accéder au matériel contrôlé par le STM32.</w:t>
+        <w:t xml:space="preserve">Réutilisation de </w:t>
+      </w:r>
+      <w:proofErr w:type="spellStart"/>
+      <w:r>
+        <w:t>RaspberryHardware</w:t>
+      </w:r>
+      <w:proofErr w:type="spellEnd"/>
+    </w:p>
+    <w:p/>
+    <w:p>
+      <w:r>
+        <w:t xml:space="preserve">Dans le laboratoire précédent, vous avez créé une classe </w:t>
+      </w:r>
+      <w:proofErr w:type="spellStart"/>
+      <w:r>
+        <w:t>RaspberryHardware</w:t>
+      </w:r>
+      <w:proofErr w:type="spellEnd"/>
+      <w:r>
+        <w:t xml:space="preserve"> permettant de représenter le matériel accessible depuis le Raspberry Pi.</w:t>
+      </w:r>
+    </w:p>
+    <w:p/>
+    <w:p>
+      <w:r>
+        <w:t xml:space="preserve">Dans le présent laboratoire, le Raspberry Pi peut maintenant communiquer avec un STM32 par l'intermédiaire du bus CAN. La classe </w:t>
+      </w:r>
+      <w:proofErr w:type="spellStart"/>
+      <w:r>
+        <w:t>RaspberryHardware</w:t>
+      </w:r>
+      <w:proofErr w:type="spellEnd"/>
+      <w:r>
+        <w:t xml:space="preserve"> sera utilisée pour fournir à l'application une interface simple permettant d'accéder au matériel contrôlé par le STM32.</w:t>
       </w:r>
     </w:p>
     <w:p/>
@@ -6162,8 +7155,13 @@
           <w:numId w:val="35"/>
         </w:numPr>
       </w:pPr>
-      <w:r>
-        <w:t xml:space="preserve">les identifiants CAN utilisés; </w:t>
+      <w:proofErr w:type="gramStart"/>
+      <w:r>
+        <w:t>les</w:t>
+      </w:r>
+      <w:proofErr w:type="gramEnd"/>
+      <w:r>
+        <w:t xml:space="preserve"> identifiants CAN utilisés; </w:t>
       </w:r>
     </w:p>
     <w:p>
@@ -6173,8 +7171,13 @@
           <w:numId w:val="35"/>
         </w:numPr>
       </w:pPr>
-      <w:r>
-        <w:t xml:space="preserve">le format des trames CAN; </w:t>
+      <w:proofErr w:type="gramStart"/>
+      <w:r>
+        <w:t>le</w:t>
+      </w:r>
+      <w:proofErr w:type="gramEnd"/>
+      <w:r>
+        <w:t xml:space="preserve"> format des trames CAN; </w:t>
       </w:r>
     </w:p>
     <w:p>
@@ -6184,8 +7187,14 @@
           <w:numId w:val="35"/>
         </w:numPr>
       </w:pPr>
-      <w:r>
-        <w:t xml:space="preserve">la position des données dans les trames; </w:t>
+      <w:proofErr w:type="gramStart"/>
+      <w:r>
+        <w:lastRenderedPageBreak/>
+        <w:t>la</w:t>
+      </w:r>
+      <w:proofErr w:type="gramEnd"/>
+      <w:r>
+        <w:t xml:space="preserve"> position des données dans les trames; </w:t>
       </w:r>
     </w:p>
     <w:p>
@@ -6195,8 +7204,13 @@
           <w:numId w:val="35"/>
         </w:numPr>
       </w:pPr>
-      <w:r>
-        <w:t xml:space="preserve">le fonctionnement de python-can; </w:t>
+      <w:proofErr w:type="gramStart"/>
+      <w:r>
+        <w:t>le</w:t>
+      </w:r>
+      <w:proofErr w:type="gramEnd"/>
+      <w:r>
+        <w:t xml:space="preserve"> fonctionnement de python-can; </w:t>
       </w:r>
     </w:p>
     <w:p>
@@ -6206,8 +7220,21 @@
           <w:numId w:val="35"/>
         </w:numPr>
       </w:pPr>
-      <w:r>
-        <w:t>l'interface SocketCAN utilisée.</w:t>
+      <w:proofErr w:type="gramStart"/>
+      <w:r>
+        <w:t>l'interface</w:t>
+      </w:r>
+      <w:proofErr w:type="gramEnd"/>
+      <w:r>
+        <w:t xml:space="preserve"> </w:t>
+      </w:r>
+      <w:proofErr w:type="spellStart"/>
+      <w:r>
+        <w:t>SocketCAN</w:t>
+      </w:r>
+      <w:proofErr w:type="spellEnd"/>
+      <w:r>
+        <w:t xml:space="preserve"> utilisée.</w:t>
       </w:r>
     </w:p>
     <w:p>
@@ -6307,6 +7334,7 @@
     </w:p>
     <w:p/>
     <w:p>
+      <w:proofErr w:type="spellStart"/>
       <w:r>
         <w:rPr>
           <w:b/>
@@ -6314,6 +7342,7 @@
         </w:rPr>
         <w:t>CanManager</w:t>
       </w:r>
+      <w:proofErr w:type="spellEnd"/>
     </w:p>
     <w:p>
       <w:pPr>
@@ -6322,8 +7351,13 @@
           <w:numId w:val="36"/>
         </w:numPr>
       </w:pPr>
-      <w:r>
-        <w:t xml:space="preserve">ouvrir l'interface CAN; </w:t>
+      <w:proofErr w:type="gramStart"/>
+      <w:r>
+        <w:t>ouvrir</w:t>
+      </w:r>
+      <w:proofErr w:type="gramEnd"/>
+      <w:r>
+        <w:t xml:space="preserve"> l'interface CAN; </w:t>
       </w:r>
     </w:p>
     <w:p>
@@ -6333,8 +7367,13 @@
           <w:numId w:val="36"/>
         </w:numPr>
       </w:pPr>
-      <w:r>
-        <w:t xml:space="preserve">envoyer une trame CAN; </w:t>
+      <w:proofErr w:type="gramStart"/>
+      <w:r>
+        <w:t>envoyer</w:t>
+      </w:r>
+      <w:proofErr w:type="gramEnd"/>
+      <w:r>
+        <w:t xml:space="preserve"> une trame CAN; </w:t>
       </w:r>
     </w:p>
     <w:p>
@@ -6344,8 +7383,13 @@
           <w:numId w:val="36"/>
         </w:numPr>
       </w:pPr>
-      <w:r>
-        <w:t xml:space="preserve">recevoir une trame CAN; </w:t>
+      <w:proofErr w:type="gramStart"/>
+      <w:r>
+        <w:t>recevoir</w:t>
+      </w:r>
+      <w:proofErr w:type="gramEnd"/>
+      <w:r>
+        <w:t xml:space="preserve"> une trame CAN; </w:t>
       </w:r>
     </w:p>
     <w:p>
@@ -6355,12 +7399,18 @@
           <w:numId w:val="36"/>
         </w:numPr>
       </w:pPr>
-      <w:r>
-        <w:t xml:space="preserve">fermer l'interface CAN. </w:t>
-      </w:r>
-    </w:p>
-    <w:p/>
-    <w:p>
+      <w:proofErr w:type="gramStart"/>
+      <w:r>
+        <w:t>fermer</w:t>
+      </w:r>
+      <w:proofErr w:type="gramEnd"/>
+      <w:r>
+        <w:t xml:space="preserve"> l'interface CAN. </w:t>
+      </w:r>
+    </w:p>
+    <w:p/>
+    <w:p>
+      <w:proofErr w:type="spellStart"/>
       <w:r>
         <w:rPr>
           <w:b/>
@@ -6368,6 +7418,7 @@
         </w:rPr>
         <w:t>RaspberryHardware</w:t>
       </w:r>
+      <w:proofErr w:type="spellEnd"/>
     </w:p>
     <w:p>
       <w:pPr>
@@ -6376,8 +7427,13 @@
           <w:numId w:val="37"/>
         </w:numPr>
       </w:pPr>
-      <w:r>
-        <w:t xml:space="preserve">représenter le matériel accessible depuis le Raspberry Pi; </w:t>
+      <w:proofErr w:type="gramStart"/>
+      <w:r>
+        <w:t>représenter</w:t>
+      </w:r>
+      <w:proofErr w:type="gramEnd"/>
+      <w:r>
+        <w:t xml:space="preserve"> le matériel accessible depuis le Raspberry Pi; </w:t>
       </w:r>
     </w:p>
     <w:p>
@@ -6387,8 +7443,13 @@
           <w:numId w:val="37"/>
         </w:numPr>
       </w:pPr>
-      <w:r>
-        <w:t xml:space="preserve">convertir une action demandée par l'application en communication CAN; </w:t>
+      <w:proofErr w:type="gramStart"/>
+      <w:r>
+        <w:t>convertir</w:t>
+      </w:r>
+      <w:proofErr w:type="gramEnd"/>
+      <w:r>
+        <w:t xml:space="preserve"> une action demandée par l'application en communication CAN; </w:t>
       </w:r>
     </w:p>
     <w:p>
@@ -6398,8 +7459,13 @@
           <w:numId w:val="37"/>
         </w:numPr>
       </w:pPr>
-      <w:r>
-        <w:t>interpréter les réponses provenant du STM32.</w:t>
+      <w:proofErr w:type="gramStart"/>
+      <w:r>
+        <w:t>interpréter</w:t>
+      </w:r>
+      <w:proofErr w:type="gramEnd"/>
+      <w:r>
+        <w:t xml:space="preserve"> les réponses provenant du STM32.</w:t>
       </w:r>
     </w:p>
     <w:p/>
@@ -6409,19 +7475,40 @@
         <w:pStyle w:val="Titre1"/>
       </w:pPr>
       <w:r>
-        <w:t>Intégration de CanManager</w:t>
-      </w:r>
-    </w:p>
-    <w:p/>
-    <w:p>
-      <w:r>
-        <w:t>Récupérez la classe RaspberryHardware réalisée dans le laboratoire précédent.</w:t>
-      </w:r>
-    </w:p>
-    <w:p/>
-    <w:p>
-      <w:r>
-        <w:t>Modifiez son constructeur afin qu'elle possède un objet CanManager.</w:t>
+        <w:t xml:space="preserve">Intégration de </w:t>
+      </w:r>
+      <w:proofErr w:type="spellStart"/>
+      <w:r>
+        <w:t>CanManager</w:t>
+      </w:r>
+      <w:proofErr w:type="spellEnd"/>
+    </w:p>
+    <w:p/>
+    <w:p>
+      <w:r>
+        <w:t xml:space="preserve">Récupérez la classe </w:t>
+      </w:r>
+      <w:proofErr w:type="spellStart"/>
+      <w:r>
+        <w:t>RaspberryHardware</w:t>
+      </w:r>
+      <w:proofErr w:type="spellEnd"/>
+      <w:r>
+        <w:t xml:space="preserve"> réalisée dans le laboratoire précédent.</w:t>
+      </w:r>
+    </w:p>
+    <w:p/>
+    <w:p>
+      <w:r>
+        <w:t xml:space="preserve">Modifiez son constructeur afin qu'elle possède un objet </w:t>
+      </w:r>
+      <w:proofErr w:type="spellStart"/>
+      <w:r>
+        <w:t>CanManager</w:t>
+      </w:r>
+      <w:proofErr w:type="spellEnd"/>
+      <w:r>
+        <w:t>.</w:t>
       </w:r>
     </w:p>
     <w:p/>
@@ -6482,7 +7569,15 @@
     <w:p/>
     <w:p>
       <w:r>
-        <w:t>Vous devez adapter cette structure à votre implémentation de CanManager.</w:t>
+        <w:t xml:space="preserve">Vous devez adapter cette structure à votre implémentation de </w:t>
+      </w:r>
+      <w:proofErr w:type="spellStart"/>
+      <w:r>
+        <w:t>CanManager</w:t>
+      </w:r>
+      <w:proofErr w:type="spellEnd"/>
+      <w:r>
+        <w:t>.</w:t>
       </w:r>
     </w:p>
     <w:p/>
@@ -6522,7 +7617,23 @@
     <w:p/>
     <w:p>
       <w:r>
-        <w:t>Pourquoi RaspberryHardware utilise-t-elle un objet CanManager plutôt que d'utiliser directement la bibliothèque python-can?</w:t>
+        <w:t xml:space="preserve">Pourquoi </w:t>
+      </w:r>
+      <w:proofErr w:type="spellStart"/>
+      <w:r>
+        <w:t>RaspberryHardware</w:t>
+      </w:r>
+      <w:proofErr w:type="spellEnd"/>
+      <w:r>
+        <w:t xml:space="preserve"> utilise-t-elle un objet </w:t>
+      </w:r>
+      <w:proofErr w:type="spellStart"/>
+      <w:r>
+        <w:t>CanManager</w:t>
+      </w:r>
+      <w:proofErr w:type="spellEnd"/>
+      <w:r>
+        <w:t xml:space="preserve"> plutôt que d'utiliser directement la bibliothèque python-can?</w:t>
       </w:r>
     </w:p>
     <w:p/>
@@ -6547,7 +7658,15 @@
     <w:p/>
     <w:p>
       <w:r>
-        <w:t>Ajoutez à RaspberryHardware la méthode suivante :</w:t>
+        <w:t xml:space="preserve">Ajoutez à </w:t>
+      </w:r>
+      <w:proofErr w:type="spellStart"/>
+      <w:r>
+        <w:t>RaspberryHardware</w:t>
+      </w:r>
+      <w:proofErr w:type="spellEnd"/>
+      <w:r>
+        <w:t xml:space="preserve"> la méthode suivante :</w:t>
       </w:r>
     </w:p>
     <w:p/>
@@ -6656,7 +7775,23 @@
     <w:p/>
     <w:p>
       <w:r>
-        <w:t>La méthode set_led() doit :</w:t>
+        <w:t xml:space="preserve">La méthode </w:t>
+      </w:r>
+      <w:proofErr w:type="spellStart"/>
+      <w:r>
+        <w:t>set_</w:t>
+      </w:r>
+      <w:proofErr w:type="gramStart"/>
+      <w:r>
+        <w:t>led</w:t>
+      </w:r>
+      <w:proofErr w:type="spellEnd"/>
+      <w:r>
+        <w:t>(</w:t>
+      </w:r>
+      <w:proofErr w:type="gramEnd"/>
+      <w:r>
+        <w:t>) doit :</w:t>
       </w:r>
     </w:p>
     <w:p>
@@ -6666,8 +7801,14 @@
           <w:numId w:val="38"/>
         </w:numPr>
       </w:pPr>
-      <w:r>
-        <w:t xml:space="preserve">convertir l'état demandé en donnée CAN; </w:t>
+      <w:proofErr w:type="gramStart"/>
+      <w:r>
+        <w:lastRenderedPageBreak/>
+        <w:t>convertir</w:t>
+      </w:r>
+      <w:proofErr w:type="gramEnd"/>
+      <w:r>
+        <w:t xml:space="preserve"> l'état demandé en donnée CAN; </w:t>
       </w:r>
     </w:p>
     <w:p>
@@ -6677,8 +7818,21 @@
           <w:numId w:val="38"/>
         </w:numPr>
       </w:pPr>
-      <w:r>
-        <w:t xml:space="preserve">transmettre la commande au STM32 à l'aide de CanManager; </w:t>
+      <w:proofErr w:type="gramStart"/>
+      <w:r>
+        <w:t>transmettre</w:t>
+      </w:r>
+      <w:proofErr w:type="gramEnd"/>
+      <w:r>
+        <w:t xml:space="preserve"> la commande au STM32 à l'aide de </w:t>
+      </w:r>
+      <w:proofErr w:type="spellStart"/>
+      <w:r>
+        <w:t>CanManager</w:t>
+      </w:r>
+      <w:proofErr w:type="spellEnd"/>
+      <w:r>
+        <w:t xml:space="preserve">; </w:t>
       </w:r>
     </w:p>
     <w:p>
@@ -6688,8 +7842,13 @@
           <w:numId w:val="38"/>
         </w:numPr>
       </w:pPr>
-      <w:r>
-        <w:t xml:space="preserve">attendre la réponse du STM32; </w:t>
+      <w:proofErr w:type="gramStart"/>
+      <w:r>
+        <w:t>attendre</w:t>
+      </w:r>
+      <w:proofErr w:type="gramEnd"/>
+      <w:r>
+        <w:t xml:space="preserve"> la réponse du STM32; </w:t>
       </w:r>
     </w:p>
     <w:p>
@@ -6699,8 +7858,13 @@
           <w:numId w:val="38"/>
         </w:numPr>
       </w:pPr>
-      <w:r>
-        <w:t xml:space="preserve">vérifier que l'ACK reçu indique que la commande a été exécutée; </w:t>
+      <w:proofErr w:type="gramStart"/>
+      <w:r>
+        <w:t>vérifier</w:t>
+      </w:r>
+      <w:proofErr w:type="gramEnd"/>
+      <w:r>
+        <w:t xml:space="preserve"> que l'ACK reçu indique que la commande a été exécutée; </w:t>
       </w:r>
     </w:p>
     <w:p>
@@ -6710,8 +7874,13 @@
           <w:numId w:val="38"/>
         </w:numPr>
       </w:pPr>
-      <w:r>
-        <w:t xml:space="preserve">retourner True si la commande a été exécutée correctement et False dans le cas contraire. </w:t>
+      <w:proofErr w:type="gramStart"/>
+      <w:r>
+        <w:t>retourner</w:t>
+      </w:r>
+      <w:proofErr w:type="gramEnd"/>
+      <w:r>
+        <w:t xml:space="preserve"> True si la commande a été exécutée correctement et False dans le cas contraire. </w:t>
       </w:r>
     </w:p>
     <w:p/>
@@ -6734,7 +7903,15 @@
     <w:p/>
     <w:p>
       <w:r>
-        <w:t>Ajoutez maintenant à RaspberryHardware une méthode :</w:t>
+        <w:t xml:space="preserve">Ajoutez maintenant à </w:t>
+      </w:r>
+      <w:proofErr w:type="spellStart"/>
+      <w:r>
+        <w:t>RaspberryHardware</w:t>
+      </w:r>
+      <w:proofErr w:type="spellEnd"/>
+      <w:r>
+        <w:t xml:space="preserve"> une méthode :</w:t>
       </w:r>
     </w:p>
     <w:p>
@@ -6820,8 +7997,13 @@
           <w:numId w:val="39"/>
         </w:numPr>
       </w:pPr>
-      <w:r>
-        <w:t xml:space="preserve">deux octets pour représenter le uint16_t. </w:t>
+      <w:proofErr w:type="gramStart"/>
+      <w:r>
+        <w:t>deux</w:t>
+      </w:r>
+      <w:proofErr w:type="gramEnd"/>
+      <w:r>
+        <w:t xml:space="preserve"> octets pour représenter le uint16_t. </w:t>
       </w:r>
     </w:p>
     <w:p/>
@@ -6837,8 +8019,13 @@
           <w:numId w:val="40"/>
         </w:numPr>
       </w:pPr>
-      <w:r>
-        <w:t xml:space="preserve">transmettre la demande au STM32; </w:t>
+      <w:proofErr w:type="gramStart"/>
+      <w:r>
+        <w:t>transmettre</w:t>
+      </w:r>
+      <w:proofErr w:type="gramEnd"/>
+      <w:r>
+        <w:t xml:space="preserve"> la demande au STM32; </w:t>
       </w:r>
     </w:p>
     <w:p>
@@ -6848,8 +8035,13 @@
           <w:numId w:val="40"/>
         </w:numPr>
       </w:pPr>
-      <w:r>
-        <w:t xml:space="preserve">attendre la réponse; </w:t>
+      <w:proofErr w:type="gramStart"/>
+      <w:r>
+        <w:t>attendre</w:t>
+      </w:r>
+      <w:proofErr w:type="gramEnd"/>
+      <w:r>
+        <w:t xml:space="preserve"> la réponse; </w:t>
       </w:r>
     </w:p>
     <w:p>
@@ -6859,8 +8051,13 @@
           <w:numId w:val="40"/>
         </w:numPr>
       </w:pPr>
-      <w:r>
-        <w:t xml:space="preserve">vérifier l'identifiant de la trame reçue; </w:t>
+      <w:proofErr w:type="gramStart"/>
+      <w:r>
+        <w:t>vérifier</w:t>
+      </w:r>
+      <w:proofErr w:type="gramEnd"/>
+      <w:r>
+        <w:t xml:space="preserve"> l'identifiant de la trame reçue; </w:t>
       </w:r>
     </w:p>
     <w:p>
@@ -6870,8 +8067,13 @@
           <w:numId w:val="40"/>
         </w:numPr>
       </w:pPr>
-      <w:r>
-        <w:t xml:space="preserve">reconstruire la valeur uint16_t; </w:t>
+      <w:proofErr w:type="gramStart"/>
+      <w:r>
+        <w:t>reconstruire</w:t>
+      </w:r>
+      <w:proofErr w:type="gramEnd"/>
+      <w:r>
+        <w:t xml:space="preserve"> la valeur uint16_t; </w:t>
       </w:r>
     </w:p>
     <w:p>
@@ -6881,8 +8083,13 @@
           <w:numId w:val="40"/>
         </w:numPr>
       </w:pPr>
-      <w:r>
-        <w:t xml:space="preserve">retourner cette valeur à l'application. </w:t>
+      <w:proofErr w:type="gramStart"/>
+      <w:r>
+        <w:t>retourner</w:t>
+      </w:r>
+      <w:proofErr w:type="gramEnd"/>
+      <w:r>
+        <w:t xml:space="preserve"> cette valeur à l'application. </w:t>
       </w:r>
     </w:p>
     <w:p/>
@@ -6953,7 +8160,16 @@
     <w:p/>
     <w:p>
       <w:r>
-        <w:t>Créez un programme permettant de vérifier le fonctionnement de RaspberryHardware.</w:t>
+        <w:lastRenderedPageBreak/>
+        <w:t xml:space="preserve">Créez un programme permettant de vérifier le fonctionnement de </w:t>
+      </w:r>
+      <w:proofErr w:type="spellStart"/>
+      <w:r>
+        <w:t>RaspberryHardware</w:t>
+      </w:r>
+      <w:proofErr w:type="spellEnd"/>
+      <w:r>
+        <w:t>.</w:t>
       </w:r>
     </w:p>
     <w:p/>
@@ -7007,13 +8223,29 @@
     <w:p/>
     <w:p>
       <w:r>
-        <w:t>Le programme principal doit utiliser uniquement les méthodes publiques de RaspberryHardware pour accéder au matériel.</w:t>
-      </w:r>
-    </w:p>
-    <w:p/>
-    <w:p>
-      <w:r>
-        <w:t>Il ne doit pas utiliser directement python-can ni envoyer directement de trames avec CanManager.</w:t>
+        <w:t xml:space="preserve">Le programme principal doit utiliser uniquement les méthodes publiques de </w:t>
+      </w:r>
+      <w:proofErr w:type="spellStart"/>
+      <w:r>
+        <w:t>RaspberryHardware</w:t>
+      </w:r>
+      <w:proofErr w:type="spellEnd"/>
+      <w:r>
+        <w:t xml:space="preserve"> pour accéder au matériel.</w:t>
+      </w:r>
+    </w:p>
+    <w:p/>
+    <w:p>
+      <w:r>
+        <w:t xml:space="preserve">Il ne doit pas utiliser directement python-can ni envoyer directement de trames avec </w:t>
+      </w:r>
+      <w:proofErr w:type="spellStart"/>
+      <w:r>
+        <w:t>CanManager</w:t>
+      </w:r>
+      <w:proofErr w:type="spellEnd"/>
+      <w:r>
+        <w:t>.</w:t>
       </w:r>
     </w:p>
     <w:p/>
@@ -7030,8 +8262,16 @@
         <w:rPr>
           <w:highlight w:val="green"/>
         </w:rPr>
-        <w:t xml:space="preserve"> — RaspberryHardware</w:t>
-      </w:r>
+        <w:t xml:space="preserve"> — </w:t>
+      </w:r>
+      <w:proofErr w:type="spellStart"/>
+      <w:r>
+        <w:rPr>
+          <w:highlight w:val="green"/>
+        </w:rPr>
+        <w:t>RaspberryHardware</w:t>
+      </w:r>
+      <w:proofErr w:type="spellEnd"/>
     </w:p>
     <w:p>
       <w:pPr>
@@ -7040,8 +8280,29 @@
           <w:numId w:val="41"/>
         </w:numPr>
       </w:pPr>
-      <w:r>
-        <w:t xml:space="preserve">l'allumage de la LED avec set_led(True); </w:t>
+      <w:proofErr w:type="gramStart"/>
+      <w:r>
+        <w:t>l'allumage</w:t>
+      </w:r>
+      <w:proofErr w:type="gramEnd"/>
+      <w:r>
+        <w:t xml:space="preserve"> de la LED avec </w:t>
+      </w:r>
+      <w:proofErr w:type="spellStart"/>
+      <w:r>
+        <w:t>set_</w:t>
+      </w:r>
+      <w:proofErr w:type="gramStart"/>
+      <w:r>
+        <w:t>led</w:t>
+      </w:r>
+      <w:proofErr w:type="spellEnd"/>
+      <w:r>
+        <w:t>(</w:t>
+      </w:r>
+      <w:proofErr w:type="gramEnd"/>
+      <w:r>
+        <w:t xml:space="preserve">True); </w:t>
       </w:r>
     </w:p>
     <w:p>
@@ -7051,8 +8312,13 @@
           <w:numId w:val="41"/>
         </w:numPr>
       </w:pPr>
-      <w:r>
-        <w:t xml:space="preserve">la réception de la confirmation du STM32; </w:t>
+      <w:proofErr w:type="gramStart"/>
+      <w:r>
+        <w:t>la</w:t>
+      </w:r>
+      <w:proofErr w:type="gramEnd"/>
+      <w:r>
+        <w:t xml:space="preserve"> réception de la confirmation du STM32; </w:t>
       </w:r>
     </w:p>
     <w:p>
@@ -7062,8 +8328,29 @@
           <w:numId w:val="41"/>
         </w:numPr>
       </w:pPr>
-      <w:r>
-        <w:t xml:space="preserve">l'extinction de la LED avec set_led(False); </w:t>
+      <w:proofErr w:type="gramStart"/>
+      <w:r>
+        <w:t>l'extinction</w:t>
+      </w:r>
+      <w:proofErr w:type="gramEnd"/>
+      <w:r>
+        <w:t xml:space="preserve"> de la LED avec </w:t>
+      </w:r>
+      <w:proofErr w:type="spellStart"/>
+      <w:r>
+        <w:t>set_</w:t>
+      </w:r>
+      <w:proofErr w:type="gramStart"/>
+      <w:r>
+        <w:t>led</w:t>
+      </w:r>
+      <w:proofErr w:type="spellEnd"/>
+      <w:r>
+        <w:t>(</w:t>
+      </w:r>
+      <w:proofErr w:type="gramEnd"/>
+      <w:r>
+        <w:t xml:space="preserve">False); </w:t>
       </w:r>
     </w:p>
     <w:p>
@@ -7073,8 +8360,13 @@
           <w:numId w:val="41"/>
         </w:numPr>
       </w:pPr>
-      <w:r>
-        <w:t xml:space="preserve">la réception de la confirmation du STM32; </w:t>
+      <w:proofErr w:type="gramStart"/>
+      <w:r>
+        <w:t>la</w:t>
+      </w:r>
+      <w:proofErr w:type="gramEnd"/>
+      <w:r>
+        <w:t xml:space="preserve"> réception de la confirmation du STM32; </w:t>
       </w:r>
     </w:p>
     <w:p>
@@ -7084,8 +8376,29 @@
           <w:numId w:val="41"/>
         </w:numPr>
       </w:pPr>
-      <w:r>
-        <w:t xml:space="preserve">la lecture du compteur avec read_counter(); </w:t>
+      <w:proofErr w:type="gramStart"/>
+      <w:r>
+        <w:t>la</w:t>
+      </w:r>
+      <w:proofErr w:type="gramEnd"/>
+      <w:r>
+        <w:t xml:space="preserve"> lecture du compteur avec </w:t>
+      </w:r>
+      <w:proofErr w:type="spellStart"/>
+      <w:r>
+        <w:t>read_</w:t>
+      </w:r>
+      <w:proofErr w:type="gramStart"/>
+      <w:r>
+        <w:t>counter</w:t>
+      </w:r>
+      <w:proofErr w:type="spellEnd"/>
+      <w:r>
+        <w:t>(</w:t>
+      </w:r>
+      <w:proofErr w:type="gramEnd"/>
+      <w:r>
+        <w:t xml:space="preserve">); </w:t>
       </w:r>
     </w:p>
     <w:p>
@@ -7095,8 +8408,29 @@
           <w:numId w:val="41"/>
         </w:numPr>
       </w:pPr>
-      <w:r>
-        <w:t xml:space="preserve">l'utilisation de CanManager par RaspberryHardware. </w:t>
+      <w:proofErr w:type="gramStart"/>
+      <w:r>
+        <w:t>l'utilisation</w:t>
+      </w:r>
+      <w:proofErr w:type="gramEnd"/>
+      <w:r>
+        <w:t xml:space="preserve"> de </w:t>
+      </w:r>
+      <w:proofErr w:type="spellStart"/>
+      <w:r>
+        <w:t>CanManager</w:t>
+      </w:r>
+      <w:proofErr w:type="spellEnd"/>
+      <w:r>
+        <w:t xml:space="preserve"> par </w:t>
+      </w:r>
+      <w:proofErr w:type="spellStart"/>
+      <w:r>
+        <w:t>RaspberryHardware</w:t>
+      </w:r>
+      <w:proofErr w:type="spellEnd"/>
+      <w:r>
+        <w:t xml:space="preserve">. </w:t>
       </w:r>
     </w:p>
     <w:p/>
@@ -7149,8 +8483,13 @@
     </w:p>
     <w:p/>
     <w:p>
-      <w:r>
-        <w:t>depuis l'application Python jusqu'à la LED du STM32, puis le chemin parcouru par la confirmation jusqu'à l'application.</w:t>
+      <w:proofErr w:type="gramStart"/>
+      <w:r>
+        <w:t>depuis</w:t>
+      </w:r>
+      <w:proofErr w:type="gramEnd"/>
+      <w:r>
+        <w:t xml:space="preserve"> l'application Python jusqu'à la LED du STM32, puis le chemin parcouru par la confirmation jusqu'à l'application.</w:t>
       </w:r>
     </w:p>
     <w:p/>
@@ -7191,7 +8530,23 @@
           <w:b/>
           <w:bCs/>
         </w:rPr>
-        <w:t>Fin D → RaspberryHardware fonctionnel</w:t>
+        <w:t xml:space="preserve">Fin D → </w:t>
+      </w:r>
+      <w:proofErr w:type="spellStart"/>
+      <w:r>
+        <w:rPr>
+          <w:b/>
+          <w:bCs/>
+        </w:rPr>
+        <w:t>RaspberryHardware</w:t>
+      </w:r>
+      <w:proofErr w:type="spellEnd"/>
+      <w:r>
+        <w:rPr>
+          <w:b/>
+          <w:bCs/>
+        </w:rPr>
+        <w:t xml:space="preserve"> fonctionnel</w:t>
       </w:r>
     </w:p>
     <w:p>
@@ -7295,7 +8650,15 @@
     <w:p/>
     <w:p>
       <w:r>
-        <w:t>Le Raspberry Pi permet maintenant à une application Python d'accéder au matériel connecté au STM32 à l'aide de la classe RaspberryHardware.</w:t>
+        <w:t xml:space="preserve">Le Raspberry Pi permet maintenant à une application Python d'accéder au matériel connecté au STM32 à l'aide de la classe </w:t>
+      </w:r>
+      <w:proofErr w:type="spellStart"/>
+      <w:r>
+        <w:t>RaspberryHardware</w:t>
+      </w:r>
+      <w:proofErr w:type="spellEnd"/>
+      <w:r>
+        <w:t>.</w:t>
       </w:r>
     </w:p>
     <w:p/>
@@ -7413,7 +8776,15 @@
     </w:p>
     <w:p>
       <w:r>
-        <w:t>La classe RaspberryHardware n'a pas à connaître MQTT. Sa responsabilité demeure l'accès au matériel disponible depuis le Raspberry Pi.</w:t>
+        <w:t xml:space="preserve">La classe </w:t>
+      </w:r>
+      <w:proofErr w:type="spellStart"/>
+      <w:r>
+        <w:t>RaspberryHardware</w:t>
+      </w:r>
+      <w:proofErr w:type="spellEnd"/>
+      <w:r>
+        <w:t xml:space="preserve"> n'a pas à connaître MQTT. Sa responsabilité demeure l'accès au matériel disponible depuis le Raspberry Pi.</w:t>
       </w:r>
     </w:p>
     <w:p/>
@@ -7481,8 +8852,13 @@
     </w:p>
     <w:p/>
     <w:p>
-      <w:r>
-        <w:t>où X correspond au numéro de votre équipe.</w:t>
+      <w:proofErr w:type="gramStart"/>
+      <w:r>
+        <w:t>où</w:t>
+      </w:r>
+      <w:proofErr w:type="gramEnd"/>
+      <w:r>
+        <w:t xml:space="preserve"> X correspond au numéro de votre équipe.</w:t>
       </w:r>
     </w:p>
     <w:p/>
@@ -7497,6 +8873,7 @@
         <w:rPr>
           <w:noProof/>
         </w:rPr>
+        <w:lastRenderedPageBreak/>
         <w:drawing>
           <wp:inline distT="0" distB="0" distL="0" distR="0" wp14:anchorId="03E5FC96" wp14:editId="2917BB65">
             <wp:extent cx="1533739" cy="790685"/>
@@ -7618,14 +8995,26 @@
             <w:hideMark/>
           </w:tcPr>
           <w:p>
+            <w:proofErr w:type="spellStart"/>
+            <w:proofErr w:type="gramStart"/>
             <w:r>
               <w:t>station</w:t>
             </w:r>
             <w:r>
               <w:t>X</w:t>
             </w:r>
+            <w:proofErr w:type="spellEnd"/>
+            <w:proofErr w:type="gramEnd"/>
             <w:r>
-              <w:t>/led/command</w:t>
+              <w:t>/</w:t>
+            </w:r>
+            <w:proofErr w:type="spellStart"/>
+            <w:r>
+              <w:t>led</w:t>
+            </w:r>
+            <w:proofErr w:type="spellEnd"/>
+            <w:r>
+              <w:t>/command</w:t>
             </w:r>
           </w:p>
         </w:tc>
@@ -7639,8 +9028,13 @@
               <w:cnfStyle w:val="000000100000" w:firstRow="0" w:lastRow="0" w:firstColumn="0" w:lastColumn="0" w:oddVBand="0" w:evenVBand="0" w:oddHBand="1" w:evenHBand="0" w:firstRowFirstColumn="0" w:firstRowLastColumn="0" w:lastRowFirstColumn="0" w:lastRowLastColumn="0"/>
             </w:pPr>
             <w:r>
-              <w:t>PC → RPi</w:t>
+              <w:t xml:space="preserve">PC → </w:t>
             </w:r>
+            <w:proofErr w:type="spellStart"/>
+            <w:r>
+              <w:t>RPi</w:t>
+            </w:r>
+            <w:proofErr w:type="spellEnd"/>
           </w:p>
         </w:tc>
         <w:tc>
@@ -7666,15 +9060,32 @@
             <w:hideMark/>
           </w:tcPr>
           <w:p>
+            <w:proofErr w:type="spellStart"/>
+            <w:proofErr w:type="gramStart"/>
             <w:r>
               <w:t>station</w:t>
             </w:r>
             <w:r>
               <w:t>X</w:t>
             </w:r>
+            <w:proofErr w:type="spellEnd"/>
+            <w:proofErr w:type="gramEnd"/>
             <w:r>
-              <w:t>/led/status</w:t>
+              <w:t>/</w:t>
             </w:r>
+            <w:proofErr w:type="spellStart"/>
+            <w:r>
+              <w:t>led</w:t>
+            </w:r>
+            <w:proofErr w:type="spellEnd"/>
+            <w:r>
+              <w:t>/</w:t>
+            </w:r>
+            <w:proofErr w:type="spellStart"/>
+            <w:r>
+              <w:t>status</w:t>
+            </w:r>
+            <w:proofErr w:type="spellEnd"/>
           </w:p>
         </w:tc>
         <w:tc>
@@ -7686,8 +9097,13 @@
             <w:pPr>
               <w:cnfStyle w:val="000000000000" w:firstRow="0" w:lastRow="0" w:firstColumn="0" w:lastColumn="0" w:oddVBand="0" w:evenVBand="0" w:oddHBand="0" w:evenHBand="0" w:firstRowFirstColumn="0" w:firstRowLastColumn="0" w:lastRowFirstColumn="0" w:lastRowLastColumn="0"/>
             </w:pPr>
+            <w:proofErr w:type="spellStart"/>
             <w:r>
-              <w:t>RPi → PC</w:t>
+              <w:t>RPi</w:t>
+            </w:r>
+            <w:proofErr w:type="spellEnd"/>
+            <w:r>
+              <w:t xml:space="preserve"> → PC</w:t>
             </w:r>
           </w:p>
         </w:tc>
@@ -7717,15 +9133,32 @@
             <w:hideMark/>
           </w:tcPr>
           <w:p>
+            <w:proofErr w:type="spellStart"/>
+            <w:proofErr w:type="gramStart"/>
             <w:r>
               <w:t>station</w:t>
             </w:r>
             <w:r>
               <w:t>X</w:t>
             </w:r>
+            <w:proofErr w:type="spellEnd"/>
+            <w:proofErr w:type="gramEnd"/>
             <w:r>
-              <w:t>/counter/request</w:t>
+              <w:t>/</w:t>
             </w:r>
+            <w:proofErr w:type="spellStart"/>
+            <w:r>
+              <w:t>counter</w:t>
+            </w:r>
+            <w:proofErr w:type="spellEnd"/>
+            <w:r>
+              <w:t>/</w:t>
+            </w:r>
+            <w:proofErr w:type="spellStart"/>
+            <w:r>
+              <w:t>request</w:t>
+            </w:r>
+            <w:proofErr w:type="spellEnd"/>
           </w:p>
         </w:tc>
         <w:tc>
@@ -7738,8 +9171,13 @@
               <w:cnfStyle w:val="000000100000" w:firstRow="0" w:lastRow="0" w:firstColumn="0" w:lastColumn="0" w:oddVBand="0" w:evenVBand="0" w:oddHBand="1" w:evenHBand="0" w:firstRowFirstColumn="0" w:firstRowLastColumn="0" w:lastRowFirstColumn="0" w:lastRowLastColumn="0"/>
             </w:pPr>
             <w:r>
-              <w:t>PC → RPi</w:t>
+              <w:t xml:space="preserve">PC → </w:t>
             </w:r>
+            <w:proofErr w:type="spellStart"/>
+            <w:r>
+              <w:t>RPi</w:t>
+            </w:r>
+            <w:proofErr w:type="spellEnd"/>
           </w:p>
         </w:tc>
         <w:tc>
@@ -7765,14 +9203,26 @@
             <w:hideMark/>
           </w:tcPr>
           <w:p>
+            <w:proofErr w:type="spellStart"/>
+            <w:proofErr w:type="gramStart"/>
             <w:r>
               <w:t>station</w:t>
             </w:r>
             <w:r>
               <w:t>X</w:t>
             </w:r>
+            <w:proofErr w:type="spellEnd"/>
+            <w:proofErr w:type="gramEnd"/>
             <w:r>
-              <w:t>/counter/value</w:t>
+              <w:t>/</w:t>
+            </w:r>
+            <w:proofErr w:type="spellStart"/>
+            <w:r>
+              <w:t>counter</w:t>
+            </w:r>
+            <w:proofErr w:type="spellEnd"/>
+            <w:r>
+              <w:t>/value</w:t>
             </w:r>
           </w:p>
         </w:tc>
@@ -7785,8 +9235,13 @@
             <w:pPr>
               <w:cnfStyle w:val="000000000000" w:firstRow="0" w:lastRow="0" w:firstColumn="0" w:lastColumn="0" w:oddVBand="0" w:evenVBand="0" w:oddHBand="0" w:evenHBand="0" w:firstRowFirstColumn="0" w:firstRowLastColumn="0" w:lastRowFirstColumn="0" w:lastRowLastColumn="0"/>
             </w:pPr>
+            <w:proofErr w:type="spellStart"/>
             <w:r>
-              <w:t>RPi → PC</w:t>
+              <w:t>RPi</w:t>
+            </w:r>
+            <w:proofErr w:type="spellEnd"/>
+            <w:r>
+              <w:t xml:space="preserve"> → PC</w:t>
             </w:r>
           </w:p>
         </w:tc>
@@ -7917,7 +9372,7 @@
     <w:p>
       <w:r>
         <w:pict w14:anchorId="2790C6C3">
-          <v:shapetype id="_x0000_t75" coordsize="21600,21600" filled="f" stroked="f" o:spt="75" o:preferrelative="t" path="m@4@5l@4@11@9@11@9@5xe">
+          <v:shapetype id="_x0000_t75" coordsize="21600,21600" o:spt="75" o:preferrelative="t" path="m@4@5l@4@11@9@11@9@5xe" filled="f" stroked="f">
             <v:stroke joinstyle="miter"/>
             <v:formulas>
               <v:f eqn="if lineDrawn pixelLineWidth 0"/>
@@ -7933,11 +9388,11 @@
               <v:f eqn="prod @7 21600 pixelHeight"/>
               <v:f eqn="sum @10 21600 0"/>
             </v:formulas>
-            <v:path gradientshapeok="t" o:connecttype="rect" o:extrusionok="f"/>
+            <v:path o:extrusionok="f" gradientshapeok="t" o:connecttype="rect"/>
             <o:lock v:ext="edit" aspectratio="t"/>
           </v:shapetype>
-          <v:shape id="Image 1" style="width:29.25pt;height:14.25pt;visibility:visible;mso-wrap-style:square" o:spid="_x0000_i1025" type="#_x0000_t75">
-            <v:imagedata o:title="" r:id="rId54"/>
+          <v:shape id="Image 1" o:spid="_x0000_i1025" type="#_x0000_t75" style="width:29.45pt;height:14.05pt;visibility:visible;mso-wrap-style:square">
+            <v:imagedata r:id="rId54" o:title=""/>
           </v:shape>
         </w:pict>
       </w:r>
@@ -7995,13 +9450,27 @@
         <w:pStyle w:val="Titre1"/>
       </w:pPr>
       <w:r>
-        <w:t>Classe MqttManager</w:t>
-      </w:r>
-    </w:p>
-    <w:p/>
-    <w:p>
-      <w:r>
-        <w:t>Créez une classe MqttManager permettant d'encapsuler la communication MQTT.</w:t>
+        <w:t xml:space="preserve">Classe </w:t>
+      </w:r>
+      <w:proofErr w:type="spellStart"/>
+      <w:r>
+        <w:t>MqttManager</w:t>
+      </w:r>
+      <w:proofErr w:type="spellEnd"/>
+    </w:p>
+    <w:p/>
+    <w:p>
+      <w:r>
+        <w:lastRenderedPageBreak/>
+        <w:t xml:space="preserve">Créez une classe </w:t>
+      </w:r>
+      <w:proofErr w:type="spellStart"/>
+      <w:r>
+        <w:t>MqttManager</w:t>
+      </w:r>
+      <w:proofErr w:type="spellEnd"/>
+      <w:r>
+        <w:t xml:space="preserve"> permettant d'encapsuler la communication MQTT.</w:t>
       </w:r>
     </w:p>
     <w:p/>
@@ -8017,8 +9486,13 @@
           <w:numId w:val="43"/>
         </w:numPr>
       </w:pPr>
-      <w:r>
-        <w:t xml:space="preserve">d'établir la connexion avec le broker MQTT; </w:t>
+      <w:proofErr w:type="gramStart"/>
+      <w:r>
+        <w:t>d'établir</w:t>
+      </w:r>
+      <w:proofErr w:type="gramEnd"/>
+      <w:r>
+        <w:t xml:space="preserve"> la connexion avec le broker MQTT; </w:t>
       </w:r>
     </w:p>
     <w:p>
@@ -8028,8 +9502,13 @@
           <w:numId w:val="43"/>
         </w:numPr>
       </w:pPr>
-      <w:r>
-        <w:t xml:space="preserve">de s'abonner à des topics; </w:t>
+      <w:proofErr w:type="gramStart"/>
+      <w:r>
+        <w:t>de</w:t>
+      </w:r>
+      <w:proofErr w:type="gramEnd"/>
+      <w:r>
+        <w:t xml:space="preserve"> s'abonner à des topics; </w:t>
       </w:r>
     </w:p>
     <w:p>
@@ -8039,8 +9518,13 @@
           <w:numId w:val="43"/>
         </w:numPr>
       </w:pPr>
-      <w:r>
-        <w:t xml:space="preserve">de publier des messages; </w:t>
+      <w:proofErr w:type="gramStart"/>
+      <w:r>
+        <w:t>de</w:t>
+      </w:r>
+      <w:proofErr w:type="gramEnd"/>
+      <w:r>
+        <w:t xml:space="preserve"> publier des messages; </w:t>
       </w:r>
     </w:p>
     <w:p>
@@ -8050,8 +9534,13 @@
           <w:numId w:val="43"/>
         </w:numPr>
       </w:pPr>
-      <w:r>
-        <w:t xml:space="preserve">de traiter les messages reçus; </w:t>
+      <w:proofErr w:type="gramStart"/>
+      <w:r>
+        <w:t>de</w:t>
+      </w:r>
+      <w:proofErr w:type="gramEnd"/>
+      <w:r>
+        <w:t xml:space="preserve"> traiter les messages reçus; </w:t>
       </w:r>
     </w:p>
     <w:p>
@@ -8061,8 +9550,13 @@
           <w:numId w:val="43"/>
         </w:numPr>
       </w:pPr>
-      <w:r>
-        <w:t xml:space="preserve">de fermer correctement la connexion. </w:t>
+      <w:proofErr w:type="gramStart"/>
+      <w:r>
+        <w:t>de</w:t>
+      </w:r>
+      <w:proofErr w:type="gramEnd"/>
+      <w:r>
+        <w:t xml:space="preserve"> fermer correctement la connexion. </w:t>
       </w:r>
     </w:p>
     <w:p/>
@@ -8076,12 +9570,21 @@
       <w:r>
         <w:t xml:space="preserve">Vous pouvez utiliser la bibliothèque </w:t>
       </w:r>
+      <w:proofErr w:type="spellStart"/>
       <w:r>
         <w:rPr>
           <w:b/>
           <w:bCs/>
         </w:rPr>
-        <w:t>Paho MQTT</w:t>
+        <w:t>Paho</w:t>
+      </w:r>
+      <w:proofErr w:type="spellEnd"/>
+      <w:r>
+        <w:rPr>
+          <w:b/>
+          <w:bCs/>
+        </w:rPr>
+        <w:t xml:space="preserve"> MQTT</w:t>
       </w:r>
       <w:r>
         <w:t xml:space="preserve"> utilisée précédemment dans le cours.</w:t>
@@ -8149,7 +9652,15 @@
     <w:p/>
     <w:p>
       <w:r>
-        <w:t>Lorsqu'un message est reçu, le programme doit déterminer la commande demandée et utiliser RaspberryHardware.</w:t>
+        <w:t xml:space="preserve">Lorsqu'un message est reçu, le programme doit déterminer la commande demandée et utiliser </w:t>
+      </w:r>
+      <w:proofErr w:type="spellStart"/>
+      <w:r>
+        <w:t>RaspberryHardware</w:t>
+      </w:r>
+      <w:proofErr w:type="spellEnd"/>
+      <w:r>
+        <w:t>.</w:t>
       </w:r>
     </w:p>
     <w:p/>
@@ -8205,7 +9716,7 @@
       </w:r>
       <w:r>
         <w:rPr>
-          <w:rFonts w:ascii="Wingdings" w:hAnsi="Wingdings" w:eastAsia="Wingdings" w:cs="Wingdings"/>
+          <w:rFonts w:ascii="Wingdings" w:eastAsia="Wingdings" w:hAnsi="Wingdings" w:cs="Wingdings"/>
         </w:rPr>
         <w:t>à</w:t>
       </w:r>
@@ -8215,8 +9726,13 @@
     </w:p>
     <w:p/>
     <w:p>
-      <w:r>
-        <w:t>doit éventuellement provoquer l'appel :</w:t>
+      <w:proofErr w:type="gramStart"/>
+      <w:r>
+        <w:t>doit</w:t>
+      </w:r>
+      <w:proofErr w:type="gramEnd"/>
+      <w:r>
+        <w:t xml:space="preserve"> éventuellement provoquer l'appel :</w:t>
       </w:r>
     </w:p>
     <w:p>
@@ -8526,8 +10042,13 @@
     </w:p>
     <w:p/>
     <w:p>
-      <w:r>
-        <w:t>uniquement lorsque la commande a été confirmée.</w:t>
+      <w:proofErr w:type="gramStart"/>
+      <w:r>
+        <w:t>uniquement</w:t>
+      </w:r>
+      <w:proofErr w:type="gramEnd"/>
+      <w:r>
+        <w:t xml:space="preserve"> lorsque la commande a été confirmée.</w:t>
       </w:r>
     </w:p>
     <w:p/>
@@ -8598,8 +10119,13 @@
     </w:p>
     <w:p/>
     <w:p>
-      <w:r>
-        <w:t>le Raspberry Pi doit appeler :</w:t>
+      <w:proofErr w:type="gramStart"/>
+      <w:r>
+        <w:t>le</w:t>
+      </w:r>
+      <w:proofErr w:type="gramEnd"/>
+      <w:r>
+        <w:t xml:space="preserve"> Raspberry Pi doit appeler :</w:t>
       </w:r>
     </w:p>
     <w:p/>
@@ -8696,6 +10222,7 @@
     <w:p/>
     <w:p>
       <w:r>
+        <w:lastRenderedPageBreak/>
         <w:t>Par exemple :</w:t>
       </w:r>
     </w:p>
@@ -8742,7 +10269,7 @@
       </w:r>
       <w:r>
         <w:rPr>
-          <w:rFonts w:ascii="Wingdings" w:hAnsi="Wingdings" w:eastAsia="Wingdings" w:cs="Wingdings"/>
+          <w:rFonts w:ascii="Wingdings" w:eastAsia="Wingdings" w:hAnsi="Wingdings" w:cs="Wingdings"/>
         </w:rPr>
         <w:t>à</w:t>
       </w:r>
@@ -8890,8 +10417,21 @@
           <w:numId w:val="45"/>
         </w:numPr>
       </w:pPr>
-      <w:r>
-        <w:t xml:space="preserve">une commande LED ON provenant du PC; </w:t>
+      <w:proofErr w:type="gramStart"/>
+      <w:r>
+        <w:t>une</w:t>
+      </w:r>
+      <w:proofErr w:type="gramEnd"/>
+      <w:r>
+        <w:t xml:space="preserve"> commande LED </w:t>
+      </w:r>
+      <w:proofErr w:type="gramStart"/>
+      <w:r>
+        <w:t>ON</w:t>
+      </w:r>
+      <w:proofErr w:type="gramEnd"/>
+      <w:r>
+        <w:t xml:space="preserve"> provenant du PC; </w:t>
       </w:r>
     </w:p>
     <w:p>
@@ -8901,8 +10441,13 @@
           <w:numId w:val="45"/>
         </w:numPr>
       </w:pPr>
-      <w:r>
-        <w:t xml:space="preserve">l'allumage physique de la LED du STM32; </w:t>
+      <w:proofErr w:type="gramStart"/>
+      <w:r>
+        <w:t>l'allumage</w:t>
+      </w:r>
+      <w:proofErr w:type="gramEnd"/>
+      <w:r>
+        <w:t xml:space="preserve"> physique de la LED du STM32; </w:t>
       </w:r>
     </w:p>
     <w:p>
@@ -8912,8 +10457,13 @@
           <w:numId w:val="45"/>
         </w:numPr>
       </w:pPr>
-      <w:r>
-        <w:t xml:space="preserve">le retour de confirmation vers le PC; </w:t>
+      <w:proofErr w:type="gramStart"/>
+      <w:r>
+        <w:t>le</w:t>
+      </w:r>
+      <w:proofErr w:type="gramEnd"/>
+      <w:r>
+        <w:t xml:space="preserve"> retour de confirmation vers le PC; </w:t>
       </w:r>
     </w:p>
     <w:p>
@@ -8923,8 +10473,13 @@
           <w:numId w:val="45"/>
         </w:numPr>
       </w:pPr>
-      <w:r>
-        <w:t xml:space="preserve">une commande LED OFF et sa confirmation; </w:t>
+      <w:proofErr w:type="gramStart"/>
+      <w:r>
+        <w:t>une</w:t>
+      </w:r>
+      <w:proofErr w:type="gramEnd"/>
+      <w:r>
+        <w:t xml:space="preserve"> commande LED OFF et sa confirmation; </w:t>
       </w:r>
     </w:p>
     <w:p>
@@ -8934,8 +10489,13 @@
           <w:numId w:val="45"/>
         </w:numPr>
       </w:pPr>
-      <w:r>
-        <w:t xml:space="preserve">une demande de compteur provenant du PC; </w:t>
+      <w:proofErr w:type="gramStart"/>
+      <w:r>
+        <w:t>une</w:t>
+      </w:r>
+      <w:proofErr w:type="gramEnd"/>
+      <w:r>
+        <w:t xml:space="preserve"> demande de compteur provenant du PC; </w:t>
       </w:r>
     </w:p>
     <w:p>
@@ -8945,13 +10505,19 @@
           <w:numId w:val="45"/>
         </w:numPr>
       </w:pPr>
-      <w:r>
-        <w:t xml:space="preserve">l'affichage sur le PC de la valeur provenant du STM32. </w:t>
-      </w:r>
-    </w:p>
-    <w:p/>
-    <w:p>
-      <w:r>
+      <w:proofErr w:type="gramStart"/>
+      <w:r>
+        <w:t>l'affichage</w:t>
+      </w:r>
+      <w:proofErr w:type="gramEnd"/>
+      <w:r>
+        <w:t xml:space="preserve"> sur le PC de la valeur provenant du STM32. </w:t>
+      </w:r>
+    </w:p>
+    <w:p/>
+    <w:p>
+      <w:r>
+        <w:lastRenderedPageBreak/>
         <w:t>Vous devez être capable d'identifier le rôle de :</w:t>
       </w:r>
     </w:p>
@@ -8962,8 +10528,13 @@
           <w:numId w:val="46"/>
         </w:numPr>
       </w:pPr>
-      <w:r>
-        <w:t xml:space="preserve">MqttManager; </w:t>
+      <w:proofErr w:type="spellStart"/>
+      <w:r>
+        <w:t>MqttManager</w:t>
+      </w:r>
+      <w:proofErr w:type="spellEnd"/>
+      <w:r>
+        <w:t xml:space="preserve">; </w:t>
       </w:r>
     </w:p>
     <w:p>
@@ -8973,8 +10544,13 @@
           <w:numId w:val="46"/>
         </w:numPr>
       </w:pPr>
-      <w:r>
-        <w:t xml:space="preserve">RaspberryHardware; </w:t>
+      <w:proofErr w:type="spellStart"/>
+      <w:r>
+        <w:t>RaspberryHardware</w:t>
+      </w:r>
+      <w:proofErr w:type="spellEnd"/>
+      <w:r>
+        <w:t xml:space="preserve">; </w:t>
       </w:r>
     </w:p>
     <w:p>
@@ -8984,8 +10560,13 @@
           <w:numId w:val="46"/>
         </w:numPr>
       </w:pPr>
-      <w:r>
-        <w:t xml:space="preserve">CanManager; </w:t>
+      <w:proofErr w:type="spellStart"/>
+      <w:r>
+        <w:t>CanManager</w:t>
+      </w:r>
+      <w:proofErr w:type="spellEnd"/>
+      <w:r>
+        <w:t xml:space="preserve">; </w:t>
       </w:r>
     </w:p>
     <w:p>
@@ -9122,8 +10703,13 @@
         <w:pStyle w:val="Titre"/>
       </w:pPr>
       <w:r>
-        <w:t>Partie F — Interface graphique PyQt</w:t>
-      </w:r>
+        <w:t xml:space="preserve">Partie F — Interface graphique </w:t>
+      </w:r>
+      <w:proofErr w:type="spellStart"/>
+      <w:r>
+        <w:t>PyQt</w:t>
+      </w:r>
+      <w:proofErr w:type="spellEnd"/>
     </w:p>
     <w:p/>
     <w:p>
@@ -9162,8 +10748,13 @@
           <w:numId w:val="48"/>
         </w:numPr>
       </w:pPr>
-      <w:r>
-        <w:t xml:space="preserve">du bus CAN; </w:t>
+      <w:proofErr w:type="gramStart"/>
+      <w:r>
+        <w:t>du</w:t>
+      </w:r>
+      <w:proofErr w:type="gramEnd"/>
+      <w:r>
+        <w:t xml:space="preserve"> bus CAN; </w:t>
       </w:r>
     </w:p>
     <w:p>
@@ -9173,8 +10764,13 @@
           <w:numId w:val="48"/>
         </w:numPr>
       </w:pPr>
-      <w:r>
-        <w:t xml:space="preserve">des identifiants CAN; </w:t>
+      <w:proofErr w:type="gramStart"/>
+      <w:r>
+        <w:t>des</w:t>
+      </w:r>
+      <w:proofErr w:type="gramEnd"/>
+      <w:r>
+        <w:t xml:space="preserve"> identifiants CAN; </w:t>
       </w:r>
     </w:p>
     <w:p>
@@ -9184,8 +10780,21 @@
           <w:numId w:val="48"/>
         </w:numPr>
       </w:pPr>
-      <w:r>
-        <w:t xml:space="preserve">de RaspberryHardware; </w:t>
+      <w:proofErr w:type="gramStart"/>
+      <w:r>
+        <w:t>de</w:t>
+      </w:r>
+      <w:proofErr w:type="gramEnd"/>
+      <w:r>
+        <w:t xml:space="preserve"> </w:t>
+      </w:r>
+      <w:proofErr w:type="spellStart"/>
+      <w:r>
+        <w:t>RaspberryHardware</w:t>
+      </w:r>
+      <w:proofErr w:type="spellEnd"/>
+      <w:r>
+        <w:t xml:space="preserve">; </w:t>
       </w:r>
     </w:p>
     <w:p>
@@ -9195,8 +10804,22 @@
           <w:numId w:val="48"/>
         </w:numPr>
       </w:pPr>
-      <w:r>
-        <w:t xml:space="preserve">de CanManager; </w:t>
+      <w:proofErr w:type="gramStart"/>
+      <w:r>
+        <w:lastRenderedPageBreak/>
+        <w:t>de</w:t>
+      </w:r>
+      <w:proofErr w:type="gramEnd"/>
+      <w:r>
+        <w:t xml:space="preserve"> </w:t>
+      </w:r>
+      <w:proofErr w:type="spellStart"/>
+      <w:r>
+        <w:t>CanManager</w:t>
+      </w:r>
+      <w:proofErr w:type="spellEnd"/>
+      <w:r>
+        <w:t xml:space="preserve">; </w:t>
       </w:r>
     </w:p>
     <w:p>
@@ -9206,8 +10829,13 @@
           <w:numId w:val="48"/>
         </w:numPr>
       </w:pPr>
-      <w:r>
-        <w:t xml:space="preserve">du STM32. </w:t>
+      <w:proofErr w:type="gramStart"/>
+      <w:r>
+        <w:t>du</w:t>
+      </w:r>
+      <w:proofErr w:type="gramEnd"/>
+      <w:r>
+        <w:t xml:space="preserve"> STM32. </w:t>
       </w:r>
     </w:p>
     <w:p/>
@@ -9325,8 +10953,13 @@
           <w:numId w:val="49"/>
         </w:numPr>
       </w:pPr>
-      <w:r>
-        <w:t xml:space="preserve">un bouton </w:t>
+      <w:proofErr w:type="gramStart"/>
+      <w:r>
+        <w:t>un</w:t>
+      </w:r>
+      <w:proofErr w:type="gramEnd"/>
+      <w:r>
+        <w:t xml:space="preserve"> bouton </w:t>
       </w:r>
       <w:r>
         <w:rPr>
@@ -9346,8 +10979,13 @@
           <w:numId w:val="49"/>
         </w:numPr>
       </w:pPr>
-      <w:r>
-        <w:t xml:space="preserve">un bouton </w:t>
+      <w:proofErr w:type="gramStart"/>
+      <w:r>
+        <w:t>un</w:t>
+      </w:r>
+      <w:proofErr w:type="gramEnd"/>
+      <w:r>
+        <w:t xml:space="preserve"> bouton </w:t>
       </w:r>
       <w:r>
         <w:rPr>
@@ -9367,8 +11005,13 @@
           <w:numId w:val="49"/>
         </w:numPr>
       </w:pPr>
-      <w:r>
-        <w:t xml:space="preserve">un affichage de l'état confirmé de la LED; </w:t>
+      <w:proofErr w:type="gramStart"/>
+      <w:r>
+        <w:t>un</w:t>
+      </w:r>
+      <w:proofErr w:type="gramEnd"/>
+      <w:r>
+        <w:t xml:space="preserve"> affichage de l'état confirmé de la LED; </w:t>
       </w:r>
     </w:p>
     <w:p>
@@ -9378,8 +11021,13 @@
           <w:numId w:val="49"/>
         </w:numPr>
       </w:pPr>
-      <w:r>
-        <w:t xml:space="preserve">un bouton </w:t>
+      <w:proofErr w:type="gramStart"/>
+      <w:r>
+        <w:t>un</w:t>
+      </w:r>
+      <w:proofErr w:type="gramEnd"/>
+      <w:r>
+        <w:t xml:space="preserve"> bouton </w:t>
       </w:r>
       <w:r>
         <w:rPr>
@@ -9399,8 +11047,13 @@
           <w:numId w:val="49"/>
         </w:numPr>
       </w:pPr>
-      <w:r>
-        <w:t xml:space="preserve">un affichage de la valeur du compteur. </w:t>
+      <w:proofErr w:type="gramStart"/>
+      <w:r>
+        <w:t>un</w:t>
+      </w:r>
+      <w:proofErr w:type="gramEnd"/>
+      <w:r>
+        <w:t xml:space="preserve"> affichage de la valeur du compteur. </w:t>
       </w:r>
     </w:p>
     <w:p/>
@@ -9613,8 +11266,13 @@
     </w:p>
     <w:p/>
     <w:p>
-      <w:r>
-        <w:t>où X correspond au numéro de votre équipe.</w:t>
+      <w:proofErr w:type="gramStart"/>
+      <w:r>
+        <w:t>où</w:t>
+      </w:r>
+      <w:proofErr w:type="gramEnd"/>
+      <w:r>
+        <w:t xml:space="preserve"> X correspond au numéro de votre équipe.</w:t>
       </w:r>
     </w:p>
     <w:p/>
@@ -9882,8 +11540,13 @@
     </w:p>
     <w:p/>
     <w:p>
-      <w:r>
-        <w:t>l'interface doit afficher la valeur reçue.</w:t>
+      <w:proofErr w:type="gramStart"/>
+      <w:r>
+        <w:t>l'interface</w:t>
+      </w:r>
+      <w:proofErr w:type="gramEnd"/>
+      <w:r>
+        <w:t xml:space="preserve"> doit afficher la valeur reçue.</w:t>
       </w:r>
     </w:p>
     <w:p/>
@@ -9956,7 +11619,15 @@
     <w:p/>
     <w:p>
       <w:r>
-        <w:t>Votre application doit donc permettre à MqttManager d'informer l'interface lorsqu'une nouvelle information est reçue.</w:t>
+        <w:t xml:space="preserve">Votre application doit donc permettre à </w:t>
+      </w:r>
+      <w:proofErr w:type="spellStart"/>
+      <w:r>
+        <w:t>MqttManager</w:t>
+      </w:r>
+      <w:proofErr w:type="spellEnd"/>
+      <w:r>
+        <w:t xml:space="preserve"> d'informer l'interface lorsqu'une nouvelle information est reçue.</w:t>
       </w:r>
     </w:p>
     <w:p/>
@@ -9969,8 +11640,17 @@
           <w:b/>
           <w:bCs/>
         </w:rPr>
-        <w:t>signaux et slots de PyQt</w:t>
-      </w:r>
+        <w:t xml:space="preserve">signaux et slots de </w:t>
+      </w:r>
+      <w:proofErr w:type="spellStart"/>
+      <w:r>
+        <w:rPr>
+          <w:b/>
+          <w:bCs/>
+        </w:rPr>
+        <w:t>PyQt</w:t>
+      </w:r>
+      <w:proofErr w:type="spellEnd"/>
       <w:r>
         <w:t xml:space="preserve"> afin de transmettre à l'interface :</w:t>
       </w:r>
@@ -9982,8 +11662,13 @@
           <w:numId w:val="50"/>
         </w:numPr>
       </w:pPr>
-      <w:r>
-        <w:t xml:space="preserve">le nouvel état de la LED; </w:t>
+      <w:proofErr w:type="gramStart"/>
+      <w:r>
+        <w:t>le</w:t>
+      </w:r>
+      <w:proofErr w:type="gramEnd"/>
+      <w:r>
+        <w:t xml:space="preserve"> nouvel état de la LED; </w:t>
       </w:r>
     </w:p>
     <w:p>
@@ -9993,8 +11678,13 @@
           <w:numId w:val="50"/>
         </w:numPr>
       </w:pPr>
-      <w:r>
-        <w:t xml:space="preserve">la nouvelle valeur du compteur. </w:t>
+      <w:proofErr w:type="gramStart"/>
+      <w:r>
+        <w:t>la</w:t>
+      </w:r>
+      <w:proofErr w:type="gramEnd"/>
+      <w:r>
+        <w:t xml:space="preserve"> nouvelle valeur du compteur. </w:t>
       </w:r>
     </w:p>
     <w:p/>
@@ -10074,7 +11764,15 @@
     </w:p>
     <w:p>
       <w:r>
-        <w:t>Pourquoi est-il préférable d'utiliser un signal PyQt pour transmettre une information reçue par MQTT vers l'interface graphique?</w:t>
+        <w:t xml:space="preserve">Pourquoi est-il préférable d'utiliser un signal </w:t>
+      </w:r>
+      <w:proofErr w:type="spellStart"/>
+      <w:r>
+        <w:t>PyQt</w:t>
+      </w:r>
+      <w:proofErr w:type="spellEnd"/>
+      <w:r>
+        <w:t xml:space="preserve"> pour transmettre une information reçue par MQTT vers l'interface graphique?</w:t>
       </w:r>
     </w:p>
     <w:p/>
@@ -10111,11 +11809,19 @@
         </w:rPr>
         <w:t xml:space="preserve"> — </w:t>
       </w:r>
+      <w:proofErr w:type="spellStart"/>
       <w:r>
         <w:rPr>
           <w:highlight w:val="yellow"/>
         </w:rPr>
-        <w:t>PyQt + système complet</w:t>
+        <w:t>PyQt</w:t>
+      </w:r>
+      <w:proofErr w:type="spellEnd"/>
+      <w:r>
+        <w:rPr>
+          <w:highlight w:val="yellow"/>
+        </w:rPr>
+        <w:t xml:space="preserve"> + système complet</w:t>
       </w:r>
     </w:p>
     <w:p>
@@ -10130,8 +11836,13 @@
           <w:numId w:val="51"/>
         </w:numPr>
       </w:pPr>
-      <w:r>
-        <w:t xml:space="preserve">commande </w:t>
+      <w:proofErr w:type="gramStart"/>
+      <w:r>
+        <w:t>commande</w:t>
+      </w:r>
+      <w:proofErr w:type="gramEnd"/>
+      <w:r>
+        <w:t xml:space="preserve"> </w:t>
       </w:r>
       <w:r>
         <w:rPr>
@@ -10151,8 +11862,13 @@
           <w:numId w:val="51"/>
         </w:numPr>
       </w:pPr>
-      <w:r>
-        <w:t xml:space="preserve">allumage physique de la LED du STM32; </w:t>
+      <w:proofErr w:type="gramStart"/>
+      <w:r>
+        <w:t>allumage</w:t>
+      </w:r>
+      <w:proofErr w:type="gramEnd"/>
+      <w:r>
+        <w:t xml:space="preserve"> physique de la LED du STM32; </w:t>
       </w:r>
     </w:p>
     <w:p>
@@ -10162,8 +11878,13 @@
           <w:numId w:val="51"/>
         </w:numPr>
       </w:pPr>
-      <w:r>
-        <w:t xml:space="preserve">mise à jour de l'interface après réception de la confirmation; </w:t>
+      <w:proofErr w:type="gramStart"/>
+      <w:r>
+        <w:t>mise</w:t>
+      </w:r>
+      <w:proofErr w:type="gramEnd"/>
+      <w:r>
+        <w:t xml:space="preserve"> à jour de l'interface après réception de la confirmation; </w:t>
       </w:r>
     </w:p>
     <w:p>
@@ -10173,8 +11894,13 @@
           <w:numId w:val="51"/>
         </w:numPr>
       </w:pPr>
-      <w:r>
-        <w:t xml:space="preserve">commande </w:t>
+      <w:proofErr w:type="gramStart"/>
+      <w:r>
+        <w:t>commande</w:t>
+      </w:r>
+      <w:proofErr w:type="gramEnd"/>
+      <w:r>
+        <w:t xml:space="preserve"> </w:t>
       </w:r>
       <w:r>
         <w:rPr>
@@ -10194,8 +11920,13 @@
           <w:numId w:val="51"/>
         </w:numPr>
       </w:pPr>
-      <w:r>
-        <w:t xml:space="preserve">demande de lecture du compteur; </w:t>
+      <w:proofErr w:type="gramStart"/>
+      <w:r>
+        <w:t>demande</w:t>
+      </w:r>
+      <w:proofErr w:type="gramEnd"/>
+      <w:r>
+        <w:t xml:space="preserve"> de lecture du compteur; </w:t>
       </w:r>
     </w:p>
     <w:p>
@@ -10205,8 +11936,13 @@
           <w:numId w:val="51"/>
         </w:numPr>
       </w:pPr>
-      <w:r>
-        <w:t xml:space="preserve">affichage de la valeur reçue. </w:t>
+      <w:proofErr w:type="gramStart"/>
+      <w:r>
+        <w:t>affichage</w:t>
+      </w:r>
+      <w:proofErr w:type="gramEnd"/>
+      <w:r>
+        <w:t xml:space="preserve"> de la valeur reçue. </w:t>
       </w:r>
     </w:p>
     <w:p/>
@@ -10246,7 +11982,23 @@
           <w:b/>
           <w:bCs/>
         </w:rPr>
-        <w:t>Fin F → application PyQt complète</w:t>
+        <w:t xml:space="preserve">Fin F → application </w:t>
+      </w:r>
+      <w:proofErr w:type="spellStart"/>
+      <w:r>
+        <w:rPr>
+          <w:b/>
+          <w:bCs/>
+        </w:rPr>
+        <w:t>PyQt</w:t>
+      </w:r>
+      <w:proofErr w:type="spellEnd"/>
+      <w:r>
+        <w:rPr>
+          <w:b/>
+          <w:bCs/>
+        </w:rPr>
+        <w:t xml:space="preserve"> complète</w:t>
       </w:r>
     </w:p>
     <w:p>
@@ -10326,7 +12078,7 @@
     <w:sectPr>
       <w:headerReference w:type="default" r:id="rId75"/>
       <w:footerReference w:type="default" r:id="rId76"/>
-      <w:pgSz w:w="12240" w:h="15840" w:orient="portrait"/>
+      <w:pgSz w:w="12240" w:h="15840"/>
       <w:pgMar w:top="1440" w:right="1797" w:bottom="1440" w:left="1797" w:header="709" w:footer="709" w:gutter="0"/>
       <w:cols w:space="708"/>
       <w:docGrid w:linePitch="360"/>
@@ -10360,7 +12112,7 @@
     <w:pPr>
       <w:pStyle w:val="Pieddepage"/>
       <w:pBdr>
-        <w:top w:val="single" w:color="auto" w:sz="4" w:space="1"/>
+        <w:top w:val="single" w:sz="4" w:space="1" w:color="auto"/>
       </w:pBdr>
     </w:pPr>
     <w:r>
@@ -10380,8 +12132,6 @@
     </w:r>
     <w:r>
       <w:tab/>
-    </w:r>
-    <w:r>
       <w:t>L</w:t>
     </w:r>
     <w:r>
@@ -10450,7 +12200,7 @@
     <w:pPr>
       <w:pStyle w:val="En-tte"/>
       <w:pBdr>
-        <w:bottom w:val="single" w:color="auto" w:sz="4" w:space="1"/>
+        <w:bottom w:val="single" w:sz="4" w:space="1" w:color="auto"/>
       </w:pBdr>
     </w:pPr>
     <w:r>
@@ -10614,7 +12364,7 @@
         <w:ind w:left="720" w:hanging="360"/>
       </w:pPr>
       <w:rPr>
-        <w:rFonts w:hint="default" w:ascii="Symbol" w:hAnsi="Symbol"/>
+        <w:rFonts w:ascii="Symbol" w:hAnsi="Symbol" w:hint="default"/>
         <w:sz w:val="20"/>
       </w:rPr>
     </w:lvl>
@@ -10630,7 +12380,7 @@
         <w:ind w:left="1440" w:hanging="360"/>
       </w:pPr>
       <w:rPr>
-        <w:rFonts w:hint="default" w:ascii="Courier New" w:hAnsi="Courier New"/>
+        <w:rFonts w:ascii="Courier New" w:hAnsi="Courier New" w:hint="default"/>
         <w:sz w:val="20"/>
       </w:rPr>
     </w:lvl>
@@ -10646,7 +12396,7 @@
         <w:ind w:left="2160" w:hanging="360"/>
       </w:pPr>
       <w:rPr>
-        <w:rFonts w:hint="default" w:ascii="Wingdings" w:hAnsi="Wingdings"/>
+        <w:rFonts w:ascii="Wingdings" w:hAnsi="Wingdings" w:hint="default"/>
         <w:sz w:val="20"/>
       </w:rPr>
     </w:lvl>
@@ -10662,7 +12412,7 @@
         <w:ind w:left="2880" w:hanging="360"/>
       </w:pPr>
       <w:rPr>
-        <w:rFonts w:hint="default" w:ascii="Wingdings" w:hAnsi="Wingdings"/>
+        <w:rFonts w:ascii="Wingdings" w:hAnsi="Wingdings" w:hint="default"/>
         <w:sz w:val="20"/>
       </w:rPr>
     </w:lvl>
@@ -10678,7 +12428,7 @@
         <w:ind w:left="3600" w:hanging="360"/>
       </w:pPr>
       <w:rPr>
-        <w:rFonts w:hint="default" w:ascii="Wingdings" w:hAnsi="Wingdings"/>
+        <w:rFonts w:ascii="Wingdings" w:hAnsi="Wingdings" w:hint="default"/>
         <w:sz w:val="20"/>
       </w:rPr>
     </w:lvl>
@@ -10694,7 +12444,7 @@
         <w:ind w:left="4320" w:hanging="360"/>
       </w:pPr>
       <w:rPr>
-        <w:rFonts w:hint="default" w:ascii="Wingdings" w:hAnsi="Wingdings"/>
+        <w:rFonts w:ascii="Wingdings" w:hAnsi="Wingdings" w:hint="default"/>
         <w:sz w:val="20"/>
       </w:rPr>
     </w:lvl>
@@ -10710,7 +12460,7 @@
         <w:ind w:left="5040" w:hanging="360"/>
       </w:pPr>
       <w:rPr>
-        <w:rFonts w:hint="default" w:ascii="Wingdings" w:hAnsi="Wingdings"/>
+        <w:rFonts w:ascii="Wingdings" w:hAnsi="Wingdings" w:hint="default"/>
         <w:sz w:val="20"/>
       </w:rPr>
     </w:lvl>
@@ -10726,7 +12476,7 @@
         <w:ind w:left="5760" w:hanging="360"/>
       </w:pPr>
       <w:rPr>
-        <w:rFonts w:hint="default" w:ascii="Wingdings" w:hAnsi="Wingdings"/>
+        <w:rFonts w:ascii="Wingdings" w:hAnsi="Wingdings" w:hint="default"/>
         <w:sz w:val="20"/>
       </w:rPr>
     </w:lvl>
@@ -10742,7 +12492,7 @@
         <w:ind w:left="6480" w:hanging="360"/>
       </w:pPr>
       <w:rPr>
-        <w:rFonts w:hint="default" w:ascii="Wingdings" w:hAnsi="Wingdings"/>
+        <w:rFonts w:ascii="Wingdings" w:hAnsi="Wingdings" w:hint="default"/>
         <w:sz w:val="20"/>
       </w:rPr>
     </w:lvl>
@@ -10763,7 +12513,7 @@
         <w:ind w:left="720" w:hanging="360"/>
       </w:pPr>
       <w:rPr>
-        <w:rFonts w:hint="default" w:ascii="Symbol" w:hAnsi="Symbol"/>
+        <w:rFonts w:ascii="Symbol" w:hAnsi="Symbol" w:hint="default"/>
         <w:sz w:val="20"/>
       </w:rPr>
     </w:lvl>
@@ -10779,7 +12529,7 @@
         <w:ind w:left="1440" w:hanging="360"/>
       </w:pPr>
       <w:rPr>
-        <w:rFonts w:hint="default" w:ascii="Courier New" w:hAnsi="Courier New"/>
+        <w:rFonts w:ascii="Courier New" w:hAnsi="Courier New" w:hint="default"/>
         <w:sz w:val="20"/>
       </w:rPr>
     </w:lvl>
@@ -10795,7 +12545,7 @@
         <w:ind w:left="2160" w:hanging="360"/>
       </w:pPr>
       <w:rPr>
-        <w:rFonts w:hint="default" w:ascii="Wingdings" w:hAnsi="Wingdings"/>
+        <w:rFonts w:ascii="Wingdings" w:hAnsi="Wingdings" w:hint="default"/>
         <w:sz w:val="20"/>
       </w:rPr>
     </w:lvl>
@@ -10811,7 +12561,7 @@
         <w:ind w:left="2880" w:hanging="360"/>
       </w:pPr>
       <w:rPr>
-        <w:rFonts w:hint="default" w:ascii="Wingdings" w:hAnsi="Wingdings"/>
+        <w:rFonts w:ascii="Wingdings" w:hAnsi="Wingdings" w:hint="default"/>
         <w:sz w:val="20"/>
       </w:rPr>
     </w:lvl>
@@ -10827,7 +12577,7 @@
         <w:ind w:left="3600" w:hanging="360"/>
       </w:pPr>
       <w:rPr>
-        <w:rFonts w:hint="default" w:ascii="Wingdings" w:hAnsi="Wingdings"/>
+        <w:rFonts w:ascii="Wingdings" w:hAnsi="Wingdings" w:hint="default"/>
         <w:sz w:val="20"/>
       </w:rPr>
     </w:lvl>
@@ -10843,7 +12593,7 @@
         <w:ind w:left="4320" w:hanging="360"/>
       </w:pPr>
       <w:rPr>
-        <w:rFonts w:hint="default" w:ascii="Wingdings" w:hAnsi="Wingdings"/>
+        <w:rFonts w:ascii="Wingdings" w:hAnsi="Wingdings" w:hint="default"/>
         <w:sz w:val="20"/>
       </w:rPr>
     </w:lvl>
@@ -10859,7 +12609,7 @@
         <w:ind w:left="5040" w:hanging="360"/>
       </w:pPr>
       <w:rPr>
-        <w:rFonts w:hint="default" w:ascii="Wingdings" w:hAnsi="Wingdings"/>
+        <w:rFonts w:ascii="Wingdings" w:hAnsi="Wingdings" w:hint="default"/>
         <w:sz w:val="20"/>
       </w:rPr>
     </w:lvl>
@@ -10875,7 +12625,7 @@
         <w:ind w:left="5760" w:hanging="360"/>
       </w:pPr>
       <w:rPr>
-        <w:rFonts w:hint="default" w:ascii="Wingdings" w:hAnsi="Wingdings"/>
+        <w:rFonts w:ascii="Wingdings" w:hAnsi="Wingdings" w:hint="default"/>
         <w:sz w:val="20"/>
       </w:rPr>
     </w:lvl>
@@ -10891,7 +12641,7 @@
         <w:ind w:left="6480" w:hanging="360"/>
       </w:pPr>
       <w:rPr>
-        <w:rFonts w:hint="default" w:ascii="Wingdings" w:hAnsi="Wingdings"/>
+        <w:rFonts w:ascii="Wingdings" w:hAnsi="Wingdings" w:hint="default"/>
         <w:sz w:val="20"/>
       </w:rPr>
     </w:lvl>
@@ -10912,7 +12662,7 @@
         <w:ind w:left="720" w:hanging="360"/>
       </w:pPr>
       <w:rPr>
-        <w:rFonts w:hint="default" w:ascii="Symbol" w:hAnsi="Symbol"/>
+        <w:rFonts w:ascii="Symbol" w:hAnsi="Symbol" w:hint="default"/>
         <w:sz w:val="20"/>
       </w:rPr>
     </w:lvl>
@@ -10928,7 +12678,7 @@
         <w:ind w:left="1440" w:hanging="360"/>
       </w:pPr>
       <w:rPr>
-        <w:rFonts w:hint="default" w:ascii="Courier New" w:hAnsi="Courier New"/>
+        <w:rFonts w:ascii="Courier New" w:hAnsi="Courier New" w:hint="default"/>
         <w:sz w:val="20"/>
       </w:rPr>
     </w:lvl>
@@ -10944,7 +12694,7 @@
         <w:ind w:left="2160" w:hanging="360"/>
       </w:pPr>
       <w:rPr>
-        <w:rFonts w:hint="default" w:ascii="Wingdings" w:hAnsi="Wingdings"/>
+        <w:rFonts w:ascii="Wingdings" w:hAnsi="Wingdings" w:hint="default"/>
         <w:sz w:val="20"/>
       </w:rPr>
     </w:lvl>
@@ -10960,7 +12710,7 @@
         <w:ind w:left="2880" w:hanging="360"/>
       </w:pPr>
       <w:rPr>
-        <w:rFonts w:hint="default" w:ascii="Wingdings" w:hAnsi="Wingdings"/>
+        <w:rFonts w:ascii="Wingdings" w:hAnsi="Wingdings" w:hint="default"/>
         <w:sz w:val="20"/>
       </w:rPr>
     </w:lvl>
@@ -10976,7 +12726,7 @@
         <w:ind w:left="3600" w:hanging="360"/>
       </w:pPr>
       <w:rPr>
-        <w:rFonts w:hint="default" w:ascii="Wingdings" w:hAnsi="Wingdings"/>
+        <w:rFonts w:ascii="Wingdings" w:hAnsi="Wingdings" w:hint="default"/>
         <w:sz w:val="20"/>
       </w:rPr>
     </w:lvl>
@@ -10992,7 +12742,7 @@
         <w:ind w:left="4320" w:hanging="360"/>
       </w:pPr>
       <w:rPr>
-        <w:rFonts w:hint="default" w:ascii="Wingdings" w:hAnsi="Wingdings"/>
+        <w:rFonts w:ascii="Wingdings" w:hAnsi="Wingdings" w:hint="default"/>
         <w:sz w:val="20"/>
       </w:rPr>
     </w:lvl>
@@ -11008,7 +12758,7 @@
         <w:ind w:left="5040" w:hanging="360"/>
       </w:pPr>
       <w:rPr>
-        <w:rFonts w:hint="default" w:ascii="Wingdings" w:hAnsi="Wingdings"/>
+        <w:rFonts w:ascii="Wingdings" w:hAnsi="Wingdings" w:hint="default"/>
         <w:sz w:val="20"/>
       </w:rPr>
     </w:lvl>
@@ -11024,7 +12774,7 @@
         <w:ind w:left="5760" w:hanging="360"/>
       </w:pPr>
       <w:rPr>
-        <w:rFonts w:hint="default" w:ascii="Wingdings" w:hAnsi="Wingdings"/>
+        <w:rFonts w:ascii="Wingdings" w:hAnsi="Wingdings" w:hint="default"/>
         <w:sz w:val="20"/>
       </w:rPr>
     </w:lvl>
@@ -11040,7 +12790,7 @@
         <w:ind w:left="6480" w:hanging="360"/>
       </w:pPr>
       <w:rPr>
-        <w:rFonts w:hint="default" w:ascii="Wingdings" w:hAnsi="Wingdings"/>
+        <w:rFonts w:ascii="Wingdings" w:hAnsi="Wingdings" w:hint="default"/>
         <w:sz w:val="20"/>
       </w:rPr>
     </w:lvl>
@@ -11061,7 +12811,7 @@
         <w:ind w:left="720" w:hanging="360"/>
       </w:pPr>
       <w:rPr>
-        <w:rFonts w:hint="default" w:ascii="Symbol" w:hAnsi="Symbol"/>
+        <w:rFonts w:ascii="Symbol" w:hAnsi="Symbol" w:hint="default"/>
         <w:sz w:val="20"/>
       </w:rPr>
     </w:lvl>
@@ -11077,7 +12827,7 @@
         <w:ind w:left="1440" w:hanging="360"/>
       </w:pPr>
       <w:rPr>
-        <w:rFonts w:hint="default" w:ascii="Courier New" w:hAnsi="Courier New"/>
+        <w:rFonts w:ascii="Courier New" w:hAnsi="Courier New" w:hint="default"/>
         <w:sz w:val="20"/>
       </w:rPr>
     </w:lvl>
@@ -11093,7 +12843,7 @@
         <w:ind w:left="2160" w:hanging="360"/>
       </w:pPr>
       <w:rPr>
-        <w:rFonts w:hint="default" w:ascii="Wingdings" w:hAnsi="Wingdings"/>
+        <w:rFonts w:ascii="Wingdings" w:hAnsi="Wingdings" w:hint="default"/>
         <w:sz w:val="20"/>
       </w:rPr>
     </w:lvl>
@@ -11109,7 +12859,7 @@
         <w:ind w:left="2880" w:hanging="360"/>
       </w:pPr>
       <w:rPr>
-        <w:rFonts w:hint="default" w:ascii="Wingdings" w:hAnsi="Wingdings"/>
+        <w:rFonts w:ascii="Wingdings" w:hAnsi="Wingdings" w:hint="default"/>
         <w:sz w:val="20"/>
       </w:rPr>
     </w:lvl>
@@ -11125,7 +12875,7 @@
         <w:ind w:left="3600" w:hanging="360"/>
       </w:pPr>
       <w:rPr>
-        <w:rFonts w:hint="default" w:ascii="Wingdings" w:hAnsi="Wingdings"/>
+        <w:rFonts w:ascii="Wingdings" w:hAnsi="Wingdings" w:hint="default"/>
         <w:sz w:val="20"/>
       </w:rPr>
     </w:lvl>
@@ -11141,7 +12891,7 @@
         <w:ind w:left="4320" w:hanging="360"/>
       </w:pPr>
       <w:rPr>
-        <w:rFonts w:hint="default" w:ascii="Wingdings" w:hAnsi="Wingdings"/>
+        <w:rFonts w:ascii="Wingdings" w:hAnsi="Wingdings" w:hint="default"/>
         <w:sz w:val="20"/>
       </w:rPr>
     </w:lvl>
@@ -11157,7 +12907,7 @@
         <w:ind w:left="5040" w:hanging="360"/>
       </w:pPr>
       <w:rPr>
-        <w:rFonts w:hint="default" w:ascii="Wingdings" w:hAnsi="Wingdings"/>
+        <w:rFonts w:ascii="Wingdings" w:hAnsi="Wingdings" w:hint="default"/>
         <w:sz w:val="20"/>
       </w:rPr>
     </w:lvl>
@@ -11173,7 +12923,7 @@
         <w:ind w:left="5760" w:hanging="360"/>
       </w:pPr>
       <w:rPr>
-        <w:rFonts w:hint="default" w:ascii="Wingdings" w:hAnsi="Wingdings"/>
+        <w:rFonts w:ascii="Wingdings" w:hAnsi="Wingdings" w:hint="default"/>
         <w:sz w:val="20"/>
       </w:rPr>
     </w:lvl>
@@ -11189,7 +12939,7 @@
         <w:ind w:left="6480" w:hanging="360"/>
       </w:pPr>
       <w:rPr>
-        <w:rFonts w:hint="default" w:ascii="Wingdings" w:hAnsi="Wingdings"/>
+        <w:rFonts w:ascii="Wingdings" w:hAnsi="Wingdings" w:hint="default"/>
         <w:sz w:val="20"/>
       </w:rPr>
     </w:lvl>
@@ -11207,7 +12957,7 @@
         <w:ind w:left="720" w:hanging="360"/>
       </w:pPr>
       <w:rPr>
-        <w:rFonts w:hint="default" w:ascii="Symbol" w:hAnsi="Symbol"/>
+        <w:rFonts w:ascii="Symbol" w:hAnsi="Symbol" w:hint="default"/>
       </w:rPr>
     </w:lvl>
     <w:lvl w:ilvl="1" w:tplc="0C0C0003" w:tentative="1">
@@ -11219,7 +12969,7 @@
         <w:ind w:left="1440" w:hanging="360"/>
       </w:pPr>
       <w:rPr>
-        <w:rFonts w:hint="default" w:ascii="Courier New" w:hAnsi="Courier New" w:cs="Courier New"/>
+        <w:rFonts w:ascii="Courier New" w:hAnsi="Courier New" w:cs="Courier New" w:hint="default"/>
       </w:rPr>
     </w:lvl>
     <w:lvl w:ilvl="2" w:tplc="0C0C0005" w:tentative="1">
@@ -11231,7 +12981,7 @@
         <w:ind w:left="2160" w:hanging="360"/>
       </w:pPr>
       <w:rPr>
-        <w:rFonts w:hint="default" w:ascii="Wingdings" w:hAnsi="Wingdings"/>
+        <w:rFonts w:ascii="Wingdings" w:hAnsi="Wingdings" w:hint="default"/>
       </w:rPr>
     </w:lvl>
     <w:lvl w:ilvl="3" w:tplc="0C0C0001" w:tentative="1">
@@ -11243,7 +12993,7 @@
         <w:ind w:left="2880" w:hanging="360"/>
       </w:pPr>
       <w:rPr>
-        <w:rFonts w:hint="default" w:ascii="Symbol" w:hAnsi="Symbol"/>
+        <w:rFonts w:ascii="Symbol" w:hAnsi="Symbol" w:hint="default"/>
       </w:rPr>
     </w:lvl>
     <w:lvl w:ilvl="4" w:tplc="0C0C0003" w:tentative="1">
@@ -11255,7 +13005,7 @@
         <w:ind w:left="3600" w:hanging="360"/>
       </w:pPr>
       <w:rPr>
-        <w:rFonts w:hint="default" w:ascii="Courier New" w:hAnsi="Courier New" w:cs="Courier New"/>
+        <w:rFonts w:ascii="Courier New" w:hAnsi="Courier New" w:cs="Courier New" w:hint="default"/>
       </w:rPr>
     </w:lvl>
     <w:lvl w:ilvl="5" w:tplc="0C0C0005" w:tentative="1">
@@ -11267,7 +13017,7 @@
         <w:ind w:left="4320" w:hanging="360"/>
       </w:pPr>
       <w:rPr>
-        <w:rFonts w:hint="default" w:ascii="Wingdings" w:hAnsi="Wingdings"/>
+        <w:rFonts w:ascii="Wingdings" w:hAnsi="Wingdings" w:hint="default"/>
       </w:rPr>
     </w:lvl>
     <w:lvl w:ilvl="6" w:tplc="0C0C0001" w:tentative="1">
@@ -11279,7 +13029,7 @@
         <w:ind w:left="5040" w:hanging="360"/>
       </w:pPr>
       <w:rPr>
-        <w:rFonts w:hint="default" w:ascii="Symbol" w:hAnsi="Symbol"/>
+        <w:rFonts w:ascii="Symbol" w:hAnsi="Symbol" w:hint="default"/>
       </w:rPr>
     </w:lvl>
     <w:lvl w:ilvl="7" w:tplc="0C0C0003" w:tentative="1">
@@ -11291,7 +13041,7 @@
         <w:ind w:left="5760" w:hanging="360"/>
       </w:pPr>
       <w:rPr>
-        <w:rFonts w:hint="default" w:ascii="Courier New" w:hAnsi="Courier New" w:cs="Courier New"/>
+        <w:rFonts w:ascii="Courier New" w:hAnsi="Courier New" w:cs="Courier New" w:hint="default"/>
       </w:rPr>
     </w:lvl>
     <w:lvl w:ilvl="8" w:tplc="0C0C0005" w:tentative="1">
@@ -11303,7 +13053,7 @@
         <w:ind w:left="6480" w:hanging="360"/>
       </w:pPr>
       <w:rPr>
-        <w:rFonts w:hint="default" w:ascii="Wingdings" w:hAnsi="Wingdings"/>
+        <w:rFonts w:ascii="Wingdings" w:hAnsi="Wingdings" w:hint="default"/>
       </w:rPr>
     </w:lvl>
   </w:abstractNum>
@@ -11436,7 +13186,7 @@
         <w:ind w:left="720" w:hanging="360"/>
       </w:pPr>
       <w:rPr>
-        <w:rFonts w:hint="default" w:ascii="Symbol" w:hAnsi="Symbol"/>
+        <w:rFonts w:ascii="Symbol" w:hAnsi="Symbol" w:hint="default"/>
         <w:sz w:val="20"/>
       </w:rPr>
     </w:lvl>
@@ -11452,7 +13202,7 @@
         <w:ind w:left="1440" w:hanging="360"/>
       </w:pPr>
       <w:rPr>
-        <w:rFonts w:hint="default" w:ascii="Courier New" w:hAnsi="Courier New"/>
+        <w:rFonts w:ascii="Courier New" w:hAnsi="Courier New" w:hint="default"/>
         <w:sz w:val="20"/>
       </w:rPr>
     </w:lvl>
@@ -11468,7 +13218,7 @@
         <w:ind w:left="2160" w:hanging="360"/>
       </w:pPr>
       <w:rPr>
-        <w:rFonts w:hint="default" w:ascii="Wingdings" w:hAnsi="Wingdings"/>
+        <w:rFonts w:ascii="Wingdings" w:hAnsi="Wingdings" w:hint="default"/>
         <w:sz w:val="20"/>
       </w:rPr>
     </w:lvl>
@@ -11484,7 +13234,7 @@
         <w:ind w:left="2880" w:hanging="360"/>
       </w:pPr>
       <w:rPr>
-        <w:rFonts w:hint="default" w:ascii="Wingdings" w:hAnsi="Wingdings"/>
+        <w:rFonts w:ascii="Wingdings" w:hAnsi="Wingdings" w:hint="default"/>
         <w:sz w:val="20"/>
       </w:rPr>
     </w:lvl>
@@ -11500,7 +13250,7 @@
         <w:ind w:left="3600" w:hanging="360"/>
       </w:pPr>
       <w:rPr>
-        <w:rFonts w:hint="default" w:ascii="Wingdings" w:hAnsi="Wingdings"/>
+        <w:rFonts w:ascii="Wingdings" w:hAnsi="Wingdings" w:hint="default"/>
         <w:sz w:val="20"/>
       </w:rPr>
     </w:lvl>
@@ -11516,7 +13266,7 @@
         <w:ind w:left="4320" w:hanging="360"/>
       </w:pPr>
       <w:rPr>
-        <w:rFonts w:hint="default" w:ascii="Wingdings" w:hAnsi="Wingdings"/>
+        <w:rFonts w:ascii="Wingdings" w:hAnsi="Wingdings" w:hint="default"/>
         <w:sz w:val="20"/>
       </w:rPr>
     </w:lvl>
@@ -11532,7 +13282,7 @@
         <w:ind w:left="5040" w:hanging="360"/>
       </w:pPr>
       <w:rPr>
-        <w:rFonts w:hint="default" w:ascii="Wingdings" w:hAnsi="Wingdings"/>
+        <w:rFonts w:ascii="Wingdings" w:hAnsi="Wingdings" w:hint="default"/>
         <w:sz w:val="20"/>
       </w:rPr>
     </w:lvl>
@@ -11548,7 +13298,7 @@
         <w:ind w:left="5760" w:hanging="360"/>
       </w:pPr>
       <w:rPr>
-        <w:rFonts w:hint="default" w:ascii="Wingdings" w:hAnsi="Wingdings"/>
+        <w:rFonts w:ascii="Wingdings" w:hAnsi="Wingdings" w:hint="default"/>
         <w:sz w:val="20"/>
       </w:rPr>
     </w:lvl>
@@ -11564,7 +13314,7 @@
         <w:ind w:left="6480" w:hanging="360"/>
       </w:pPr>
       <w:rPr>
-        <w:rFonts w:hint="default" w:ascii="Wingdings" w:hAnsi="Wingdings"/>
+        <w:rFonts w:ascii="Wingdings" w:hAnsi="Wingdings" w:hint="default"/>
         <w:sz w:val="20"/>
       </w:rPr>
     </w:lvl>
@@ -11695,7 +13445,7 @@
         <w:ind w:left="720" w:hanging="360"/>
       </w:pPr>
       <w:rPr>
-        <w:rFonts w:hint="default" w:ascii="Symbol" w:hAnsi="Symbol"/>
+        <w:rFonts w:ascii="Symbol" w:hAnsi="Symbol" w:hint="default"/>
       </w:rPr>
     </w:lvl>
     <w:lvl w:ilvl="1" w:tplc="0C0C0003" w:tentative="1">
@@ -11707,7 +13457,7 @@
         <w:ind w:left="1440" w:hanging="360"/>
       </w:pPr>
       <w:rPr>
-        <w:rFonts w:hint="default" w:ascii="Courier New" w:hAnsi="Courier New" w:cs="Courier New"/>
+        <w:rFonts w:ascii="Courier New" w:hAnsi="Courier New" w:cs="Courier New" w:hint="default"/>
       </w:rPr>
     </w:lvl>
     <w:lvl w:ilvl="2" w:tplc="0C0C0005" w:tentative="1">
@@ -11719,7 +13469,7 @@
         <w:ind w:left="2160" w:hanging="360"/>
       </w:pPr>
       <w:rPr>
-        <w:rFonts w:hint="default" w:ascii="Wingdings" w:hAnsi="Wingdings"/>
+        <w:rFonts w:ascii="Wingdings" w:hAnsi="Wingdings" w:hint="default"/>
       </w:rPr>
     </w:lvl>
     <w:lvl w:ilvl="3" w:tplc="0C0C0001" w:tentative="1">
@@ -11731,7 +13481,7 @@
         <w:ind w:left="2880" w:hanging="360"/>
       </w:pPr>
       <w:rPr>
-        <w:rFonts w:hint="default" w:ascii="Symbol" w:hAnsi="Symbol"/>
+        <w:rFonts w:ascii="Symbol" w:hAnsi="Symbol" w:hint="default"/>
       </w:rPr>
     </w:lvl>
     <w:lvl w:ilvl="4" w:tplc="0C0C0003" w:tentative="1">
@@ -11743,7 +13493,7 @@
         <w:ind w:left="3600" w:hanging="360"/>
       </w:pPr>
       <w:rPr>
-        <w:rFonts w:hint="default" w:ascii="Courier New" w:hAnsi="Courier New" w:cs="Courier New"/>
+        <w:rFonts w:ascii="Courier New" w:hAnsi="Courier New" w:cs="Courier New" w:hint="default"/>
       </w:rPr>
     </w:lvl>
     <w:lvl w:ilvl="5" w:tplc="0C0C0005" w:tentative="1">
@@ -11755,7 +13505,7 @@
         <w:ind w:left="4320" w:hanging="360"/>
       </w:pPr>
       <w:rPr>
-        <w:rFonts w:hint="default" w:ascii="Wingdings" w:hAnsi="Wingdings"/>
+        <w:rFonts w:ascii="Wingdings" w:hAnsi="Wingdings" w:hint="default"/>
       </w:rPr>
     </w:lvl>
     <w:lvl w:ilvl="6" w:tplc="0C0C0001" w:tentative="1">
@@ -11767,7 +13517,7 @@
         <w:ind w:left="5040" w:hanging="360"/>
       </w:pPr>
       <w:rPr>
-        <w:rFonts w:hint="default" w:ascii="Symbol" w:hAnsi="Symbol"/>
+        <w:rFonts w:ascii="Symbol" w:hAnsi="Symbol" w:hint="default"/>
       </w:rPr>
     </w:lvl>
     <w:lvl w:ilvl="7" w:tplc="0C0C0003" w:tentative="1">
@@ -11779,7 +13529,7 @@
         <w:ind w:left="5760" w:hanging="360"/>
       </w:pPr>
       <w:rPr>
-        <w:rFonts w:hint="default" w:ascii="Courier New" w:hAnsi="Courier New" w:cs="Courier New"/>
+        <w:rFonts w:ascii="Courier New" w:hAnsi="Courier New" w:cs="Courier New" w:hint="default"/>
       </w:rPr>
     </w:lvl>
     <w:lvl w:ilvl="8" w:tplc="0C0C0005" w:tentative="1">
@@ -11791,7 +13541,7 @@
         <w:ind w:left="6480" w:hanging="360"/>
       </w:pPr>
       <w:rPr>
-        <w:rFonts w:hint="default" w:ascii="Wingdings" w:hAnsi="Wingdings"/>
+        <w:rFonts w:ascii="Wingdings" w:hAnsi="Wingdings" w:hint="default"/>
       </w:rPr>
     </w:lvl>
   </w:abstractNum>
@@ -11811,7 +13561,7 @@
         <w:ind w:left="720" w:hanging="360"/>
       </w:pPr>
       <w:rPr>
-        <w:rFonts w:hint="default" w:ascii="Symbol" w:hAnsi="Symbol"/>
+        <w:rFonts w:ascii="Symbol" w:hAnsi="Symbol" w:hint="default"/>
         <w:sz w:val="20"/>
       </w:rPr>
     </w:lvl>
@@ -11827,7 +13577,7 @@
         <w:ind w:left="1440" w:hanging="360"/>
       </w:pPr>
       <w:rPr>
-        <w:rFonts w:hint="default" w:ascii="Courier New" w:hAnsi="Courier New"/>
+        <w:rFonts w:ascii="Courier New" w:hAnsi="Courier New" w:hint="default"/>
         <w:sz w:val="20"/>
       </w:rPr>
     </w:lvl>
@@ -11843,7 +13593,7 @@
         <w:ind w:left="2160" w:hanging="360"/>
       </w:pPr>
       <w:rPr>
-        <w:rFonts w:hint="default" w:ascii="Wingdings" w:hAnsi="Wingdings"/>
+        <w:rFonts w:ascii="Wingdings" w:hAnsi="Wingdings" w:hint="default"/>
         <w:sz w:val="20"/>
       </w:rPr>
     </w:lvl>
@@ -11859,7 +13609,7 @@
         <w:ind w:left="2880" w:hanging="360"/>
       </w:pPr>
       <w:rPr>
-        <w:rFonts w:hint="default" w:ascii="Wingdings" w:hAnsi="Wingdings"/>
+        <w:rFonts w:ascii="Wingdings" w:hAnsi="Wingdings" w:hint="default"/>
         <w:sz w:val="20"/>
       </w:rPr>
     </w:lvl>
@@ -11875,7 +13625,7 @@
         <w:ind w:left="3600" w:hanging="360"/>
       </w:pPr>
       <w:rPr>
-        <w:rFonts w:hint="default" w:ascii="Wingdings" w:hAnsi="Wingdings"/>
+        <w:rFonts w:ascii="Wingdings" w:hAnsi="Wingdings" w:hint="default"/>
         <w:sz w:val="20"/>
       </w:rPr>
     </w:lvl>
@@ -11891,7 +13641,7 @@
         <w:ind w:left="4320" w:hanging="360"/>
       </w:pPr>
       <w:rPr>
-        <w:rFonts w:hint="default" w:ascii="Wingdings" w:hAnsi="Wingdings"/>
+        <w:rFonts w:ascii="Wingdings" w:hAnsi="Wingdings" w:hint="default"/>
         <w:sz w:val="20"/>
       </w:rPr>
     </w:lvl>
@@ -11907,7 +13657,7 @@
         <w:ind w:left="5040" w:hanging="360"/>
       </w:pPr>
       <w:rPr>
-        <w:rFonts w:hint="default" w:ascii="Wingdings" w:hAnsi="Wingdings"/>
+        <w:rFonts w:ascii="Wingdings" w:hAnsi="Wingdings" w:hint="default"/>
         <w:sz w:val="20"/>
       </w:rPr>
     </w:lvl>
@@ -11923,7 +13673,7 @@
         <w:ind w:left="5760" w:hanging="360"/>
       </w:pPr>
       <w:rPr>
-        <w:rFonts w:hint="default" w:ascii="Wingdings" w:hAnsi="Wingdings"/>
+        <w:rFonts w:ascii="Wingdings" w:hAnsi="Wingdings" w:hint="default"/>
         <w:sz w:val="20"/>
       </w:rPr>
     </w:lvl>
@@ -11939,7 +13689,7 @@
         <w:ind w:left="6480" w:hanging="360"/>
       </w:pPr>
       <w:rPr>
-        <w:rFonts w:hint="default" w:ascii="Wingdings" w:hAnsi="Wingdings"/>
+        <w:rFonts w:ascii="Wingdings" w:hAnsi="Wingdings" w:hint="default"/>
         <w:sz w:val="20"/>
       </w:rPr>
     </w:lvl>
@@ -11960,7 +13710,7 @@
         <w:ind w:left="720" w:hanging="360"/>
       </w:pPr>
       <w:rPr>
-        <w:rFonts w:hint="default" w:ascii="Symbol" w:hAnsi="Symbol"/>
+        <w:rFonts w:ascii="Symbol" w:hAnsi="Symbol" w:hint="default"/>
         <w:sz w:val="20"/>
       </w:rPr>
     </w:lvl>
@@ -11976,7 +13726,7 @@
         <w:ind w:left="1440" w:hanging="360"/>
       </w:pPr>
       <w:rPr>
-        <w:rFonts w:hint="default" w:ascii="Courier New" w:hAnsi="Courier New"/>
+        <w:rFonts w:ascii="Courier New" w:hAnsi="Courier New" w:hint="default"/>
         <w:sz w:val="20"/>
       </w:rPr>
     </w:lvl>
@@ -11992,7 +13742,7 @@
         <w:ind w:left="2160" w:hanging="360"/>
       </w:pPr>
       <w:rPr>
-        <w:rFonts w:hint="default" w:ascii="Wingdings" w:hAnsi="Wingdings"/>
+        <w:rFonts w:ascii="Wingdings" w:hAnsi="Wingdings" w:hint="default"/>
         <w:sz w:val="20"/>
       </w:rPr>
     </w:lvl>
@@ -12008,7 +13758,7 @@
         <w:ind w:left="2880" w:hanging="360"/>
       </w:pPr>
       <w:rPr>
-        <w:rFonts w:hint="default" w:ascii="Wingdings" w:hAnsi="Wingdings"/>
+        <w:rFonts w:ascii="Wingdings" w:hAnsi="Wingdings" w:hint="default"/>
         <w:sz w:val="20"/>
       </w:rPr>
     </w:lvl>
@@ -12024,7 +13774,7 @@
         <w:ind w:left="3600" w:hanging="360"/>
       </w:pPr>
       <w:rPr>
-        <w:rFonts w:hint="default" w:ascii="Wingdings" w:hAnsi="Wingdings"/>
+        <w:rFonts w:ascii="Wingdings" w:hAnsi="Wingdings" w:hint="default"/>
         <w:sz w:val="20"/>
       </w:rPr>
     </w:lvl>
@@ -12040,7 +13790,7 @@
         <w:ind w:left="4320" w:hanging="360"/>
       </w:pPr>
       <w:rPr>
-        <w:rFonts w:hint="default" w:ascii="Wingdings" w:hAnsi="Wingdings"/>
+        <w:rFonts w:ascii="Wingdings" w:hAnsi="Wingdings" w:hint="default"/>
         <w:sz w:val="20"/>
       </w:rPr>
     </w:lvl>
@@ -12056,7 +13806,7 @@
         <w:ind w:left="5040" w:hanging="360"/>
       </w:pPr>
       <w:rPr>
-        <w:rFonts w:hint="default" w:ascii="Wingdings" w:hAnsi="Wingdings"/>
+        <w:rFonts w:ascii="Wingdings" w:hAnsi="Wingdings" w:hint="default"/>
         <w:sz w:val="20"/>
       </w:rPr>
     </w:lvl>
@@ -12072,7 +13822,7 @@
         <w:ind w:left="5760" w:hanging="360"/>
       </w:pPr>
       <w:rPr>
-        <w:rFonts w:hint="default" w:ascii="Wingdings" w:hAnsi="Wingdings"/>
+        <w:rFonts w:ascii="Wingdings" w:hAnsi="Wingdings" w:hint="default"/>
         <w:sz w:val="20"/>
       </w:rPr>
     </w:lvl>
@@ -12088,7 +13838,7 @@
         <w:ind w:left="6480" w:hanging="360"/>
       </w:pPr>
       <w:rPr>
-        <w:rFonts w:hint="default" w:ascii="Wingdings" w:hAnsi="Wingdings"/>
+        <w:rFonts w:ascii="Wingdings" w:hAnsi="Wingdings" w:hint="default"/>
         <w:sz w:val="20"/>
       </w:rPr>
     </w:lvl>
@@ -12109,7 +13859,7 @@
         <w:ind w:left="720" w:hanging="360"/>
       </w:pPr>
       <w:rPr>
-        <w:rFonts w:hint="default" w:ascii="Symbol" w:hAnsi="Symbol"/>
+        <w:rFonts w:ascii="Symbol" w:hAnsi="Symbol" w:hint="default"/>
         <w:sz w:val="20"/>
       </w:rPr>
     </w:lvl>
@@ -12125,7 +13875,7 @@
         <w:ind w:left="1440" w:hanging="360"/>
       </w:pPr>
       <w:rPr>
-        <w:rFonts w:hint="default" w:ascii="Courier New" w:hAnsi="Courier New"/>
+        <w:rFonts w:ascii="Courier New" w:hAnsi="Courier New" w:hint="default"/>
         <w:sz w:val="20"/>
       </w:rPr>
     </w:lvl>
@@ -12141,7 +13891,7 @@
         <w:ind w:left="2160" w:hanging="360"/>
       </w:pPr>
       <w:rPr>
-        <w:rFonts w:hint="default" w:ascii="Wingdings" w:hAnsi="Wingdings"/>
+        <w:rFonts w:ascii="Wingdings" w:hAnsi="Wingdings" w:hint="default"/>
         <w:sz w:val="20"/>
       </w:rPr>
     </w:lvl>
@@ -12157,7 +13907,7 @@
         <w:ind w:left="2880" w:hanging="360"/>
       </w:pPr>
       <w:rPr>
-        <w:rFonts w:hint="default" w:ascii="Wingdings" w:hAnsi="Wingdings"/>
+        <w:rFonts w:ascii="Wingdings" w:hAnsi="Wingdings" w:hint="default"/>
         <w:sz w:val="20"/>
       </w:rPr>
     </w:lvl>
@@ -12173,7 +13923,7 @@
         <w:ind w:left="3600" w:hanging="360"/>
       </w:pPr>
       <w:rPr>
-        <w:rFonts w:hint="default" w:ascii="Wingdings" w:hAnsi="Wingdings"/>
+        <w:rFonts w:ascii="Wingdings" w:hAnsi="Wingdings" w:hint="default"/>
         <w:sz w:val="20"/>
       </w:rPr>
     </w:lvl>
@@ -12189,7 +13939,7 @@
         <w:ind w:left="4320" w:hanging="360"/>
       </w:pPr>
       <w:rPr>
-        <w:rFonts w:hint="default" w:ascii="Wingdings" w:hAnsi="Wingdings"/>
+        <w:rFonts w:ascii="Wingdings" w:hAnsi="Wingdings" w:hint="default"/>
         <w:sz w:val="20"/>
       </w:rPr>
     </w:lvl>
@@ -12205,7 +13955,7 @@
         <w:ind w:left="5040" w:hanging="360"/>
       </w:pPr>
       <w:rPr>
-        <w:rFonts w:hint="default" w:ascii="Wingdings" w:hAnsi="Wingdings"/>
+        <w:rFonts w:ascii="Wingdings" w:hAnsi="Wingdings" w:hint="default"/>
         <w:sz w:val="20"/>
       </w:rPr>
     </w:lvl>
@@ -12221,7 +13971,7 @@
         <w:ind w:left="5760" w:hanging="360"/>
       </w:pPr>
       <w:rPr>
-        <w:rFonts w:hint="default" w:ascii="Wingdings" w:hAnsi="Wingdings"/>
+        <w:rFonts w:ascii="Wingdings" w:hAnsi="Wingdings" w:hint="default"/>
         <w:sz w:val="20"/>
       </w:rPr>
     </w:lvl>
@@ -12237,7 +13987,7 @@
         <w:ind w:left="6480" w:hanging="360"/>
       </w:pPr>
       <w:rPr>
-        <w:rFonts w:hint="default" w:ascii="Wingdings" w:hAnsi="Wingdings"/>
+        <w:rFonts w:ascii="Wingdings" w:hAnsi="Wingdings" w:hint="default"/>
         <w:sz w:val="20"/>
       </w:rPr>
     </w:lvl>
@@ -12258,7 +14008,7 @@
         <w:ind w:left="720" w:hanging="360"/>
       </w:pPr>
       <w:rPr>
-        <w:rFonts w:hint="default" w:ascii="Symbol" w:hAnsi="Symbol"/>
+        <w:rFonts w:ascii="Symbol" w:hAnsi="Symbol" w:hint="default"/>
         <w:sz w:val="20"/>
       </w:rPr>
     </w:lvl>
@@ -12274,7 +14024,7 @@
         <w:ind w:left="1440" w:hanging="360"/>
       </w:pPr>
       <w:rPr>
-        <w:rFonts w:hint="default" w:ascii="Courier New" w:hAnsi="Courier New"/>
+        <w:rFonts w:ascii="Courier New" w:hAnsi="Courier New" w:hint="default"/>
         <w:sz w:val="20"/>
       </w:rPr>
     </w:lvl>
@@ -12290,7 +14040,7 @@
         <w:ind w:left="2160" w:hanging="360"/>
       </w:pPr>
       <w:rPr>
-        <w:rFonts w:hint="default" w:ascii="Wingdings" w:hAnsi="Wingdings"/>
+        <w:rFonts w:ascii="Wingdings" w:hAnsi="Wingdings" w:hint="default"/>
         <w:sz w:val="20"/>
       </w:rPr>
     </w:lvl>
@@ -12306,7 +14056,7 @@
         <w:ind w:left="2880" w:hanging="360"/>
       </w:pPr>
       <w:rPr>
-        <w:rFonts w:hint="default" w:ascii="Wingdings" w:hAnsi="Wingdings"/>
+        <w:rFonts w:ascii="Wingdings" w:hAnsi="Wingdings" w:hint="default"/>
         <w:sz w:val="20"/>
       </w:rPr>
     </w:lvl>
@@ -12322,7 +14072,7 @@
         <w:ind w:left="3600" w:hanging="360"/>
       </w:pPr>
       <w:rPr>
-        <w:rFonts w:hint="default" w:ascii="Wingdings" w:hAnsi="Wingdings"/>
+        <w:rFonts w:ascii="Wingdings" w:hAnsi="Wingdings" w:hint="default"/>
         <w:sz w:val="20"/>
       </w:rPr>
     </w:lvl>
@@ -12338,7 +14088,7 @@
         <w:ind w:left="4320" w:hanging="360"/>
       </w:pPr>
       <w:rPr>
-        <w:rFonts w:hint="default" w:ascii="Wingdings" w:hAnsi="Wingdings"/>
+        <w:rFonts w:ascii="Wingdings" w:hAnsi="Wingdings" w:hint="default"/>
         <w:sz w:val="20"/>
       </w:rPr>
     </w:lvl>
@@ -12354,7 +14104,7 @@
         <w:ind w:left="5040" w:hanging="360"/>
       </w:pPr>
       <w:rPr>
-        <w:rFonts w:hint="default" w:ascii="Wingdings" w:hAnsi="Wingdings"/>
+        <w:rFonts w:ascii="Wingdings" w:hAnsi="Wingdings" w:hint="default"/>
         <w:sz w:val="20"/>
       </w:rPr>
     </w:lvl>
@@ -12370,7 +14120,7 @@
         <w:ind w:left="5760" w:hanging="360"/>
       </w:pPr>
       <w:rPr>
-        <w:rFonts w:hint="default" w:ascii="Wingdings" w:hAnsi="Wingdings"/>
+        <w:rFonts w:ascii="Wingdings" w:hAnsi="Wingdings" w:hint="default"/>
         <w:sz w:val="20"/>
       </w:rPr>
     </w:lvl>
@@ -12386,7 +14136,7 @@
         <w:ind w:left="6480" w:hanging="360"/>
       </w:pPr>
       <w:rPr>
-        <w:rFonts w:hint="default" w:ascii="Wingdings" w:hAnsi="Wingdings"/>
+        <w:rFonts w:ascii="Wingdings" w:hAnsi="Wingdings" w:hint="default"/>
         <w:sz w:val="20"/>
       </w:rPr>
     </w:lvl>
@@ -12404,7 +14154,7 @@
         <w:ind w:left="720" w:hanging="360"/>
       </w:pPr>
       <w:rPr>
-        <w:rFonts w:hint="default" w:ascii="Symbol" w:hAnsi="Symbol"/>
+        <w:rFonts w:ascii="Symbol" w:hAnsi="Symbol" w:hint="default"/>
       </w:rPr>
     </w:lvl>
     <w:lvl w:ilvl="1" w:tplc="0C0C0003" w:tentative="1">
@@ -12416,7 +14166,7 @@
         <w:ind w:left="1440" w:hanging="360"/>
       </w:pPr>
       <w:rPr>
-        <w:rFonts w:hint="default" w:ascii="Courier New" w:hAnsi="Courier New" w:cs="Courier New"/>
+        <w:rFonts w:ascii="Courier New" w:hAnsi="Courier New" w:cs="Courier New" w:hint="default"/>
       </w:rPr>
     </w:lvl>
     <w:lvl w:ilvl="2" w:tplc="0C0C0005" w:tentative="1">
@@ -12428,7 +14178,7 @@
         <w:ind w:left="2160" w:hanging="360"/>
       </w:pPr>
       <w:rPr>
-        <w:rFonts w:hint="default" w:ascii="Wingdings" w:hAnsi="Wingdings"/>
+        <w:rFonts w:ascii="Wingdings" w:hAnsi="Wingdings" w:hint="default"/>
       </w:rPr>
     </w:lvl>
     <w:lvl w:ilvl="3" w:tplc="0C0C0001" w:tentative="1">
@@ -12440,7 +14190,7 @@
         <w:ind w:left="2880" w:hanging="360"/>
       </w:pPr>
       <w:rPr>
-        <w:rFonts w:hint="default" w:ascii="Symbol" w:hAnsi="Symbol"/>
+        <w:rFonts w:ascii="Symbol" w:hAnsi="Symbol" w:hint="default"/>
       </w:rPr>
     </w:lvl>
     <w:lvl w:ilvl="4" w:tplc="0C0C0003" w:tentative="1">
@@ -12452,7 +14202,7 @@
         <w:ind w:left="3600" w:hanging="360"/>
       </w:pPr>
       <w:rPr>
-        <w:rFonts w:hint="default" w:ascii="Courier New" w:hAnsi="Courier New" w:cs="Courier New"/>
+        <w:rFonts w:ascii="Courier New" w:hAnsi="Courier New" w:cs="Courier New" w:hint="default"/>
       </w:rPr>
     </w:lvl>
     <w:lvl w:ilvl="5" w:tplc="0C0C0005" w:tentative="1">
@@ -12464,7 +14214,7 @@
         <w:ind w:left="4320" w:hanging="360"/>
       </w:pPr>
       <w:rPr>
-        <w:rFonts w:hint="default" w:ascii="Wingdings" w:hAnsi="Wingdings"/>
+        <w:rFonts w:ascii="Wingdings" w:hAnsi="Wingdings" w:hint="default"/>
       </w:rPr>
     </w:lvl>
     <w:lvl w:ilvl="6" w:tplc="0C0C0001" w:tentative="1">
@@ -12476,7 +14226,7 @@
         <w:ind w:left="5040" w:hanging="360"/>
       </w:pPr>
       <w:rPr>
-        <w:rFonts w:hint="default" w:ascii="Symbol" w:hAnsi="Symbol"/>
+        <w:rFonts w:ascii="Symbol" w:hAnsi="Symbol" w:hint="default"/>
       </w:rPr>
     </w:lvl>
     <w:lvl w:ilvl="7" w:tplc="0C0C0003" w:tentative="1">
@@ -12488,7 +14238,7 @@
         <w:ind w:left="5760" w:hanging="360"/>
       </w:pPr>
       <w:rPr>
-        <w:rFonts w:hint="default" w:ascii="Courier New" w:hAnsi="Courier New" w:cs="Courier New"/>
+        <w:rFonts w:ascii="Courier New" w:hAnsi="Courier New" w:cs="Courier New" w:hint="default"/>
       </w:rPr>
     </w:lvl>
     <w:lvl w:ilvl="8" w:tplc="0C0C0005" w:tentative="1">
@@ -12500,7 +14250,7 @@
         <w:ind w:left="6480" w:hanging="360"/>
       </w:pPr>
       <w:rPr>
-        <w:rFonts w:hint="default" w:ascii="Wingdings" w:hAnsi="Wingdings"/>
+        <w:rFonts w:ascii="Wingdings" w:hAnsi="Wingdings" w:hint="default"/>
       </w:rPr>
     </w:lvl>
   </w:abstractNum>
@@ -12517,7 +14267,7 @@
         <w:ind w:left="720" w:hanging="360"/>
       </w:pPr>
       <w:rPr>
-        <w:rFonts w:hint="default" w:ascii="Symbol" w:hAnsi="Symbol"/>
+        <w:rFonts w:ascii="Symbol" w:hAnsi="Symbol" w:hint="default"/>
       </w:rPr>
     </w:lvl>
     <w:lvl w:ilvl="1" w:tplc="0C0C0003" w:tentative="1">
@@ -12529,7 +14279,7 @@
         <w:ind w:left="1440" w:hanging="360"/>
       </w:pPr>
       <w:rPr>
-        <w:rFonts w:hint="default" w:ascii="Courier New" w:hAnsi="Courier New" w:cs="Courier New"/>
+        <w:rFonts w:ascii="Courier New" w:hAnsi="Courier New" w:cs="Courier New" w:hint="default"/>
       </w:rPr>
     </w:lvl>
     <w:lvl w:ilvl="2" w:tplc="0C0C0005" w:tentative="1">
@@ -12541,7 +14291,7 @@
         <w:ind w:left="2160" w:hanging="360"/>
       </w:pPr>
       <w:rPr>
-        <w:rFonts w:hint="default" w:ascii="Wingdings" w:hAnsi="Wingdings"/>
+        <w:rFonts w:ascii="Wingdings" w:hAnsi="Wingdings" w:hint="default"/>
       </w:rPr>
     </w:lvl>
     <w:lvl w:ilvl="3" w:tplc="0C0C0001" w:tentative="1">
@@ -12553,7 +14303,7 @@
         <w:ind w:left="2880" w:hanging="360"/>
       </w:pPr>
       <w:rPr>
-        <w:rFonts w:hint="default" w:ascii="Symbol" w:hAnsi="Symbol"/>
+        <w:rFonts w:ascii="Symbol" w:hAnsi="Symbol" w:hint="default"/>
       </w:rPr>
     </w:lvl>
     <w:lvl w:ilvl="4" w:tplc="0C0C0003" w:tentative="1">
@@ -12565,7 +14315,7 @@
         <w:ind w:left="3600" w:hanging="360"/>
       </w:pPr>
       <w:rPr>
-        <w:rFonts w:hint="default" w:ascii="Courier New" w:hAnsi="Courier New" w:cs="Courier New"/>
+        <w:rFonts w:ascii="Courier New" w:hAnsi="Courier New" w:cs="Courier New" w:hint="default"/>
       </w:rPr>
     </w:lvl>
     <w:lvl w:ilvl="5" w:tplc="0C0C0005" w:tentative="1">
@@ -12577,7 +14327,7 @@
         <w:ind w:left="4320" w:hanging="360"/>
       </w:pPr>
       <w:rPr>
-        <w:rFonts w:hint="default" w:ascii="Wingdings" w:hAnsi="Wingdings"/>
+        <w:rFonts w:ascii="Wingdings" w:hAnsi="Wingdings" w:hint="default"/>
       </w:rPr>
     </w:lvl>
     <w:lvl w:ilvl="6" w:tplc="0C0C0001" w:tentative="1">
@@ -12589,7 +14339,7 @@
         <w:ind w:left="5040" w:hanging="360"/>
       </w:pPr>
       <w:rPr>
-        <w:rFonts w:hint="default" w:ascii="Symbol" w:hAnsi="Symbol"/>
+        <w:rFonts w:ascii="Symbol" w:hAnsi="Symbol" w:hint="default"/>
       </w:rPr>
     </w:lvl>
     <w:lvl w:ilvl="7" w:tplc="0C0C0003" w:tentative="1">
@@ -12601,7 +14351,7 @@
         <w:ind w:left="5760" w:hanging="360"/>
       </w:pPr>
       <w:rPr>
-        <w:rFonts w:hint="default" w:ascii="Courier New" w:hAnsi="Courier New" w:cs="Courier New"/>
+        <w:rFonts w:ascii="Courier New" w:hAnsi="Courier New" w:cs="Courier New" w:hint="default"/>
       </w:rPr>
     </w:lvl>
     <w:lvl w:ilvl="8" w:tplc="0C0C0005" w:tentative="1">
@@ -12613,7 +14363,7 @@
         <w:ind w:left="6480" w:hanging="360"/>
       </w:pPr>
       <w:rPr>
-        <w:rFonts w:hint="default" w:ascii="Wingdings" w:hAnsi="Wingdings"/>
+        <w:rFonts w:ascii="Wingdings" w:hAnsi="Wingdings" w:hint="default"/>
       </w:rPr>
     </w:lvl>
   </w:abstractNum>
@@ -12746,7 +14496,7 @@
         <w:ind w:left="720" w:hanging="360"/>
       </w:pPr>
       <w:rPr>
-        <w:rFonts w:hint="default" w:ascii="Symbol" w:hAnsi="Symbol"/>
+        <w:rFonts w:ascii="Symbol" w:hAnsi="Symbol" w:hint="default"/>
         <w:sz w:val="20"/>
       </w:rPr>
     </w:lvl>
@@ -12762,7 +14512,7 @@
         <w:ind w:left="1440" w:hanging="360"/>
       </w:pPr>
       <w:rPr>
-        <w:rFonts w:hint="default" w:ascii="Courier New" w:hAnsi="Courier New"/>
+        <w:rFonts w:ascii="Courier New" w:hAnsi="Courier New" w:hint="default"/>
         <w:sz w:val="20"/>
       </w:rPr>
     </w:lvl>
@@ -12778,7 +14528,7 @@
         <w:ind w:left="2160" w:hanging="360"/>
       </w:pPr>
       <w:rPr>
-        <w:rFonts w:hint="default" w:ascii="Wingdings" w:hAnsi="Wingdings"/>
+        <w:rFonts w:ascii="Wingdings" w:hAnsi="Wingdings" w:hint="default"/>
         <w:sz w:val="20"/>
       </w:rPr>
     </w:lvl>
@@ -12794,7 +14544,7 @@
         <w:ind w:left="2880" w:hanging="360"/>
       </w:pPr>
       <w:rPr>
-        <w:rFonts w:hint="default" w:ascii="Wingdings" w:hAnsi="Wingdings"/>
+        <w:rFonts w:ascii="Wingdings" w:hAnsi="Wingdings" w:hint="default"/>
         <w:sz w:val="20"/>
       </w:rPr>
     </w:lvl>
@@ -12810,7 +14560,7 @@
         <w:ind w:left="3600" w:hanging="360"/>
       </w:pPr>
       <w:rPr>
-        <w:rFonts w:hint="default" w:ascii="Wingdings" w:hAnsi="Wingdings"/>
+        <w:rFonts w:ascii="Wingdings" w:hAnsi="Wingdings" w:hint="default"/>
         <w:sz w:val="20"/>
       </w:rPr>
     </w:lvl>
@@ -12826,7 +14576,7 @@
         <w:ind w:left="4320" w:hanging="360"/>
       </w:pPr>
       <w:rPr>
-        <w:rFonts w:hint="default" w:ascii="Wingdings" w:hAnsi="Wingdings"/>
+        <w:rFonts w:ascii="Wingdings" w:hAnsi="Wingdings" w:hint="default"/>
         <w:sz w:val="20"/>
       </w:rPr>
     </w:lvl>
@@ -12842,7 +14592,7 @@
         <w:ind w:left="5040" w:hanging="360"/>
       </w:pPr>
       <w:rPr>
-        <w:rFonts w:hint="default" w:ascii="Wingdings" w:hAnsi="Wingdings"/>
+        <w:rFonts w:ascii="Wingdings" w:hAnsi="Wingdings" w:hint="default"/>
         <w:sz w:val="20"/>
       </w:rPr>
     </w:lvl>
@@ -12858,7 +14608,7 @@
         <w:ind w:left="5760" w:hanging="360"/>
       </w:pPr>
       <w:rPr>
-        <w:rFonts w:hint="default" w:ascii="Wingdings" w:hAnsi="Wingdings"/>
+        <w:rFonts w:ascii="Wingdings" w:hAnsi="Wingdings" w:hint="default"/>
         <w:sz w:val="20"/>
       </w:rPr>
     </w:lvl>
@@ -12874,7 +14624,7 @@
         <w:ind w:left="6480" w:hanging="360"/>
       </w:pPr>
       <w:rPr>
-        <w:rFonts w:hint="default" w:ascii="Wingdings" w:hAnsi="Wingdings"/>
+        <w:rFonts w:ascii="Wingdings" w:hAnsi="Wingdings" w:hint="default"/>
         <w:sz w:val="20"/>
       </w:rPr>
     </w:lvl>
@@ -12895,7 +14645,7 @@
         <w:ind w:left="720" w:hanging="360"/>
       </w:pPr>
       <w:rPr>
-        <w:rFonts w:hint="default" w:ascii="Symbol" w:hAnsi="Symbol"/>
+        <w:rFonts w:ascii="Symbol" w:hAnsi="Symbol" w:hint="default"/>
         <w:sz w:val="20"/>
       </w:rPr>
     </w:lvl>
@@ -12911,7 +14661,7 @@
         <w:ind w:left="1440" w:hanging="360"/>
       </w:pPr>
       <w:rPr>
-        <w:rFonts w:hint="default" w:ascii="Courier New" w:hAnsi="Courier New"/>
+        <w:rFonts w:ascii="Courier New" w:hAnsi="Courier New" w:hint="default"/>
         <w:sz w:val="20"/>
       </w:rPr>
     </w:lvl>
@@ -12927,7 +14677,7 @@
         <w:ind w:left="2160" w:hanging="360"/>
       </w:pPr>
       <w:rPr>
-        <w:rFonts w:hint="default" w:ascii="Wingdings" w:hAnsi="Wingdings"/>
+        <w:rFonts w:ascii="Wingdings" w:hAnsi="Wingdings" w:hint="default"/>
         <w:sz w:val="20"/>
       </w:rPr>
     </w:lvl>
@@ -12943,7 +14693,7 @@
         <w:ind w:left="2880" w:hanging="360"/>
       </w:pPr>
       <w:rPr>
-        <w:rFonts w:hint="default" w:ascii="Wingdings" w:hAnsi="Wingdings"/>
+        <w:rFonts w:ascii="Wingdings" w:hAnsi="Wingdings" w:hint="default"/>
         <w:sz w:val="20"/>
       </w:rPr>
     </w:lvl>
@@ -12959,7 +14709,7 @@
         <w:ind w:left="3600" w:hanging="360"/>
       </w:pPr>
       <w:rPr>
-        <w:rFonts w:hint="default" w:ascii="Wingdings" w:hAnsi="Wingdings"/>
+        <w:rFonts w:ascii="Wingdings" w:hAnsi="Wingdings" w:hint="default"/>
         <w:sz w:val="20"/>
       </w:rPr>
     </w:lvl>
@@ -12975,7 +14725,7 @@
         <w:ind w:left="4320" w:hanging="360"/>
       </w:pPr>
       <w:rPr>
-        <w:rFonts w:hint="default" w:ascii="Wingdings" w:hAnsi="Wingdings"/>
+        <w:rFonts w:ascii="Wingdings" w:hAnsi="Wingdings" w:hint="default"/>
         <w:sz w:val="20"/>
       </w:rPr>
     </w:lvl>
@@ -12991,7 +14741,7 @@
         <w:ind w:left="5040" w:hanging="360"/>
       </w:pPr>
       <w:rPr>
-        <w:rFonts w:hint="default" w:ascii="Wingdings" w:hAnsi="Wingdings"/>
+        <w:rFonts w:ascii="Wingdings" w:hAnsi="Wingdings" w:hint="default"/>
         <w:sz w:val="20"/>
       </w:rPr>
     </w:lvl>
@@ -13007,7 +14757,7 @@
         <w:ind w:left="5760" w:hanging="360"/>
       </w:pPr>
       <w:rPr>
-        <w:rFonts w:hint="default" w:ascii="Wingdings" w:hAnsi="Wingdings"/>
+        <w:rFonts w:ascii="Wingdings" w:hAnsi="Wingdings" w:hint="default"/>
         <w:sz w:val="20"/>
       </w:rPr>
     </w:lvl>
@@ -13023,7 +14773,7 @@
         <w:ind w:left="6480" w:hanging="360"/>
       </w:pPr>
       <w:rPr>
-        <w:rFonts w:hint="default" w:ascii="Wingdings" w:hAnsi="Wingdings"/>
+        <w:rFonts w:ascii="Wingdings" w:hAnsi="Wingdings" w:hint="default"/>
         <w:sz w:val="20"/>
       </w:rPr>
     </w:lvl>
@@ -13044,7 +14794,7 @@
         <w:ind w:left="720" w:hanging="360"/>
       </w:pPr>
       <w:rPr>
-        <w:rFonts w:hint="default" w:ascii="Symbol" w:hAnsi="Symbol"/>
+        <w:rFonts w:ascii="Symbol" w:hAnsi="Symbol" w:hint="default"/>
         <w:sz w:val="20"/>
       </w:rPr>
     </w:lvl>
@@ -13060,7 +14810,7 @@
         <w:ind w:left="1440" w:hanging="360"/>
       </w:pPr>
       <w:rPr>
-        <w:rFonts w:hint="default" w:ascii="Courier New" w:hAnsi="Courier New"/>
+        <w:rFonts w:ascii="Courier New" w:hAnsi="Courier New" w:hint="default"/>
         <w:sz w:val="20"/>
       </w:rPr>
     </w:lvl>
@@ -13076,7 +14826,7 @@
         <w:ind w:left="2160" w:hanging="360"/>
       </w:pPr>
       <w:rPr>
-        <w:rFonts w:hint="default" w:ascii="Wingdings" w:hAnsi="Wingdings"/>
+        <w:rFonts w:ascii="Wingdings" w:hAnsi="Wingdings" w:hint="default"/>
         <w:sz w:val="20"/>
       </w:rPr>
     </w:lvl>
@@ -13092,7 +14842,7 @@
         <w:ind w:left="2880" w:hanging="360"/>
       </w:pPr>
       <w:rPr>
-        <w:rFonts w:hint="default" w:ascii="Wingdings" w:hAnsi="Wingdings"/>
+        <w:rFonts w:ascii="Wingdings" w:hAnsi="Wingdings" w:hint="default"/>
         <w:sz w:val="20"/>
       </w:rPr>
     </w:lvl>
@@ -13108,7 +14858,7 @@
         <w:ind w:left="3600" w:hanging="360"/>
       </w:pPr>
       <w:rPr>
-        <w:rFonts w:hint="default" w:ascii="Wingdings" w:hAnsi="Wingdings"/>
+        <w:rFonts w:ascii="Wingdings" w:hAnsi="Wingdings" w:hint="default"/>
         <w:sz w:val="20"/>
       </w:rPr>
     </w:lvl>
@@ -13124,7 +14874,7 @@
         <w:ind w:left="4320" w:hanging="360"/>
       </w:pPr>
       <w:rPr>
-        <w:rFonts w:hint="default" w:ascii="Wingdings" w:hAnsi="Wingdings"/>
+        <w:rFonts w:ascii="Wingdings" w:hAnsi="Wingdings" w:hint="default"/>
         <w:sz w:val="20"/>
       </w:rPr>
     </w:lvl>
@@ -13140,7 +14890,7 @@
         <w:ind w:left="5040" w:hanging="360"/>
       </w:pPr>
       <w:rPr>
-        <w:rFonts w:hint="default" w:ascii="Wingdings" w:hAnsi="Wingdings"/>
+        <w:rFonts w:ascii="Wingdings" w:hAnsi="Wingdings" w:hint="default"/>
         <w:sz w:val="20"/>
       </w:rPr>
     </w:lvl>
@@ -13156,7 +14906,7 @@
         <w:ind w:left="5760" w:hanging="360"/>
       </w:pPr>
       <w:rPr>
-        <w:rFonts w:hint="default" w:ascii="Wingdings" w:hAnsi="Wingdings"/>
+        <w:rFonts w:ascii="Wingdings" w:hAnsi="Wingdings" w:hint="default"/>
         <w:sz w:val="20"/>
       </w:rPr>
     </w:lvl>
@@ -13172,7 +14922,7 @@
         <w:ind w:left="6480" w:hanging="360"/>
       </w:pPr>
       <w:rPr>
-        <w:rFonts w:hint="default" w:ascii="Wingdings" w:hAnsi="Wingdings"/>
+        <w:rFonts w:ascii="Wingdings" w:hAnsi="Wingdings" w:hint="default"/>
         <w:sz w:val="20"/>
       </w:rPr>
     </w:lvl>
@@ -13193,7 +14943,7 @@
         <w:ind w:left="720" w:hanging="360"/>
       </w:pPr>
       <w:rPr>
-        <w:rFonts w:hint="default" w:ascii="Symbol" w:hAnsi="Symbol"/>
+        <w:rFonts w:ascii="Symbol" w:hAnsi="Symbol" w:hint="default"/>
         <w:sz w:val="20"/>
       </w:rPr>
     </w:lvl>
@@ -13209,7 +14959,7 @@
         <w:ind w:left="1440" w:hanging="360"/>
       </w:pPr>
       <w:rPr>
-        <w:rFonts w:hint="default" w:ascii="Courier New" w:hAnsi="Courier New"/>
+        <w:rFonts w:ascii="Courier New" w:hAnsi="Courier New" w:hint="default"/>
         <w:sz w:val="20"/>
       </w:rPr>
     </w:lvl>
@@ -13225,7 +14975,7 @@
         <w:ind w:left="2160" w:hanging="360"/>
       </w:pPr>
       <w:rPr>
-        <w:rFonts w:hint="default" w:ascii="Wingdings" w:hAnsi="Wingdings"/>
+        <w:rFonts w:ascii="Wingdings" w:hAnsi="Wingdings" w:hint="default"/>
         <w:sz w:val="20"/>
       </w:rPr>
     </w:lvl>
@@ -13241,7 +14991,7 @@
         <w:ind w:left="2880" w:hanging="360"/>
       </w:pPr>
       <w:rPr>
-        <w:rFonts w:hint="default" w:ascii="Wingdings" w:hAnsi="Wingdings"/>
+        <w:rFonts w:ascii="Wingdings" w:hAnsi="Wingdings" w:hint="default"/>
         <w:sz w:val="20"/>
       </w:rPr>
     </w:lvl>
@@ -13257,7 +15007,7 @@
         <w:ind w:left="3600" w:hanging="360"/>
       </w:pPr>
       <w:rPr>
-        <w:rFonts w:hint="default" w:ascii="Wingdings" w:hAnsi="Wingdings"/>
+        <w:rFonts w:ascii="Wingdings" w:hAnsi="Wingdings" w:hint="default"/>
         <w:sz w:val="20"/>
       </w:rPr>
     </w:lvl>
@@ -13273,7 +15023,7 @@
         <w:ind w:left="4320" w:hanging="360"/>
       </w:pPr>
       <w:rPr>
-        <w:rFonts w:hint="default" w:ascii="Wingdings" w:hAnsi="Wingdings"/>
+        <w:rFonts w:ascii="Wingdings" w:hAnsi="Wingdings" w:hint="default"/>
         <w:sz w:val="20"/>
       </w:rPr>
     </w:lvl>
@@ -13289,7 +15039,7 @@
         <w:ind w:left="5040" w:hanging="360"/>
       </w:pPr>
       <w:rPr>
-        <w:rFonts w:hint="default" w:ascii="Wingdings" w:hAnsi="Wingdings"/>
+        <w:rFonts w:ascii="Wingdings" w:hAnsi="Wingdings" w:hint="default"/>
         <w:sz w:val="20"/>
       </w:rPr>
     </w:lvl>
@@ -13305,7 +15055,7 @@
         <w:ind w:left="5760" w:hanging="360"/>
       </w:pPr>
       <w:rPr>
-        <w:rFonts w:hint="default" w:ascii="Wingdings" w:hAnsi="Wingdings"/>
+        <w:rFonts w:ascii="Wingdings" w:hAnsi="Wingdings" w:hint="default"/>
         <w:sz w:val="20"/>
       </w:rPr>
     </w:lvl>
@@ -13321,7 +15071,7 @@
         <w:ind w:left="6480" w:hanging="360"/>
       </w:pPr>
       <w:rPr>
-        <w:rFonts w:hint="default" w:ascii="Wingdings" w:hAnsi="Wingdings"/>
+        <w:rFonts w:ascii="Wingdings" w:hAnsi="Wingdings" w:hint="default"/>
         <w:sz w:val="20"/>
       </w:rPr>
     </w:lvl>
@@ -13339,7 +15089,7 @@
         <w:ind w:left="720" w:hanging="360"/>
       </w:pPr>
       <w:rPr>
-        <w:rFonts w:hint="default" w:ascii="Symbol" w:hAnsi="Symbol"/>
+        <w:rFonts w:ascii="Symbol" w:hAnsi="Symbol" w:hint="default"/>
       </w:rPr>
     </w:lvl>
     <w:lvl w:ilvl="1" w:tplc="0C0C0003" w:tentative="1">
@@ -13351,7 +15101,7 @@
         <w:ind w:left="1440" w:hanging="360"/>
       </w:pPr>
       <w:rPr>
-        <w:rFonts w:hint="default" w:ascii="Courier New" w:hAnsi="Courier New" w:cs="Courier New"/>
+        <w:rFonts w:ascii="Courier New" w:hAnsi="Courier New" w:cs="Courier New" w:hint="default"/>
       </w:rPr>
     </w:lvl>
     <w:lvl w:ilvl="2" w:tplc="0C0C0005" w:tentative="1">
@@ -13363,7 +15113,7 @@
         <w:ind w:left="2160" w:hanging="360"/>
       </w:pPr>
       <w:rPr>
-        <w:rFonts w:hint="default" w:ascii="Wingdings" w:hAnsi="Wingdings"/>
+        <w:rFonts w:ascii="Wingdings" w:hAnsi="Wingdings" w:hint="default"/>
       </w:rPr>
     </w:lvl>
     <w:lvl w:ilvl="3" w:tplc="0C0C0001" w:tentative="1">
@@ -13375,7 +15125,7 @@
         <w:ind w:left="2880" w:hanging="360"/>
       </w:pPr>
       <w:rPr>
-        <w:rFonts w:hint="default" w:ascii="Symbol" w:hAnsi="Symbol"/>
+        <w:rFonts w:ascii="Symbol" w:hAnsi="Symbol" w:hint="default"/>
       </w:rPr>
     </w:lvl>
     <w:lvl w:ilvl="4" w:tplc="0C0C0003" w:tentative="1">
@@ -13387,7 +15137,7 @@
         <w:ind w:left="3600" w:hanging="360"/>
       </w:pPr>
       <w:rPr>
-        <w:rFonts w:hint="default" w:ascii="Courier New" w:hAnsi="Courier New" w:cs="Courier New"/>
+        <w:rFonts w:ascii="Courier New" w:hAnsi="Courier New" w:cs="Courier New" w:hint="default"/>
       </w:rPr>
     </w:lvl>
     <w:lvl w:ilvl="5" w:tplc="0C0C0005" w:tentative="1">
@@ -13399,7 +15149,7 @@
         <w:ind w:left="4320" w:hanging="360"/>
       </w:pPr>
       <w:rPr>
-        <w:rFonts w:hint="default" w:ascii="Wingdings" w:hAnsi="Wingdings"/>
+        <w:rFonts w:ascii="Wingdings" w:hAnsi="Wingdings" w:hint="default"/>
       </w:rPr>
     </w:lvl>
     <w:lvl w:ilvl="6" w:tplc="0C0C0001" w:tentative="1">
@@ -13411,7 +15161,7 @@
         <w:ind w:left="5040" w:hanging="360"/>
       </w:pPr>
       <w:rPr>
-        <w:rFonts w:hint="default" w:ascii="Symbol" w:hAnsi="Symbol"/>
+        <w:rFonts w:ascii="Symbol" w:hAnsi="Symbol" w:hint="default"/>
       </w:rPr>
     </w:lvl>
     <w:lvl w:ilvl="7" w:tplc="0C0C0003" w:tentative="1">
@@ -13423,7 +15173,7 @@
         <w:ind w:left="5760" w:hanging="360"/>
       </w:pPr>
       <w:rPr>
-        <w:rFonts w:hint="default" w:ascii="Courier New" w:hAnsi="Courier New" w:cs="Courier New"/>
+        <w:rFonts w:ascii="Courier New" w:hAnsi="Courier New" w:cs="Courier New" w:hint="default"/>
       </w:rPr>
     </w:lvl>
     <w:lvl w:ilvl="8" w:tplc="0C0C0005" w:tentative="1">
@@ -13435,7 +15185,7 @@
         <w:ind w:left="6480" w:hanging="360"/>
       </w:pPr>
       <w:rPr>
-        <w:rFonts w:hint="default" w:ascii="Wingdings" w:hAnsi="Wingdings"/>
+        <w:rFonts w:ascii="Wingdings" w:hAnsi="Wingdings" w:hint="default"/>
       </w:rPr>
     </w:lvl>
   </w:abstractNum>
@@ -13565,7 +15315,7 @@
         <w:ind w:left="720" w:hanging="360"/>
       </w:pPr>
       <w:rPr>
-        <w:rFonts w:hint="default" w:ascii="Symbol" w:hAnsi="Symbol"/>
+        <w:rFonts w:ascii="Symbol" w:hAnsi="Symbol" w:hint="default"/>
       </w:rPr>
     </w:lvl>
     <w:lvl w:ilvl="1" w:tplc="0C0C0003" w:tentative="1">
@@ -13577,7 +15327,7 @@
         <w:ind w:left="1440" w:hanging="360"/>
       </w:pPr>
       <w:rPr>
-        <w:rFonts w:hint="default" w:ascii="Courier New" w:hAnsi="Courier New" w:cs="Courier New"/>
+        <w:rFonts w:ascii="Courier New" w:hAnsi="Courier New" w:cs="Courier New" w:hint="default"/>
       </w:rPr>
     </w:lvl>
     <w:lvl w:ilvl="2" w:tplc="0C0C0005" w:tentative="1">
@@ -13589,7 +15339,7 @@
         <w:ind w:left="2160" w:hanging="360"/>
       </w:pPr>
       <w:rPr>
-        <w:rFonts w:hint="default" w:ascii="Wingdings" w:hAnsi="Wingdings"/>
+        <w:rFonts w:ascii="Wingdings" w:hAnsi="Wingdings" w:hint="default"/>
       </w:rPr>
     </w:lvl>
     <w:lvl w:ilvl="3" w:tplc="0C0C0001" w:tentative="1">
@@ -13601,7 +15351,7 @@
         <w:ind w:left="2880" w:hanging="360"/>
       </w:pPr>
       <w:rPr>
-        <w:rFonts w:hint="default" w:ascii="Symbol" w:hAnsi="Symbol"/>
+        <w:rFonts w:ascii="Symbol" w:hAnsi="Symbol" w:hint="default"/>
       </w:rPr>
     </w:lvl>
     <w:lvl w:ilvl="4" w:tplc="0C0C0003" w:tentative="1">
@@ -13613,7 +15363,7 @@
         <w:ind w:left="3600" w:hanging="360"/>
       </w:pPr>
       <w:rPr>
-        <w:rFonts w:hint="default" w:ascii="Courier New" w:hAnsi="Courier New" w:cs="Courier New"/>
+        <w:rFonts w:ascii="Courier New" w:hAnsi="Courier New" w:cs="Courier New" w:hint="default"/>
       </w:rPr>
     </w:lvl>
     <w:lvl w:ilvl="5" w:tplc="0C0C0005" w:tentative="1">
@@ -13625,7 +15375,7 @@
         <w:ind w:left="4320" w:hanging="360"/>
       </w:pPr>
       <w:rPr>
-        <w:rFonts w:hint="default" w:ascii="Wingdings" w:hAnsi="Wingdings"/>
+        <w:rFonts w:ascii="Wingdings" w:hAnsi="Wingdings" w:hint="default"/>
       </w:rPr>
     </w:lvl>
     <w:lvl w:ilvl="6" w:tplc="0C0C0001" w:tentative="1">
@@ -13637,7 +15387,7 @@
         <w:ind w:left="5040" w:hanging="360"/>
       </w:pPr>
       <w:rPr>
-        <w:rFonts w:hint="default" w:ascii="Symbol" w:hAnsi="Symbol"/>
+        <w:rFonts w:ascii="Symbol" w:hAnsi="Symbol" w:hint="default"/>
       </w:rPr>
     </w:lvl>
     <w:lvl w:ilvl="7" w:tplc="0C0C0003" w:tentative="1">
@@ -13649,7 +15399,7 @@
         <w:ind w:left="5760" w:hanging="360"/>
       </w:pPr>
       <w:rPr>
-        <w:rFonts w:hint="default" w:ascii="Courier New" w:hAnsi="Courier New" w:cs="Courier New"/>
+        <w:rFonts w:ascii="Courier New" w:hAnsi="Courier New" w:cs="Courier New" w:hint="default"/>
       </w:rPr>
     </w:lvl>
     <w:lvl w:ilvl="8" w:tplc="0C0C0005" w:tentative="1">
@@ -13661,7 +15411,7 @@
         <w:ind w:left="6480" w:hanging="360"/>
       </w:pPr>
       <w:rPr>
-        <w:rFonts w:hint="default" w:ascii="Wingdings" w:hAnsi="Wingdings"/>
+        <w:rFonts w:ascii="Wingdings" w:hAnsi="Wingdings" w:hint="default"/>
       </w:rPr>
     </w:lvl>
   </w:abstractNum>
@@ -13681,7 +15431,7 @@
         <w:ind w:left="720" w:hanging="360"/>
       </w:pPr>
       <w:rPr>
-        <w:rFonts w:hint="default" w:ascii="Symbol" w:hAnsi="Symbol"/>
+        <w:rFonts w:ascii="Symbol" w:hAnsi="Symbol" w:hint="default"/>
         <w:sz w:val="20"/>
       </w:rPr>
     </w:lvl>
@@ -13697,7 +15447,7 @@
         <w:ind w:left="1440" w:hanging="360"/>
       </w:pPr>
       <w:rPr>
-        <w:rFonts w:hint="default" w:ascii="Courier New" w:hAnsi="Courier New"/>
+        <w:rFonts w:ascii="Courier New" w:hAnsi="Courier New" w:hint="default"/>
         <w:sz w:val="20"/>
       </w:rPr>
     </w:lvl>
@@ -13713,7 +15463,7 @@
         <w:ind w:left="2160" w:hanging="360"/>
       </w:pPr>
       <w:rPr>
-        <w:rFonts w:hint="default" w:ascii="Wingdings" w:hAnsi="Wingdings"/>
+        <w:rFonts w:ascii="Wingdings" w:hAnsi="Wingdings" w:hint="default"/>
         <w:sz w:val="20"/>
       </w:rPr>
     </w:lvl>
@@ -13729,7 +15479,7 @@
         <w:ind w:left="2880" w:hanging="360"/>
       </w:pPr>
       <w:rPr>
-        <w:rFonts w:hint="default" w:ascii="Wingdings" w:hAnsi="Wingdings"/>
+        <w:rFonts w:ascii="Wingdings" w:hAnsi="Wingdings" w:hint="default"/>
         <w:sz w:val="20"/>
       </w:rPr>
     </w:lvl>
@@ -13745,7 +15495,7 @@
         <w:ind w:left="3600" w:hanging="360"/>
       </w:pPr>
       <w:rPr>
-        <w:rFonts w:hint="default" w:ascii="Wingdings" w:hAnsi="Wingdings"/>
+        <w:rFonts w:ascii="Wingdings" w:hAnsi="Wingdings" w:hint="default"/>
         <w:sz w:val="20"/>
       </w:rPr>
     </w:lvl>
@@ -13761,7 +15511,7 @@
         <w:ind w:left="4320" w:hanging="360"/>
       </w:pPr>
       <w:rPr>
-        <w:rFonts w:hint="default" w:ascii="Wingdings" w:hAnsi="Wingdings"/>
+        <w:rFonts w:ascii="Wingdings" w:hAnsi="Wingdings" w:hint="default"/>
         <w:sz w:val="20"/>
       </w:rPr>
     </w:lvl>
@@ -13777,7 +15527,7 @@
         <w:ind w:left="5040" w:hanging="360"/>
       </w:pPr>
       <w:rPr>
-        <w:rFonts w:hint="default" w:ascii="Wingdings" w:hAnsi="Wingdings"/>
+        <w:rFonts w:ascii="Wingdings" w:hAnsi="Wingdings" w:hint="default"/>
         <w:sz w:val="20"/>
       </w:rPr>
     </w:lvl>
@@ -13793,7 +15543,7 @@
         <w:ind w:left="5760" w:hanging="360"/>
       </w:pPr>
       <w:rPr>
-        <w:rFonts w:hint="default" w:ascii="Wingdings" w:hAnsi="Wingdings"/>
+        <w:rFonts w:ascii="Wingdings" w:hAnsi="Wingdings" w:hint="default"/>
         <w:sz w:val="20"/>
       </w:rPr>
     </w:lvl>
@@ -13809,7 +15559,7 @@
         <w:ind w:left="6480" w:hanging="360"/>
       </w:pPr>
       <w:rPr>
-        <w:rFonts w:hint="default" w:ascii="Wingdings" w:hAnsi="Wingdings"/>
+        <w:rFonts w:ascii="Wingdings" w:hAnsi="Wingdings" w:hint="default"/>
         <w:sz w:val="20"/>
       </w:rPr>
     </w:lvl>
@@ -13830,7 +15580,7 @@
         <w:ind w:left="720" w:hanging="360"/>
       </w:pPr>
       <w:rPr>
-        <w:rFonts w:hint="default" w:ascii="Symbol" w:hAnsi="Symbol"/>
+        <w:rFonts w:ascii="Symbol" w:hAnsi="Symbol" w:hint="default"/>
         <w:sz w:val="20"/>
       </w:rPr>
     </w:lvl>
@@ -13846,7 +15596,7 @@
         <w:ind w:left="1440" w:hanging="360"/>
       </w:pPr>
       <w:rPr>
-        <w:rFonts w:hint="default" w:ascii="Courier New" w:hAnsi="Courier New"/>
+        <w:rFonts w:ascii="Courier New" w:hAnsi="Courier New" w:hint="default"/>
         <w:sz w:val="20"/>
       </w:rPr>
     </w:lvl>
@@ -13862,7 +15612,7 @@
         <w:ind w:left="2160" w:hanging="360"/>
       </w:pPr>
       <w:rPr>
-        <w:rFonts w:hint="default" w:ascii="Wingdings" w:hAnsi="Wingdings"/>
+        <w:rFonts w:ascii="Wingdings" w:hAnsi="Wingdings" w:hint="default"/>
         <w:sz w:val="20"/>
       </w:rPr>
     </w:lvl>
@@ -13878,7 +15628,7 @@
         <w:ind w:left="2880" w:hanging="360"/>
       </w:pPr>
       <w:rPr>
-        <w:rFonts w:hint="default" w:ascii="Wingdings" w:hAnsi="Wingdings"/>
+        <w:rFonts w:ascii="Wingdings" w:hAnsi="Wingdings" w:hint="default"/>
         <w:sz w:val="20"/>
       </w:rPr>
     </w:lvl>
@@ -13894,7 +15644,7 @@
         <w:ind w:left="3600" w:hanging="360"/>
       </w:pPr>
       <w:rPr>
-        <w:rFonts w:hint="default" w:ascii="Wingdings" w:hAnsi="Wingdings"/>
+        <w:rFonts w:ascii="Wingdings" w:hAnsi="Wingdings" w:hint="default"/>
         <w:sz w:val="20"/>
       </w:rPr>
     </w:lvl>
@@ -13910,7 +15660,7 @@
         <w:ind w:left="4320" w:hanging="360"/>
       </w:pPr>
       <w:rPr>
-        <w:rFonts w:hint="default" w:ascii="Wingdings" w:hAnsi="Wingdings"/>
+        <w:rFonts w:ascii="Wingdings" w:hAnsi="Wingdings" w:hint="default"/>
         <w:sz w:val="20"/>
       </w:rPr>
     </w:lvl>
@@ -13926,7 +15676,7 @@
         <w:ind w:left="5040" w:hanging="360"/>
       </w:pPr>
       <w:rPr>
-        <w:rFonts w:hint="default" w:ascii="Wingdings" w:hAnsi="Wingdings"/>
+        <w:rFonts w:ascii="Wingdings" w:hAnsi="Wingdings" w:hint="default"/>
         <w:sz w:val="20"/>
       </w:rPr>
     </w:lvl>
@@ -13942,7 +15692,7 @@
         <w:ind w:left="5760" w:hanging="360"/>
       </w:pPr>
       <w:rPr>
-        <w:rFonts w:hint="default" w:ascii="Wingdings" w:hAnsi="Wingdings"/>
+        <w:rFonts w:ascii="Wingdings" w:hAnsi="Wingdings" w:hint="default"/>
         <w:sz w:val="20"/>
       </w:rPr>
     </w:lvl>
@@ -13958,7 +15708,7 @@
         <w:ind w:left="6480" w:hanging="360"/>
       </w:pPr>
       <w:rPr>
-        <w:rFonts w:hint="default" w:ascii="Wingdings" w:hAnsi="Wingdings"/>
+        <w:rFonts w:ascii="Wingdings" w:hAnsi="Wingdings" w:hint="default"/>
         <w:sz w:val="20"/>
       </w:rPr>
     </w:lvl>
@@ -13979,7 +15729,7 @@
         <w:ind w:left="720" w:hanging="360"/>
       </w:pPr>
       <w:rPr>
-        <w:rFonts w:hint="default" w:ascii="Symbol" w:hAnsi="Symbol"/>
+        <w:rFonts w:ascii="Symbol" w:hAnsi="Symbol" w:hint="default"/>
         <w:sz w:val="20"/>
       </w:rPr>
     </w:lvl>
@@ -13995,7 +15745,7 @@
         <w:ind w:left="1440" w:hanging="360"/>
       </w:pPr>
       <w:rPr>
-        <w:rFonts w:hint="default" w:ascii="Courier New" w:hAnsi="Courier New"/>
+        <w:rFonts w:ascii="Courier New" w:hAnsi="Courier New" w:hint="default"/>
         <w:sz w:val="20"/>
       </w:rPr>
     </w:lvl>
@@ -14011,7 +15761,7 @@
         <w:ind w:left="2160" w:hanging="360"/>
       </w:pPr>
       <w:rPr>
-        <w:rFonts w:hint="default" w:ascii="Wingdings" w:hAnsi="Wingdings"/>
+        <w:rFonts w:ascii="Wingdings" w:hAnsi="Wingdings" w:hint="default"/>
         <w:sz w:val="20"/>
       </w:rPr>
     </w:lvl>
@@ -14027,7 +15777,7 @@
         <w:ind w:left="2880" w:hanging="360"/>
       </w:pPr>
       <w:rPr>
-        <w:rFonts w:hint="default" w:ascii="Wingdings" w:hAnsi="Wingdings"/>
+        <w:rFonts w:ascii="Wingdings" w:hAnsi="Wingdings" w:hint="default"/>
         <w:sz w:val="20"/>
       </w:rPr>
     </w:lvl>
@@ -14043,7 +15793,7 @@
         <w:ind w:left="3600" w:hanging="360"/>
       </w:pPr>
       <w:rPr>
-        <w:rFonts w:hint="default" w:ascii="Wingdings" w:hAnsi="Wingdings"/>
+        <w:rFonts w:ascii="Wingdings" w:hAnsi="Wingdings" w:hint="default"/>
         <w:sz w:val="20"/>
       </w:rPr>
     </w:lvl>
@@ -14059,7 +15809,7 @@
         <w:ind w:left="4320" w:hanging="360"/>
       </w:pPr>
       <w:rPr>
-        <w:rFonts w:hint="default" w:ascii="Wingdings" w:hAnsi="Wingdings"/>
+        <w:rFonts w:ascii="Wingdings" w:hAnsi="Wingdings" w:hint="default"/>
         <w:sz w:val="20"/>
       </w:rPr>
     </w:lvl>
@@ -14075,7 +15825,7 @@
         <w:ind w:left="5040" w:hanging="360"/>
       </w:pPr>
       <w:rPr>
-        <w:rFonts w:hint="default" w:ascii="Wingdings" w:hAnsi="Wingdings"/>
+        <w:rFonts w:ascii="Wingdings" w:hAnsi="Wingdings" w:hint="default"/>
         <w:sz w:val="20"/>
       </w:rPr>
     </w:lvl>
@@ -14091,7 +15841,7 @@
         <w:ind w:left="5760" w:hanging="360"/>
       </w:pPr>
       <w:rPr>
-        <w:rFonts w:hint="default" w:ascii="Wingdings" w:hAnsi="Wingdings"/>
+        <w:rFonts w:ascii="Wingdings" w:hAnsi="Wingdings" w:hint="default"/>
         <w:sz w:val="20"/>
       </w:rPr>
     </w:lvl>
@@ -14107,7 +15857,7 @@
         <w:ind w:left="6480" w:hanging="360"/>
       </w:pPr>
       <w:rPr>
-        <w:rFonts w:hint="default" w:ascii="Wingdings" w:hAnsi="Wingdings"/>
+        <w:rFonts w:ascii="Wingdings" w:hAnsi="Wingdings" w:hint="default"/>
         <w:sz w:val="20"/>
       </w:rPr>
     </w:lvl>
@@ -14125,7 +15875,7 @@
         <w:ind w:left="720" w:hanging="360"/>
       </w:pPr>
       <w:rPr>
-        <w:rFonts w:hint="default" w:ascii="Symbol" w:hAnsi="Symbol"/>
+        <w:rFonts w:ascii="Symbol" w:hAnsi="Symbol" w:hint="default"/>
       </w:rPr>
     </w:lvl>
     <w:lvl w:ilvl="1" w:tplc="0C0C0003" w:tentative="1">
@@ -14137,7 +15887,7 @@
         <w:ind w:left="1440" w:hanging="360"/>
       </w:pPr>
       <w:rPr>
-        <w:rFonts w:hint="default" w:ascii="Courier New" w:hAnsi="Courier New" w:cs="Courier New"/>
+        <w:rFonts w:ascii="Courier New" w:hAnsi="Courier New" w:cs="Courier New" w:hint="default"/>
       </w:rPr>
     </w:lvl>
     <w:lvl w:ilvl="2" w:tplc="0C0C0005" w:tentative="1">
@@ -14149,7 +15899,7 @@
         <w:ind w:left="2160" w:hanging="360"/>
       </w:pPr>
       <w:rPr>
-        <w:rFonts w:hint="default" w:ascii="Wingdings" w:hAnsi="Wingdings"/>
+        <w:rFonts w:ascii="Wingdings" w:hAnsi="Wingdings" w:hint="default"/>
       </w:rPr>
     </w:lvl>
     <w:lvl w:ilvl="3" w:tplc="0C0C0001" w:tentative="1">
@@ -14161,7 +15911,7 @@
         <w:ind w:left="2880" w:hanging="360"/>
       </w:pPr>
       <w:rPr>
-        <w:rFonts w:hint="default" w:ascii="Symbol" w:hAnsi="Symbol"/>
+        <w:rFonts w:ascii="Symbol" w:hAnsi="Symbol" w:hint="default"/>
       </w:rPr>
     </w:lvl>
     <w:lvl w:ilvl="4" w:tplc="0C0C0003" w:tentative="1">
@@ -14173,7 +15923,7 @@
         <w:ind w:left="3600" w:hanging="360"/>
       </w:pPr>
       <w:rPr>
-        <w:rFonts w:hint="default" w:ascii="Courier New" w:hAnsi="Courier New" w:cs="Courier New"/>
+        <w:rFonts w:ascii="Courier New" w:hAnsi="Courier New" w:cs="Courier New" w:hint="default"/>
       </w:rPr>
     </w:lvl>
     <w:lvl w:ilvl="5" w:tplc="0C0C0005" w:tentative="1">
@@ -14185,7 +15935,7 @@
         <w:ind w:left="4320" w:hanging="360"/>
       </w:pPr>
       <w:rPr>
-        <w:rFonts w:hint="default" w:ascii="Wingdings" w:hAnsi="Wingdings"/>
+        <w:rFonts w:ascii="Wingdings" w:hAnsi="Wingdings" w:hint="default"/>
       </w:rPr>
     </w:lvl>
     <w:lvl w:ilvl="6" w:tplc="0C0C0001" w:tentative="1">
@@ -14197,7 +15947,7 @@
         <w:ind w:left="5040" w:hanging="360"/>
       </w:pPr>
       <w:rPr>
-        <w:rFonts w:hint="default" w:ascii="Symbol" w:hAnsi="Symbol"/>
+        <w:rFonts w:ascii="Symbol" w:hAnsi="Symbol" w:hint="default"/>
       </w:rPr>
     </w:lvl>
     <w:lvl w:ilvl="7" w:tplc="0C0C0003" w:tentative="1">
@@ -14209,7 +15959,7 @@
         <w:ind w:left="5760" w:hanging="360"/>
       </w:pPr>
       <w:rPr>
-        <w:rFonts w:hint="default" w:ascii="Courier New" w:hAnsi="Courier New" w:cs="Courier New"/>
+        <w:rFonts w:ascii="Courier New" w:hAnsi="Courier New" w:cs="Courier New" w:hint="default"/>
       </w:rPr>
     </w:lvl>
     <w:lvl w:ilvl="8" w:tplc="0C0C0005" w:tentative="1">
@@ -14221,7 +15971,7 @@
         <w:ind w:left="6480" w:hanging="360"/>
       </w:pPr>
       <w:rPr>
-        <w:rFonts w:hint="default" w:ascii="Wingdings" w:hAnsi="Wingdings"/>
+        <w:rFonts w:ascii="Wingdings" w:hAnsi="Wingdings" w:hint="default"/>
       </w:rPr>
     </w:lvl>
   </w:abstractNum>
@@ -14241,7 +15991,7 @@
         <w:ind w:left="720" w:hanging="360"/>
       </w:pPr>
       <w:rPr>
-        <w:rFonts w:hint="default" w:ascii="Symbol" w:hAnsi="Symbol"/>
+        <w:rFonts w:ascii="Symbol" w:hAnsi="Symbol" w:hint="default"/>
         <w:sz w:val="20"/>
       </w:rPr>
     </w:lvl>
@@ -14257,7 +16007,7 @@
         <w:ind w:left="1440" w:hanging="360"/>
       </w:pPr>
       <w:rPr>
-        <w:rFonts w:hint="default" w:ascii="Courier New" w:hAnsi="Courier New"/>
+        <w:rFonts w:ascii="Courier New" w:hAnsi="Courier New" w:hint="default"/>
         <w:sz w:val="20"/>
       </w:rPr>
     </w:lvl>
@@ -14273,7 +16023,7 @@
         <w:ind w:left="2160" w:hanging="360"/>
       </w:pPr>
       <w:rPr>
-        <w:rFonts w:hint="default" w:ascii="Wingdings" w:hAnsi="Wingdings"/>
+        <w:rFonts w:ascii="Wingdings" w:hAnsi="Wingdings" w:hint="default"/>
         <w:sz w:val="20"/>
       </w:rPr>
     </w:lvl>
@@ -14289,7 +16039,7 @@
         <w:ind w:left="2880" w:hanging="360"/>
       </w:pPr>
       <w:rPr>
-        <w:rFonts w:hint="default" w:ascii="Wingdings" w:hAnsi="Wingdings"/>
+        <w:rFonts w:ascii="Wingdings" w:hAnsi="Wingdings" w:hint="default"/>
         <w:sz w:val="20"/>
       </w:rPr>
     </w:lvl>
@@ -14305,7 +16055,7 @@
         <w:ind w:left="3600" w:hanging="360"/>
       </w:pPr>
       <w:rPr>
-        <w:rFonts w:hint="default" w:ascii="Wingdings" w:hAnsi="Wingdings"/>
+        <w:rFonts w:ascii="Wingdings" w:hAnsi="Wingdings" w:hint="default"/>
         <w:sz w:val="20"/>
       </w:rPr>
     </w:lvl>
@@ -14321,7 +16071,7 @@
         <w:ind w:left="4320" w:hanging="360"/>
       </w:pPr>
       <w:rPr>
-        <w:rFonts w:hint="default" w:ascii="Wingdings" w:hAnsi="Wingdings"/>
+        <w:rFonts w:ascii="Wingdings" w:hAnsi="Wingdings" w:hint="default"/>
         <w:sz w:val="20"/>
       </w:rPr>
     </w:lvl>
@@ -14337,7 +16087,7 @@
         <w:ind w:left="5040" w:hanging="360"/>
       </w:pPr>
       <w:rPr>
-        <w:rFonts w:hint="default" w:ascii="Wingdings" w:hAnsi="Wingdings"/>
+        <w:rFonts w:ascii="Wingdings" w:hAnsi="Wingdings" w:hint="default"/>
         <w:sz w:val="20"/>
       </w:rPr>
     </w:lvl>
@@ -14353,7 +16103,7 @@
         <w:ind w:left="5760" w:hanging="360"/>
       </w:pPr>
       <w:rPr>
-        <w:rFonts w:hint="default" w:ascii="Wingdings" w:hAnsi="Wingdings"/>
+        <w:rFonts w:ascii="Wingdings" w:hAnsi="Wingdings" w:hint="default"/>
         <w:sz w:val="20"/>
       </w:rPr>
     </w:lvl>
@@ -14369,7 +16119,7 @@
         <w:ind w:left="6480" w:hanging="360"/>
       </w:pPr>
       <w:rPr>
-        <w:rFonts w:hint="default" w:ascii="Wingdings" w:hAnsi="Wingdings"/>
+        <w:rFonts w:ascii="Wingdings" w:hAnsi="Wingdings" w:hint="default"/>
         <w:sz w:val="20"/>
       </w:rPr>
     </w:lvl>
@@ -14390,7 +16140,7 @@
         <w:ind w:left="720" w:hanging="360"/>
       </w:pPr>
       <w:rPr>
-        <w:rFonts w:hint="default" w:ascii="Symbol" w:hAnsi="Symbol"/>
+        <w:rFonts w:ascii="Symbol" w:hAnsi="Symbol" w:hint="default"/>
         <w:sz w:val="20"/>
       </w:rPr>
     </w:lvl>
@@ -14406,7 +16156,7 @@
         <w:ind w:left="1440" w:hanging="360"/>
       </w:pPr>
       <w:rPr>
-        <w:rFonts w:hint="default" w:ascii="Courier New" w:hAnsi="Courier New"/>
+        <w:rFonts w:ascii="Courier New" w:hAnsi="Courier New" w:hint="default"/>
         <w:sz w:val="20"/>
       </w:rPr>
     </w:lvl>
@@ -14422,7 +16172,7 @@
         <w:ind w:left="2160" w:hanging="360"/>
       </w:pPr>
       <w:rPr>
-        <w:rFonts w:hint="default" w:ascii="Wingdings" w:hAnsi="Wingdings"/>
+        <w:rFonts w:ascii="Wingdings" w:hAnsi="Wingdings" w:hint="default"/>
         <w:sz w:val="20"/>
       </w:rPr>
     </w:lvl>
@@ -14438,7 +16188,7 @@
         <w:ind w:left="2880" w:hanging="360"/>
       </w:pPr>
       <w:rPr>
-        <w:rFonts w:hint="default" w:ascii="Wingdings" w:hAnsi="Wingdings"/>
+        <w:rFonts w:ascii="Wingdings" w:hAnsi="Wingdings" w:hint="default"/>
         <w:sz w:val="20"/>
       </w:rPr>
     </w:lvl>
@@ -14454,7 +16204,7 @@
         <w:ind w:left="3600" w:hanging="360"/>
       </w:pPr>
       <w:rPr>
-        <w:rFonts w:hint="default" w:ascii="Wingdings" w:hAnsi="Wingdings"/>
+        <w:rFonts w:ascii="Wingdings" w:hAnsi="Wingdings" w:hint="default"/>
         <w:sz w:val="20"/>
       </w:rPr>
     </w:lvl>
@@ -14470,7 +16220,7 @@
         <w:ind w:left="4320" w:hanging="360"/>
       </w:pPr>
       <w:rPr>
-        <w:rFonts w:hint="default" w:ascii="Wingdings" w:hAnsi="Wingdings"/>
+        <w:rFonts w:ascii="Wingdings" w:hAnsi="Wingdings" w:hint="default"/>
         <w:sz w:val="20"/>
       </w:rPr>
     </w:lvl>
@@ -14486,7 +16236,7 @@
         <w:ind w:left="5040" w:hanging="360"/>
       </w:pPr>
       <w:rPr>
-        <w:rFonts w:hint="default" w:ascii="Wingdings" w:hAnsi="Wingdings"/>
+        <w:rFonts w:ascii="Wingdings" w:hAnsi="Wingdings" w:hint="default"/>
         <w:sz w:val="20"/>
       </w:rPr>
     </w:lvl>
@@ -14502,7 +16252,7 @@
         <w:ind w:left="5760" w:hanging="360"/>
       </w:pPr>
       <w:rPr>
-        <w:rFonts w:hint="default" w:ascii="Wingdings" w:hAnsi="Wingdings"/>
+        <w:rFonts w:ascii="Wingdings" w:hAnsi="Wingdings" w:hint="default"/>
         <w:sz w:val="20"/>
       </w:rPr>
     </w:lvl>
@@ -14518,7 +16268,7 @@
         <w:ind w:left="6480" w:hanging="360"/>
       </w:pPr>
       <w:rPr>
-        <w:rFonts w:hint="default" w:ascii="Wingdings" w:hAnsi="Wingdings"/>
+        <w:rFonts w:ascii="Wingdings" w:hAnsi="Wingdings" w:hint="default"/>
         <w:sz w:val="20"/>
       </w:rPr>
     </w:lvl>
@@ -14539,7 +16289,7 @@
         <w:ind w:left="720" w:hanging="360"/>
       </w:pPr>
       <w:rPr>
-        <w:rFonts w:hint="default" w:ascii="Symbol" w:hAnsi="Symbol"/>
+        <w:rFonts w:ascii="Symbol" w:hAnsi="Symbol" w:hint="default"/>
         <w:sz w:val="20"/>
       </w:rPr>
     </w:lvl>
@@ -14555,7 +16305,7 @@
         <w:ind w:left="1440" w:hanging="360"/>
       </w:pPr>
       <w:rPr>
-        <w:rFonts w:hint="default" w:ascii="Courier New" w:hAnsi="Courier New"/>
+        <w:rFonts w:ascii="Courier New" w:hAnsi="Courier New" w:hint="default"/>
         <w:sz w:val="20"/>
       </w:rPr>
     </w:lvl>
@@ -14571,7 +16321,7 @@
         <w:ind w:left="2160" w:hanging="360"/>
       </w:pPr>
       <w:rPr>
-        <w:rFonts w:hint="default" w:ascii="Wingdings" w:hAnsi="Wingdings"/>
+        <w:rFonts w:ascii="Wingdings" w:hAnsi="Wingdings" w:hint="default"/>
         <w:sz w:val="20"/>
       </w:rPr>
     </w:lvl>
@@ -14587,7 +16337,7 @@
         <w:ind w:left="2880" w:hanging="360"/>
       </w:pPr>
       <w:rPr>
-        <w:rFonts w:hint="default" w:ascii="Wingdings" w:hAnsi="Wingdings"/>
+        <w:rFonts w:ascii="Wingdings" w:hAnsi="Wingdings" w:hint="default"/>
         <w:sz w:val="20"/>
       </w:rPr>
     </w:lvl>
@@ -14603,7 +16353,7 @@
         <w:ind w:left="3600" w:hanging="360"/>
       </w:pPr>
       <w:rPr>
-        <w:rFonts w:hint="default" w:ascii="Wingdings" w:hAnsi="Wingdings"/>
+        <w:rFonts w:ascii="Wingdings" w:hAnsi="Wingdings" w:hint="default"/>
         <w:sz w:val="20"/>
       </w:rPr>
     </w:lvl>
@@ -14619,7 +16369,7 @@
         <w:ind w:left="4320" w:hanging="360"/>
       </w:pPr>
       <w:rPr>
-        <w:rFonts w:hint="default" w:ascii="Wingdings" w:hAnsi="Wingdings"/>
+        <w:rFonts w:ascii="Wingdings" w:hAnsi="Wingdings" w:hint="default"/>
         <w:sz w:val="20"/>
       </w:rPr>
     </w:lvl>
@@ -14635,7 +16385,7 @@
         <w:ind w:left="5040" w:hanging="360"/>
       </w:pPr>
       <w:rPr>
-        <w:rFonts w:hint="default" w:ascii="Wingdings" w:hAnsi="Wingdings"/>
+        <w:rFonts w:ascii="Wingdings" w:hAnsi="Wingdings" w:hint="default"/>
         <w:sz w:val="20"/>
       </w:rPr>
     </w:lvl>
@@ -14651,7 +16401,7 @@
         <w:ind w:left="5760" w:hanging="360"/>
       </w:pPr>
       <w:rPr>
-        <w:rFonts w:hint="default" w:ascii="Wingdings" w:hAnsi="Wingdings"/>
+        <w:rFonts w:ascii="Wingdings" w:hAnsi="Wingdings" w:hint="default"/>
         <w:sz w:val="20"/>
       </w:rPr>
     </w:lvl>
@@ -14667,7 +16417,7 @@
         <w:ind w:left="6480" w:hanging="360"/>
       </w:pPr>
       <w:rPr>
-        <w:rFonts w:hint="default" w:ascii="Wingdings" w:hAnsi="Wingdings"/>
+        <w:rFonts w:ascii="Wingdings" w:hAnsi="Wingdings" w:hint="default"/>
         <w:sz w:val="20"/>
       </w:rPr>
     </w:lvl>
@@ -14688,7 +16438,7 @@
         <w:ind w:left="720" w:hanging="360"/>
       </w:pPr>
       <w:rPr>
-        <w:rFonts w:hint="default" w:ascii="Symbol" w:hAnsi="Symbol"/>
+        <w:rFonts w:ascii="Symbol" w:hAnsi="Symbol" w:hint="default"/>
         <w:sz w:val="20"/>
       </w:rPr>
     </w:lvl>
@@ -14704,7 +16454,7 @@
         <w:ind w:left="1440" w:hanging="360"/>
       </w:pPr>
       <w:rPr>
-        <w:rFonts w:hint="default" w:ascii="Courier New" w:hAnsi="Courier New"/>
+        <w:rFonts w:ascii="Courier New" w:hAnsi="Courier New" w:hint="default"/>
         <w:sz w:val="20"/>
       </w:rPr>
     </w:lvl>
@@ -14720,7 +16470,7 @@
         <w:ind w:left="2160" w:hanging="360"/>
       </w:pPr>
       <w:rPr>
-        <w:rFonts w:hint="default" w:ascii="Wingdings" w:hAnsi="Wingdings"/>
+        <w:rFonts w:ascii="Wingdings" w:hAnsi="Wingdings" w:hint="default"/>
         <w:sz w:val="20"/>
       </w:rPr>
     </w:lvl>
@@ -14736,7 +16486,7 @@
         <w:ind w:left="2880" w:hanging="360"/>
       </w:pPr>
       <w:rPr>
-        <w:rFonts w:hint="default" w:ascii="Wingdings" w:hAnsi="Wingdings"/>
+        <w:rFonts w:ascii="Wingdings" w:hAnsi="Wingdings" w:hint="default"/>
         <w:sz w:val="20"/>
       </w:rPr>
     </w:lvl>
@@ -14752,7 +16502,7 @@
         <w:ind w:left="3600" w:hanging="360"/>
       </w:pPr>
       <w:rPr>
-        <w:rFonts w:hint="default" w:ascii="Wingdings" w:hAnsi="Wingdings"/>
+        <w:rFonts w:ascii="Wingdings" w:hAnsi="Wingdings" w:hint="default"/>
         <w:sz w:val="20"/>
       </w:rPr>
     </w:lvl>
@@ -14768,7 +16518,7 @@
         <w:ind w:left="4320" w:hanging="360"/>
       </w:pPr>
       <w:rPr>
-        <w:rFonts w:hint="default" w:ascii="Wingdings" w:hAnsi="Wingdings"/>
+        <w:rFonts w:ascii="Wingdings" w:hAnsi="Wingdings" w:hint="default"/>
         <w:sz w:val="20"/>
       </w:rPr>
     </w:lvl>
@@ -14784,7 +16534,7 @@
         <w:ind w:left="5040" w:hanging="360"/>
       </w:pPr>
       <w:rPr>
-        <w:rFonts w:hint="default" w:ascii="Wingdings" w:hAnsi="Wingdings"/>
+        <w:rFonts w:ascii="Wingdings" w:hAnsi="Wingdings" w:hint="default"/>
         <w:sz w:val="20"/>
       </w:rPr>
     </w:lvl>
@@ -14800,7 +16550,7 @@
         <w:ind w:left="5760" w:hanging="360"/>
       </w:pPr>
       <w:rPr>
-        <w:rFonts w:hint="default" w:ascii="Wingdings" w:hAnsi="Wingdings"/>
+        <w:rFonts w:ascii="Wingdings" w:hAnsi="Wingdings" w:hint="default"/>
         <w:sz w:val="20"/>
       </w:rPr>
     </w:lvl>
@@ -14816,7 +16566,7 @@
         <w:ind w:left="6480" w:hanging="360"/>
       </w:pPr>
       <w:rPr>
-        <w:rFonts w:hint="default" w:ascii="Wingdings" w:hAnsi="Wingdings"/>
+        <w:rFonts w:ascii="Wingdings" w:hAnsi="Wingdings" w:hint="default"/>
         <w:sz w:val="20"/>
       </w:rPr>
     </w:lvl>
@@ -14837,7 +16587,7 @@
         <w:ind w:left="720" w:hanging="360"/>
       </w:pPr>
       <w:rPr>
-        <w:rFonts w:hint="default" w:ascii="Symbol" w:hAnsi="Symbol"/>
+        <w:rFonts w:ascii="Symbol" w:hAnsi="Symbol" w:hint="default"/>
         <w:sz w:val="20"/>
       </w:rPr>
     </w:lvl>
@@ -14853,7 +16603,7 @@
         <w:ind w:left="1440" w:hanging="360"/>
       </w:pPr>
       <w:rPr>
-        <w:rFonts w:hint="default" w:ascii="Courier New" w:hAnsi="Courier New"/>
+        <w:rFonts w:ascii="Courier New" w:hAnsi="Courier New" w:hint="default"/>
         <w:sz w:val="20"/>
       </w:rPr>
     </w:lvl>
@@ -14869,7 +16619,7 @@
         <w:ind w:left="2160" w:hanging="360"/>
       </w:pPr>
       <w:rPr>
-        <w:rFonts w:hint="default" w:ascii="Wingdings" w:hAnsi="Wingdings"/>
+        <w:rFonts w:ascii="Wingdings" w:hAnsi="Wingdings" w:hint="default"/>
         <w:sz w:val="20"/>
       </w:rPr>
     </w:lvl>
@@ -14885,7 +16635,7 @@
         <w:ind w:left="2880" w:hanging="360"/>
       </w:pPr>
       <w:rPr>
-        <w:rFonts w:hint="default" w:ascii="Wingdings" w:hAnsi="Wingdings"/>
+        <w:rFonts w:ascii="Wingdings" w:hAnsi="Wingdings" w:hint="default"/>
         <w:sz w:val="20"/>
       </w:rPr>
     </w:lvl>
@@ -14901,7 +16651,7 @@
         <w:ind w:left="3600" w:hanging="360"/>
       </w:pPr>
       <w:rPr>
-        <w:rFonts w:hint="default" w:ascii="Wingdings" w:hAnsi="Wingdings"/>
+        <w:rFonts w:ascii="Wingdings" w:hAnsi="Wingdings" w:hint="default"/>
         <w:sz w:val="20"/>
       </w:rPr>
     </w:lvl>
@@ -14917,7 +16667,7 @@
         <w:ind w:left="4320" w:hanging="360"/>
       </w:pPr>
       <w:rPr>
-        <w:rFonts w:hint="default" w:ascii="Wingdings" w:hAnsi="Wingdings"/>
+        <w:rFonts w:ascii="Wingdings" w:hAnsi="Wingdings" w:hint="default"/>
         <w:sz w:val="20"/>
       </w:rPr>
     </w:lvl>
@@ -14933,7 +16683,7 @@
         <w:ind w:left="5040" w:hanging="360"/>
       </w:pPr>
       <w:rPr>
-        <w:rFonts w:hint="default" w:ascii="Wingdings" w:hAnsi="Wingdings"/>
+        <w:rFonts w:ascii="Wingdings" w:hAnsi="Wingdings" w:hint="default"/>
         <w:sz w:val="20"/>
       </w:rPr>
     </w:lvl>
@@ -14949,7 +16699,7 @@
         <w:ind w:left="5760" w:hanging="360"/>
       </w:pPr>
       <w:rPr>
-        <w:rFonts w:hint="default" w:ascii="Wingdings" w:hAnsi="Wingdings"/>
+        <w:rFonts w:ascii="Wingdings" w:hAnsi="Wingdings" w:hint="default"/>
         <w:sz w:val="20"/>
       </w:rPr>
     </w:lvl>
@@ -14965,7 +16715,7 @@
         <w:ind w:left="6480" w:hanging="360"/>
       </w:pPr>
       <w:rPr>
-        <w:rFonts w:hint="default" w:ascii="Wingdings" w:hAnsi="Wingdings"/>
+        <w:rFonts w:ascii="Wingdings" w:hAnsi="Wingdings" w:hint="default"/>
         <w:sz w:val="20"/>
       </w:rPr>
     </w:lvl>
@@ -14986,7 +16736,7 @@
         <w:ind w:left="720" w:hanging="360"/>
       </w:pPr>
       <w:rPr>
-        <w:rFonts w:hint="default" w:ascii="Symbol" w:hAnsi="Symbol"/>
+        <w:rFonts w:ascii="Symbol" w:hAnsi="Symbol" w:hint="default"/>
         <w:sz w:val="20"/>
       </w:rPr>
     </w:lvl>
@@ -15002,7 +16752,7 @@
         <w:ind w:left="1440" w:hanging="360"/>
       </w:pPr>
       <w:rPr>
-        <w:rFonts w:hint="default" w:ascii="Courier New" w:hAnsi="Courier New"/>
+        <w:rFonts w:ascii="Courier New" w:hAnsi="Courier New" w:hint="default"/>
         <w:sz w:val="20"/>
       </w:rPr>
     </w:lvl>
@@ -15018,7 +16768,7 @@
         <w:ind w:left="2160" w:hanging="360"/>
       </w:pPr>
       <w:rPr>
-        <w:rFonts w:hint="default" w:ascii="Wingdings" w:hAnsi="Wingdings"/>
+        <w:rFonts w:ascii="Wingdings" w:hAnsi="Wingdings" w:hint="default"/>
         <w:sz w:val="20"/>
       </w:rPr>
     </w:lvl>
@@ -15034,7 +16784,7 @@
         <w:ind w:left="2880" w:hanging="360"/>
       </w:pPr>
       <w:rPr>
-        <w:rFonts w:hint="default" w:ascii="Wingdings" w:hAnsi="Wingdings"/>
+        <w:rFonts w:ascii="Wingdings" w:hAnsi="Wingdings" w:hint="default"/>
         <w:sz w:val="20"/>
       </w:rPr>
     </w:lvl>
@@ -15050,7 +16800,7 @@
         <w:ind w:left="3600" w:hanging="360"/>
       </w:pPr>
       <w:rPr>
-        <w:rFonts w:hint="default" w:ascii="Wingdings" w:hAnsi="Wingdings"/>
+        <w:rFonts w:ascii="Wingdings" w:hAnsi="Wingdings" w:hint="default"/>
         <w:sz w:val="20"/>
       </w:rPr>
     </w:lvl>
@@ -15066,7 +16816,7 @@
         <w:ind w:left="4320" w:hanging="360"/>
       </w:pPr>
       <w:rPr>
-        <w:rFonts w:hint="default" w:ascii="Wingdings" w:hAnsi="Wingdings"/>
+        <w:rFonts w:ascii="Wingdings" w:hAnsi="Wingdings" w:hint="default"/>
         <w:sz w:val="20"/>
       </w:rPr>
     </w:lvl>
@@ -15082,7 +16832,7 @@
         <w:ind w:left="5040" w:hanging="360"/>
       </w:pPr>
       <w:rPr>
-        <w:rFonts w:hint="default" w:ascii="Wingdings" w:hAnsi="Wingdings"/>
+        <w:rFonts w:ascii="Wingdings" w:hAnsi="Wingdings" w:hint="default"/>
         <w:sz w:val="20"/>
       </w:rPr>
     </w:lvl>
@@ -15098,7 +16848,7 @@
         <w:ind w:left="5760" w:hanging="360"/>
       </w:pPr>
       <w:rPr>
-        <w:rFonts w:hint="default" w:ascii="Wingdings" w:hAnsi="Wingdings"/>
+        <w:rFonts w:ascii="Wingdings" w:hAnsi="Wingdings" w:hint="default"/>
         <w:sz w:val="20"/>
       </w:rPr>
     </w:lvl>
@@ -15114,7 +16864,7 @@
         <w:ind w:left="6480" w:hanging="360"/>
       </w:pPr>
       <w:rPr>
-        <w:rFonts w:hint="default" w:ascii="Wingdings" w:hAnsi="Wingdings"/>
+        <w:rFonts w:ascii="Wingdings" w:hAnsi="Wingdings" w:hint="default"/>
         <w:sz w:val="20"/>
       </w:rPr>
     </w:lvl>
@@ -15135,7 +16885,7 @@
         <w:ind w:left="720" w:hanging="360"/>
       </w:pPr>
       <w:rPr>
-        <w:rFonts w:hint="default" w:ascii="Symbol" w:hAnsi="Symbol"/>
+        <w:rFonts w:ascii="Symbol" w:hAnsi="Symbol" w:hint="default"/>
         <w:sz w:val="20"/>
       </w:rPr>
     </w:lvl>
@@ -15151,7 +16901,7 @@
         <w:ind w:left="1440" w:hanging="360"/>
       </w:pPr>
       <w:rPr>
-        <w:rFonts w:hint="default" w:ascii="Courier New" w:hAnsi="Courier New"/>
+        <w:rFonts w:ascii="Courier New" w:hAnsi="Courier New" w:hint="default"/>
         <w:sz w:val="20"/>
       </w:rPr>
     </w:lvl>
@@ -15167,7 +16917,7 @@
         <w:ind w:left="2160" w:hanging="360"/>
       </w:pPr>
       <w:rPr>
-        <w:rFonts w:hint="default" w:ascii="Wingdings" w:hAnsi="Wingdings"/>
+        <w:rFonts w:ascii="Wingdings" w:hAnsi="Wingdings" w:hint="default"/>
         <w:sz w:val="20"/>
       </w:rPr>
     </w:lvl>
@@ -15183,7 +16933,7 @@
         <w:ind w:left="2880" w:hanging="360"/>
       </w:pPr>
       <w:rPr>
-        <w:rFonts w:hint="default" w:ascii="Wingdings" w:hAnsi="Wingdings"/>
+        <w:rFonts w:ascii="Wingdings" w:hAnsi="Wingdings" w:hint="default"/>
         <w:sz w:val="20"/>
       </w:rPr>
     </w:lvl>
@@ -15199,7 +16949,7 @@
         <w:ind w:left="3600" w:hanging="360"/>
       </w:pPr>
       <w:rPr>
-        <w:rFonts w:hint="default" w:ascii="Wingdings" w:hAnsi="Wingdings"/>
+        <w:rFonts w:ascii="Wingdings" w:hAnsi="Wingdings" w:hint="default"/>
         <w:sz w:val="20"/>
       </w:rPr>
     </w:lvl>
@@ -15215,7 +16965,7 @@
         <w:ind w:left="4320" w:hanging="360"/>
       </w:pPr>
       <w:rPr>
-        <w:rFonts w:hint="default" w:ascii="Wingdings" w:hAnsi="Wingdings"/>
+        <w:rFonts w:ascii="Wingdings" w:hAnsi="Wingdings" w:hint="default"/>
         <w:sz w:val="20"/>
       </w:rPr>
     </w:lvl>
@@ -15231,7 +16981,7 @@
         <w:ind w:left="5040" w:hanging="360"/>
       </w:pPr>
       <w:rPr>
-        <w:rFonts w:hint="default" w:ascii="Wingdings" w:hAnsi="Wingdings"/>
+        <w:rFonts w:ascii="Wingdings" w:hAnsi="Wingdings" w:hint="default"/>
         <w:sz w:val="20"/>
       </w:rPr>
     </w:lvl>
@@ -15247,7 +16997,7 @@
         <w:ind w:left="5760" w:hanging="360"/>
       </w:pPr>
       <w:rPr>
-        <w:rFonts w:hint="default" w:ascii="Wingdings" w:hAnsi="Wingdings"/>
+        <w:rFonts w:ascii="Wingdings" w:hAnsi="Wingdings" w:hint="default"/>
         <w:sz w:val="20"/>
       </w:rPr>
     </w:lvl>
@@ -15263,7 +17013,7 @@
         <w:ind w:left="6480" w:hanging="360"/>
       </w:pPr>
       <w:rPr>
-        <w:rFonts w:hint="default" w:ascii="Wingdings" w:hAnsi="Wingdings"/>
+        <w:rFonts w:ascii="Wingdings" w:hAnsi="Wingdings" w:hint="default"/>
         <w:sz w:val="20"/>
       </w:rPr>
     </w:lvl>
@@ -15284,7 +17034,7 @@
         <w:ind w:left="720" w:hanging="360"/>
       </w:pPr>
       <w:rPr>
-        <w:rFonts w:hint="default" w:ascii="Symbol" w:hAnsi="Symbol"/>
+        <w:rFonts w:ascii="Symbol" w:hAnsi="Symbol" w:hint="default"/>
         <w:sz w:val="20"/>
       </w:rPr>
     </w:lvl>
@@ -15300,7 +17050,7 @@
         <w:ind w:left="1440" w:hanging="360"/>
       </w:pPr>
       <w:rPr>
-        <w:rFonts w:hint="default" w:ascii="Courier New" w:hAnsi="Courier New"/>
+        <w:rFonts w:ascii="Courier New" w:hAnsi="Courier New" w:hint="default"/>
         <w:sz w:val="20"/>
       </w:rPr>
     </w:lvl>
@@ -15316,7 +17066,7 @@
         <w:ind w:left="2160" w:hanging="360"/>
       </w:pPr>
       <w:rPr>
-        <w:rFonts w:hint="default" w:ascii="Wingdings" w:hAnsi="Wingdings"/>
+        <w:rFonts w:ascii="Wingdings" w:hAnsi="Wingdings" w:hint="default"/>
         <w:sz w:val="20"/>
       </w:rPr>
     </w:lvl>
@@ -15332,7 +17082,7 @@
         <w:ind w:left="2880" w:hanging="360"/>
       </w:pPr>
       <w:rPr>
-        <w:rFonts w:hint="default" w:ascii="Wingdings" w:hAnsi="Wingdings"/>
+        <w:rFonts w:ascii="Wingdings" w:hAnsi="Wingdings" w:hint="default"/>
         <w:sz w:val="20"/>
       </w:rPr>
     </w:lvl>
@@ -15348,7 +17098,7 @@
         <w:ind w:left="3600" w:hanging="360"/>
       </w:pPr>
       <w:rPr>
-        <w:rFonts w:hint="default" w:ascii="Wingdings" w:hAnsi="Wingdings"/>
+        <w:rFonts w:ascii="Wingdings" w:hAnsi="Wingdings" w:hint="default"/>
         <w:sz w:val="20"/>
       </w:rPr>
     </w:lvl>
@@ -15364,7 +17114,7 @@
         <w:ind w:left="4320" w:hanging="360"/>
       </w:pPr>
       <w:rPr>
-        <w:rFonts w:hint="default" w:ascii="Wingdings" w:hAnsi="Wingdings"/>
+        <w:rFonts w:ascii="Wingdings" w:hAnsi="Wingdings" w:hint="default"/>
         <w:sz w:val="20"/>
       </w:rPr>
     </w:lvl>
@@ -15380,7 +17130,7 @@
         <w:ind w:left="5040" w:hanging="360"/>
       </w:pPr>
       <w:rPr>
-        <w:rFonts w:hint="default" w:ascii="Wingdings" w:hAnsi="Wingdings"/>
+        <w:rFonts w:ascii="Wingdings" w:hAnsi="Wingdings" w:hint="default"/>
         <w:sz w:val="20"/>
       </w:rPr>
     </w:lvl>
@@ -15396,7 +17146,7 @@
         <w:ind w:left="5760" w:hanging="360"/>
       </w:pPr>
       <w:rPr>
-        <w:rFonts w:hint="default" w:ascii="Wingdings" w:hAnsi="Wingdings"/>
+        <w:rFonts w:ascii="Wingdings" w:hAnsi="Wingdings" w:hint="default"/>
         <w:sz w:val="20"/>
       </w:rPr>
     </w:lvl>
@@ -15412,7 +17162,7 @@
         <w:ind w:left="6480" w:hanging="360"/>
       </w:pPr>
       <w:rPr>
-        <w:rFonts w:hint="default" w:ascii="Wingdings" w:hAnsi="Wingdings"/>
+        <w:rFonts w:ascii="Wingdings" w:hAnsi="Wingdings" w:hint="default"/>
         <w:sz w:val="20"/>
       </w:rPr>
     </w:lvl>
@@ -15433,7 +17183,7 @@
         <w:ind w:left="720" w:hanging="360"/>
       </w:pPr>
       <w:rPr>
-        <w:rFonts w:hint="default" w:ascii="Symbol" w:hAnsi="Symbol"/>
+        <w:rFonts w:ascii="Symbol" w:hAnsi="Symbol" w:hint="default"/>
         <w:sz w:val="20"/>
       </w:rPr>
     </w:lvl>
@@ -15449,7 +17199,7 @@
         <w:ind w:left="1440" w:hanging="360"/>
       </w:pPr>
       <w:rPr>
-        <w:rFonts w:hint="default" w:ascii="Courier New" w:hAnsi="Courier New"/>
+        <w:rFonts w:ascii="Courier New" w:hAnsi="Courier New" w:hint="default"/>
         <w:sz w:val="20"/>
       </w:rPr>
     </w:lvl>
@@ -15465,7 +17215,7 @@
         <w:ind w:left="2160" w:hanging="360"/>
       </w:pPr>
       <w:rPr>
-        <w:rFonts w:hint="default" w:ascii="Wingdings" w:hAnsi="Wingdings"/>
+        <w:rFonts w:ascii="Wingdings" w:hAnsi="Wingdings" w:hint="default"/>
         <w:sz w:val="20"/>
       </w:rPr>
     </w:lvl>
@@ -15481,7 +17231,7 @@
         <w:ind w:left="2880" w:hanging="360"/>
       </w:pPr>
       <w:rPr>
-        <w:rFonts w:hint="default" w:ascii="Wingdings" w:hAnsi="Wingdings"/>
+        <w:rFonts w:ascii="Wingdings" w:hAnsi="Wingdings" w:hint="default"/>
         <w:sz w:val="20"/>
       </w:rPr>
     </w:lvl>
@@ -15497,7 +17247,7 @@
         <w:ind w:left="3600" w:hanging="360"/>
       </w:pPr>
       <w:rPr>
-        <w:rFonts w:hint="default" w:ascii="Wingdings" w:hAnsi="Wingdings"/>
+        <w:rFonts w:ascii="Wingdings" w:hAnsi="Wingdings" w:hint="default"/>
         <w:sz w:val="20"/>
       </w:rPr>
     </w:lvl>
@@ -15513,7 +17263,7 @@
         <w:ind w:left="4320" w:hanging="360"/>
       </w:pPr>
       <w:rPr>
-        <w:rFonts w:hint="default" w:ascii="Wingdings" w:hAnsi="Wingdings"/>
+        <w:rFonts w:ascii="Wingdings" w:hAnsi="Wingdings" w:hint="default"/>
         <w:sz w:val="20"/>
       </w:rPr>
     </w:lvl>
@@ -15529,7 +17279,7 @@
         <w:ind w:left="5040" w:hanging="360"/>
       </w:pPr>
       <w:rPr>
-        <w:rFonts w:hint="default" w:ascii="Wingdings" w:hAnsi="Wingdings"/>
+        <w:rFonts w:ascii="Wingdings" w:hAnsi="Wingdings" w:hint="default"/>
         <w:sz w:val="20"/>
       </w:rPr>
     </w:lvl>
@@ -15545,7 +17295,7 @@
         <w:ind w:left="5760" w:hanging="360"/>
       </w:pPr>
       <w:rPr>
-        <w:rFonts w:hint="default" w:ascii="Wingdings" w:hAnsi="Wingdings"/>
+        <w:rFonts w:ascii="Wingdings" w:hAnsi="Wingdings" w:hint="default"/>
         <w:sz w:val="20"/>
       </w:rPr>
     </w:lvl>
@@ -15561,7 +17311,7 @@
         <w:ind w:left="6480" w:hanging="360"/>
       </w:pPr>
       <w:rPr>
-        <w:rFonts w:hint="default" w:ascii="Wingdings" w:hAnsi="Wingdings"/>
+        <w:rFonts w:ascii="Wingdings" w:hAnsi="Wingdings" w:hint="default"/>
         <w:sz w:val="20"/>
       </w:rPr>
     </w:lvl>
@@ -15695,7 +17445,7 @@
         <w:ind w:left="720" w:hanging="360"/>
       </w:pPr>
       <w:rPr>
-        <w:rFonts w:hint="default" w:ascii="Symbol" w:hAnsi="Symbol"/>
+        <w:rFonts w:ascii="Symbol" w:hAnsi="Symbol" w:hint="default"/>
         <w:sz w:val="20"/>
       </w:rPr>
     </w:lvl>
@@ -15711,7 +17461,7 @@
         <w:ind w:left="1440" w:hanging="360"/>
       </w:pPr>
       <w:rPr>
-        <w:rFonts w:hint="default" w:ascii="Courier New" w:hAnsi="Courier New"/>
+        <w:rFonts w:ascii="Courier New" w:hAnsi="Courier New" w:hint="default"/>
         <w:sz w:val="20"/>
       </w:rPr>
     </w:lvl>
@@ -15727,7 +17477,7 @@
         <w:ind w:left="2160" w:hanging="360"/>
       </w:pPr>
       <w:rPr>
-        <w:rFonts w:hint="default" w:ascii="Wingdings" w:hAnsi="Wingdings"/>
+        <w:rFonts w:ascii="Wingdings" w:hAnsi="Wingdings" w:hint="default"/>
         <w:sz w:val="20"/>
       </w:rPr>
     </w:lvl>
@@ -15743,7 +17493,7 @@
         <w:ind w:left="2880" w:hanging="360"/>
       </w:pPr>
       <w:rPr>
-        <w:rFonts w:hint="default" w:ascii="Wingdings" w:hAnsi="Wingdings"/>
+        <w:rFonts w:ascii="Wingdings" w:hAnsi="Wingdings" w:hint="default"/>
         <w:sz w:val="20"/>
       </w:rPr>
     </w:lvl>
@@ -15759,7 +17509,7 @@
         <w:ind w:left="3600" w:hanging="360"/>
       </w:pPr>
       <w:rPr>
-        <w:rFonts w:hint="default" w:ascii="Wingdings" w:hAnsi="Wingdings"/>
+        <w:rFonts w:ascii="Wingdings" w:hAnsi="Wingdings" w:hint="default"/>
         <w:sz w:val="20"/>
       </w:rPr>
     </w:lvl>
@@ -15775,7 +17525,7 @@
         <w:ind w:left="4320" w:hanging="360"/>
       </w:pPr>
       <w:rPr>
-        <w:rFonts w:hint="default" w:ascii="Wingdings" w:hAnsi="Wingdings"/>
+        <w:rFonts w:ascii="Wingdings" w:hAnsi="Wingdings" w:hint="default"/>
         <w:sz w:val="20"/>
       </w:rPr>
     </w:lvl>
@@ -15791,7 +17541,7 @@
         <w:ind w:left="5040" w:hanging="360"/>
       </w:pPr>
       <w:rPr>
-        <w:rFonts w:hint="default" w:ascii="Wingdings" w:hAnsi="Wingdings"/>
+        <w:rFonts w:ascii="Wingdings" w:hAnsi="Wingdings" w:hint="default"/>
         <w:sz w:val="20"/>
       </w:rPr>
     </w:lvl>
@@ -15807,7 +17557,7 @@
         <w:ind w:left="5760" w:hanging="360"/>
       </w:pPr>
       <w:rPr>
-        <w:rFonts w:hint="default" w:ascii="Wingdings" w:hAnsi="Wingdings"/>
+        <w:rFonts w:ascii="Wingdings" w:hAnsi="Wingdings" w:hint="default"/>
         <w:sz w:val="20"/>
       </w:rPr>
     </w:lvl>
@@ -15823,7 +17573,7 @@
         <w:ind w:left="6480" w:hanging="360"/>
       </w:pPr>
       <w:rPr>
-        <w:rFonts w:hint="default" w:ascii="Wingdings" w:hAnsi="Wingdings"/>
+        <w:rFonts w:ascii="Wingdings" w:hAnsi="Wingdings" w:hint="default"/>
         <w:sz w:val="20"/>
       </w:rPr>
     </w:lvl>
@@ -15844,7 +17594,7 @@
         <w:ind w:left="720" w:hanging="360"/>
       </w:pPr>
       <w:rPr>
-        <w:rFonts w:hint="default" w:ascii="Symbol" w:hAnsi="Symbol"/>
+        <w:rFonts w:ascii="Symbol" w:hAnsi="Symbol" w:hint="default"/>
         <w:sz w:val="20"/>
       </w:rPr>
     </w:lvl>
@@ -15860,7 +17610,7 @@
         <w:ind w:left="1440" w:hanging="360"/>
       </w:pPr>
       <w:rPr>
-        <w:rFonts w:hint="default" w:ascii="Courier New" w:hAnsi="Courier New"/>
+        <w:rFonts w:ascii="Courier New" w:hAnsi="Courier New" w:hint="default"/>
         <w:sz w:val="20"/>
       </w:rPr>
     </w:lvl>
@@ -15876,7 +17626,7 @@
         <w:ind w:left="2160" w:hanging="360"/>
       </w:pPr>
       <w:rPr>
-        <w:rFonts w:hint="default" w:ascii="Wingdings" w:hAnsi="Wingdings"/>
+        <w:rFonts w:ascii="Wingdings" w:hAnsi="Wingdings" w:hint="default"/>
         <w:sz w:val="20"/>
       </w:rPr>
     </w:lvl>
@@ -15892,7 +17642,7 @@
         <w:ind w:left="2880" w:hanging="360"/>
       </w:pPr>
       <w:rPr>
-        <w:rFonts w:hint="default" w:ascii="Wingdings" w:hAnsi="Wingdings"/>
+        <w:rFonts w:ascii="Wingdings" w:hAnsi="Wingdings" w:hint="default"/>
         <w:sz w:val="20"/>
       </w:rPr>
     </w:lvl>
@@ -15908,7 +17658,7 @@
         <w:ind w:left="3600" w:hanging="360"/>
       </w:pPr>
       <w:rPr>
-        <w:rFonts w:hint="default" w:ascii="Wingdings" w:hAnsi="Wingdings"/>
+        <w:rFonts w:ascii="Wingdings" w:hAnsi="Wingdings" w:hint="default"/>
         <w:sz w:val="20"/>
       </w:rPr>
     </w:lvl>
@@ -15924,7 +17674,7 @@
         <w:ind w:left="4320" w:hanging="360"/>
       </w:pPr>
       <w:rPr>
-        <w:rFonts w:hint="default" w:ascii="Wingdings" w:hAnsi="Wingdings"/>
+        <w:rFonts w:ascii="Wingdings" w:hAnsi="Wingdings" w:hint="default"/>
         <w:sz w:val="20"/>
       </w:rPr>
     </w:lvl>
@@ -15940,7 +17690,7 @@
         <w:ind w:left="5040" w:hanging="360"/>
       </w:pPr>
       <w:rPr>
-        <w:rFonts w:hint="default" w:ascii="Wingdings" w:hAnsi="Wingdings"/>
+        <w:rFonts w:ascii="Wingdings" w:hAnsi="Wingdings" w:hint="default"/>
         <w:sz w:val="20"/>
       </w:rPr>
     </w:lvl>
@@ -15956,7 +17706,7 @@
         <w:ind w:left="5760" w:hanging="360"/>
       </w:pPr>
       <w:rPr>
-        <w:rFonts w:hint="default" w:ascii="Wingdings" w:hAnsi="Wingdings"/>
+        <w:rFonts w:ascii="Wingdings" w:hAnsi="Wingdings" w:hint="default"/>
         <w:sz w:val="20"/>
       </w:rPr>
     </w:lvl>
@@ -15972,7 +17722,7 @@
         <w:ind w:left="6480" w:hanging="360"/>
       </w:pPr>
       <w:rPr>
-        <w:rFonts w:hint="default" w:ascii="Wingdings" w:hAnsi="Wingdings"/>
+        <w:rFonts w:ascii="Wingdings" w:hAnsi="Wingdings" w:hint="default"/>
         <w:sz w:val="20"/>
       </w:rPr>
     </w:lvl>
@@ -15993,7 +17743,7 @@
         <w:ind w:left="720" w:hanging="360"/>
       </w:pPr>
       <w:rPr>
-        <w:rFonts w:hint="default" w:ascii="Symbol" w:hAnsi="Symbol"/>
+        <w:rFonts w:ascii="Symbol" w:hAnsi="Symbol" w:hint="default"/>
         <w:sz w:val="20"/>
       </w:rPr>
     </w:lvl>
@@ -16009,7 +17759,7 @@
         <w:ind w:left="1440" w:hanging="360"/>
       </w:pPr>
       <w:rPr>
-        <w:rFonts w:hint="default" w:ascii="Courier New" w:hAnsi="Courier New"/>
+        <w:rFonts w:ascii="Courier New" w:hAnsi="Courier New" w:hint="default"/>
         <w:sz w:val="20"/>
       </w:rPr>
     </w:lvl>
@@ -16025,7 +17775,7 @@
         <w:ind w:left="2160" w:hanging="360"/>
       </w:pPr>
       <w:rPr>
-        <w:rFonts w:hint="default" w:ascii="Wingdings" w:hAnsi="Wingdings"/>
+        <w:rFonts w:ascii="Wingdings" w:hAnsi="Wingdings" w:hint="default"/>
         <w:sz w:val="20"/>
       </w:rPr>
     </w:lvl>
@@ -16041,7 +17791,7 @@
         <w:ind w:left="2880" w:hanging="360"/>
       </w:pPr>
       <w:rPr>
-        <w:rFonts w:hint="default" w:ascii="Wingdings" w:hAnsi="Wingdings"/>
+        <w:rFonts w:ascii="Wingdings" w:hAnsi="Wingdings" w:hint="default"/>
         <w:sz w:val="20"/>
       </w:rPr>
     </w:lvl>
@@ -16057,7 +17807,7 @@
         <w:ind w:left="3600" w:hanging="360"/>
       </w:pPr>
       <w:rPr>
-        <w:rFonts w:hint="default" w:ascii="Wingdings" w:hAnsi="Wingdings"/>
+        <w:rFonts w:ascii="Wingdings" w:hAnsi="Wingdings" w:hint="default"/>
         <w:sz w:val="20"/>
       </w:rPr>
     </w:lvl>
@@ -16073,7 +17823,7 @@
         <w:ind w:left="4320" w:hanging="360"/>
       </w:pPr>
       <w:rPr>
-        <w:rFonts w:hint="default" w:ascii="Wingdings" w:hAnsi="Wingdings"/>
+        <w:rFonts w:ascii="Wingdings" w:hAnsi="Wingdings" w:hint="default"/>
         <w:sz w:val="20"/>
       </w:rPr>
     </w:lvl>
@@ -16089,7 +17839,7 @@
         <w:ind w:left="5040" w:hanging="360"/>
       </w:pPr>
       <w:rPr>
-        <w:rFonts w:hint="default" w:ascii="Wingdings" w:hAnsi="Wingdings"/>
+        <w:rFonts w:ascii="Wingdings" w:hAnsi="Wingdings" w:hint="default"/>
         <w:sz w:val="20"/>
       </w:rPr>
     </w:lvl>
@@ -16105,7 +17855,7 @@
         <w:ind w:left="5760" w:hanging="360"/>
       </w:pPr>
       <w:rPr>
-        <w:rFonts w:hint="default" w:ascii="Wingdings" w:hAnsi="Wingdings"/>
+        <w:rFonts w:ascii="Wingdings" w:hAnsi="Wingdings" w:hint="default"/>
         <w:sz w:val="20"/>
       </w:rPr>
     </w:lvl>
@@ -16121,7 +17871,7 @@
         <w:ind w:left="6480" w:hanging="360"/>
       </w:pPr>
       <w:rPr>
-        <w:rFonts w:hint="default" w:ascii="Wingdings" w:hAnsi="Wingdings"/>
+        <w:rFonts w:ascii="Wingdings" w:hAnsi="Wingdings" w:hint="default"/>
         <w:sz w:val="20"/>
       </w:rPr>
     </w:lvl>
@@ -16142,7 +17892,7 @@
         <w:ind w:left="720" w:hanging="360"/>
       </w:pPr>
       <w:rPr>
-        <w:rFonts w:hint="default" w:ascii="Symbol" w:hAnsi="Symbol"/>
+        <w:rFonts w:ascii="Symbol" w:hAnsi="Symbol" w:hint="default"/>
         <w:sz w:val="20"/>
       </w:rPr>
     </w:lvl>
@@ -16158,7 +17908,7 @@
         <w:ind w:left="1440" w:hanging="360"/>
       </w:pPr>
       <w:rPr>
-        <w:rFonts w:hint="default" w:ascii="Courier New" w:hAnsi="Courier New"/>
+        <w:rFonts w:ascii="Courier New" w:hAnsi="Courier New" w:hint="default"/>
         <w:sz w:val="20"/>
       </w:rPr>
     </w:lvl>
@@ -16174,7 +17924,7 @@
         <w:ind w:left="2160" w:hanging="360"/>
       </w:pPr>
       <w:rPr>
-        <w:rFonts w:hint="default" w:ascii="Wingdings" w:hAnsi="Wingdings"/>
+        <w:rFonts w:ascii="Wingdings" w:hAnsi="Wingdings" w:hint="default"/>
         <w:sz w:val="20"/>
       </w:rPr>
     </w:lvl>
@@ -16190,7 +17940,7 @@
         <w:ind w:left="2880" w:hanging="360"/>
       </w:pPr>
       <w:rPr>
-        <w:rFonts w:hint="default" w:ascii="Wingdings" w:hAnsi="Wingdings"/>
+        <w:rFonts w:ascii="Wingdings" w:hAnsi="Wingdings" w:hint="default"/>
         <w:sz w:val="20"/>
       </w:rPr>
     </w:lvl>
@@ -16206,7 +17956,7 @@
         <w:ind w:left="3600" w:hanging="360"/>
       </w:pPr>
       <w:rPr>
-        <w:rFonts w:hint="default" w:ascii="Wingdings" w:hAnsi="Wingdings"/>
+        <w:rFonts w:ascii="Wingdings" w:hAnsi="Wingdings" w:hint="default"/>
         <w:sz w:val="20"/>
       </w:rPr>
     </w:lvl>
@@ -16222,7 +17972,7 @@
         <w:ind w:left="4320" w:hanging="360"/>
       </w:pPr>
       <w:rPr>
-        <w:rFonts w:hint="default" w:ascii="Wingdings" w:hAnsi="Wingdings"/>
+        <w:rFonts w:ascii="Wingdings" w:hAnsi="Wingdings" w:hint="default"/>
         <w:sz w:val="20"/>
       </w:rPr>
     </w:lvl>
@@ -16238,7 +17988,7 @@
         <w:ind w:left="5040" w:hanging="360"/>
       </w:pPr>
       <w:rPr>
-        <w:rFonts w:hint="default" w:ascii="Wingdings" w:hAnsi="Wingdings"/>
+        <w:rFonts w:ascii="Wingdings" w:hAnsi="Wingdings" w:hint="default"/>
         <w:sz w:val="20"/>
       </w:rPr>
     </w:lvl>
@@ -16254,7 +18004,7 @@
         <w:ind w:left="5760" w:hanging="360"/>
       </w:pPr>
       <w:rPr>
-        <w:rFonts w:hint="default" w:ascii="Wingdings" w:hAnsi="Wingdings"/>
+        <w:rFonts w:ascii="Wingdings" w:hAnsi="Wingdings" w:hint="default"/>
         <w:sz w:val="20"/>
       </w:rPr>
     </w:lvl>
@@ -16270,7 +18020,7 @@
         <w:ind w:left="6480" w:hanging="360"/>
       </w:pPr>
       <w:rPr>
-        <w:rFonts w:hint="default" w:ascii="Wingdings" w:hAnsi="Wingdings"/>
+        <w:rFonts w:ascii="Wingdings" w:hAnsi="Wingdings" w:hint="default"/>
         <w:sz w:val="20"/>
       </w:rPr>
     </w:lvl>
@@ -16496,7 +18246,7 @@
         <w:ind w:left="720" w:hanging="360"/>
       </w:pPr>
       <w:rPr>
-        <w:rFonts w:hint="default" w:ascii="Symbol" w:hAnsi="Symbol"/>
+        <w:rFonts w:ascii="Symbol" w:hAnsi="Symbol" w:hint="default"/>
       </w:rPr>
     </w:lvl>
     <w:lvl w:ilvl="1" w:tplc="0C0C0003" w:tentative="1">
@@ -16508,7 +18258,7 @@
         <w:ind w:left="1440" w:hanging="360"/>
       </w:pPr>
       <w:rPr>
-        <w:rFonts w:hint="default" w:ascii="Courier New" w:hAnsi="Courier New" w:cs="Courier New"/>
+        <w:rFonts w:ascii="Courier New" w:hAnsi="Courier New" w:cs="Courier New" w:hint="default"/>
       </w:rPr>
     </w:lvl>
     <w:lvl w:ilvl="2" w:tplc="0C0C0005" w:tentative="1">
@@ -16520,7 +18270,7 @@
         <w:ind w:left="2160" w:hanging="360"/>
       </w:pPr>
       <w:rPr>
-        <w:rFonts w:hint="default" w:ascii="Wingdings" w:hAnsi="Wingdings"/>
+        <w:rFonts w:ascii="Wingdings" w:hAnsi="Wingdings" w:hint="default"/>
       </w:rPr>
     </w:lvl>
     <w:lvl w:ilvl="3" w:tplc="0C0C0001" w:tentative="1">
@@ -16532,7 +18282,7 @@
         <w:ind w:left="2880" w:hanging="360"/>
       </w:pPr>
       <w:rPr>
-        <w:rFonts w:hint="default" w:ascii="Symbol" w:hAnsi="Symbol"/>
+        <w:rFonts w:ascii="Symbol" w:hAnsi="Symbol" w:hint="default"/>
       </w:rPr>
     </w:lvl>
     <w:lvl w:ilvl="4" w:tplc="0C0C0003" w:tentative="1">
@@ -16544,7 +18294,7 @@
         <w:ind w:left="3600" w:hanging="360"/>
       </w:pPr>
       <w:rPr>
-        <w:rFonts w:hint="default" w:ascii="Courier New" w:hAnsi="Courier New" w:cs="Courier New"/>
+        <w:rFonts w:ascii="Courier New" w:hAnsi="Courier New" w:cs="Courier New" w:hint="default"/>
       </w:rPr>
     </w:lvl>
     <w:lvl w:ilvl="5" w:tplc="0C0C0005" w:tentative="1">
@@ -16556,7 +18306,7 @@
         <w:ind w:left="4320" w:hanging="360"/>
       </w:pPr>
       <w:rPr>
-        <w:rFonts w:hint="default" w:ascii="Wingdings" w:hAnsi="Wingdings"/>
+        <w:rFonts w:ascii="Wingdings" w:hAnsi="Wingdings" w:hint="default"/>
       </w:rPr>
     </w:lvl>
     <w:lvl w:ilvl="6" w:tplc="0C0C0001" w:tentative="1">
@@ -16568,7 +18318,7 @@
         <w:ind w:left="5040" w:hanging="360"/>
       </w:pPr>
       <w:rPr>
-        <w:rFonts w:hint="default" w:ascii="Symbol" w:hAnsi="Symbol"/>
+        <w:rFonts w:ascii="Symbol" w:hAnsi="Symbol" w:hint="default"/>
       </w:rPr>
     </w:lvl>
     <w:lvl w:ilvl="7" w:tplc="0C0C0003" w:tentative="1">
@@ -16580,7 +18330,7 @@
         <w:ind w:left="5760" w:hanging="360"/>
       </w:pPr>
       <w:rPr>
-        <w:rFonts w:hint="default" w:ascii="Courier New" w:hAnsi="Courier New" w:cs="Courier New"/>
+        <w:rFonts w:ascii="Courier New" w:hAnsi="Courier New" w:cs="Courier New" w:hint="default"/>
       </w:rPr>
     </w:lvl>
     <w:lvl w:ilvl="8" w:tplc="0C0C0005" w:tentative="1">
@@ -16592,7 +18342,7 @@
         <w:ind w:left="6480" w:hanging="360"/>
       </w:pPr>
       <w:rPr>
-        <w:rFonts w:hint="default" w:ascii="Wingdings" w:hAnsi="Wingdings"/>
+        <w:rFonts w:ascii="Wingdings" w:hAnsi="Wingdings" w:hint="default"/>
       </w:rPr>
     </w:lvl>
   </w:abstractNum>
@@ -16609,7 +18359,7 @@
         <w:ind w:left="720" w:hanging="360"/>
       </w:pPr>
       <w:rPr>
-        <w:rFonts w:hint="default" w:ascii="Symbol" w:hAnsi="Symbol"/>
+        <w:rFonts w:ascii="Symbol" w:hAnsi="Symbol" w:hint="default"/>
       </w:rPr>
     </w:lvl>
     <w:lvl w:ilvl="1" w:tplc="0C0C0003" w:tentative="1">
@@ -16621,7 +18371,7 @@
         <w:ind w:left="1440" w:hanging="360"/>
       </w:pPr>
       <w:rPr>
-        <w:rFonts w:hint="default" w:ascii="Courier New" w:hAnsi="Courier New" w:cs="Courier New"/>
+        <w:rFonts w:ascii="Courier New" w:hAnsi="Courier New" w:cs="Courier New" w:hint="default"/>
       </w:rPr>
     </w:lvl>
     <w:lvl w:ilvl="2" w:tplc="0C0C0005" w:tentative="1">
@@ -16633,7 +18383,7 @@
         <w:ind w:left="2160" w:hanging="360"/>
       </w:pPr>
       <w:rPr>
-        <w:rFonts w:hint="default" w:ascii="Wingdings" w:hAnsi="Wingdings"/>
+        <w:rFonts w:ascii="Wingdings" w:hAnsi="Wingdings" w:hint="default"/>
       </w:rPr>
     </w:lvl>
     <w:lvl w:ilvl="3" w:tplc="0C0C0001" w:tentative="1">
@@ -16645,7 +18395,7 @@
         <w:ind w:left="2880" w:hanging="360"/>
       </w:pPr>
       <w:rPr>
-        <w:rFonts w:hint="default" w:ascii="Symbol" w:hAnsi="Symbol"/>
+        <w:rFonts w:ascii="Symbol" w:hAnsi="Symbol" w:hint="default"/>
       </w:rPr>
     </w:lvl>
     <w:lvl w:ilvl="4" w:tplc="0C0C0003" w:tentative="1">
@@ -16657,7 +18407,7 @@
         <w:ind w:left="3600" w:hanging="360"/>
       </w:pPr>
       <w:rPr>
-        <w:rFonts w:hint="default" w:ascii="Courier New" w:hAnsi="Courier New" w:cs="Courier New"/>
+        <w:rFonts w:ascii="Courier New" w:hAnsi="Courier New" w:cs="Courier New" w:hint="default"/>
       </w:rPr>
     </w:lvl>
     <w:lvl w:ilvl="5" w:tplc="0C0C0005" w:tentative="1">
@@ -16669,7 +18419,7 @@
         <w:ind w:left="4320" w:hanging="360"/>
       </w:pPr>
       <w:rPr>
-        <w:rFonts w:hint="default" w:ascii="Wingdings" w:hAnsi="Wingdings"/>
+        <w:rFonts w:ascii="Wingdings" w:hAnsi="Wingdings" w:hint="default"/>
       </w:rPr>
     </w:lvl>
     <w:lvl w:ilvl="6" w:tplc="0C0C0001" w:tentative="1">
@@ -16681,7 +18431,7 @@
         <w:ind w:left="5040" w:hanging="360"/>
       </w:pPr>
       <w:rPr>
-        <w:rFonts w:hint="default" w:ascii="Symbol" w:hAnsi="Symbol"/>
+        <w:rFonts w:ascii="Symbol" w:hAnsi="Symbol" w:hint="default"/>
       </w:rPr>
     </w:lvl>
     <w:lvl w:ilvl="7" w:tplc="0C0C0003" w:tentative="1">
@@ -16693,7 +18443,7 @@
         <w:ind w:left="5760" w:hanging="360"/>
       </w:pPr>
       <w:rPr>
-        <w:rFonts w:hint="default" w:ascii="Courier New" w:hAnsi="Courier New" w:cs="Courier New"/>
+        <w:rFonts w:ascii="Courier New" w:hAnsi="Courier New" w:cs="Courier New" w:hint="default"/>
       </w:rPr>
     </w:lvl>
     <w:lvl w:ilvl="8" w:tplc="0C0C0005" w:tentative="1">
@@ -16705,7 +18455,7 @@
         <w:ind w:left="6480" w:hanging="360"/>
       </w:pPr>
       <w:rPr>
-        <w:rFonts w:hint="default" w:ascii="Wingdings" w:hAnsi="Wingdings"/>
+        <w:rFonts w:ascii="Wingdings" w:hAnsi="Wingdings" w:hint="default"/>
       </w:rPr>
     </w:lvl>
   </w:abstractNum>
@@ -16725,7 +18475,7 @@
         <w:ind w:left="720" w:hanging="360"/>
       </w:pPr>
       <w:rPr>
-        <w:rFonts w:hint="default" w:ascii="Symbol" w:hAnsi="Symbol"/>
+        <w:rFonts w:ascii="Symbol" w:hAnsi="Symbol" w:hint="default"/>
         <w:sz w:val="20"/>
       </w:rPr>
     </w:lvl>
@@ -16741,7 +18491,7 @@
         <w:ind w:left="1440" w:hanging="360"/>
       </w:pPr>
       <w:rPr>
-        <w:rFonts w:hint="default" w:ascii="Courier New" w:hAnsi="Courier New"/>
+        <w:rFonts w:ascii="Courier New" w:hAnsi="Courier New" w:hint="default"/>
         <w:sz w:val="20"/>
       </w:rPr>
     </w:lvl>
@@ -16757,7 +18507,7 @@
         <w:ind w:left="2160" w:hanging="360"/>
       </w:pPr>
       <w:rPr>
-        <w:rFonts w:hint="default" w:ascii="Wingdings" w:hAnsi="Wingdings"/>
+        <w:rFonts w:ascii="Wingdings" w:hAnsi="Wingdings" w:hint="default"/>
         <w:sz w:val="20"/>
       </w:rPr>
     </w:lvl>
@@ -16773,7 +18523,7 @@
         <w:ind w:left="2880" w:hanging="360"/>
       </w:pPr>
       <w:rPr>
-        <w:rFonts w:hint="default" w:ascii="Wingdings" w:hAnsi="Wingdings"/>
+        <w:rFonts w:ascii="Wingdings" w:hAnsi="Wingdings" w:hint="default"/>
         <w:sz w:val="20"/>
       </w:rPr>
     </w:lvl>
@@ -16789,7 +18539,7 @@
         <w:ind w:left="3600" w:hanging="360"/>
       </w:pPr>
       <w:rPr>
-        <w:rFonts w:hint="default" w:ascii="Wingdings" w:hAnsi="Wingdings"/>
+        <w:rFonts w:ascii="Wingdings" w:hAnsi="Wingdings" w:hint="default"/>
         <w:sz w:val="20"/>
       </w:rPr>
     </w:lvl>
@@ -16805,7 +18555,7 @@
         <w:ind w:left="4320" w:hanging="360"/>
       </w:pPr>
       <w:rPr>
-        <w:rFonts w:hint="default" w:ascii="Wingdings" w:hAnsi="Wingdings"/>
+        <w:rFonts w:ascii="Wingdings" w:hAnsi="Wingdings" w:hint="default"/>
         <w:sz w:val="20"/>
       </w:rPr>
     </w:lvl>
@@ -16821,7 +18571,7 @@
         <w:ind w:left="5040" w:hanging="360"/>
       </w:pPr>
       <w:rPr>
-        <w:rFonts w:hint="default" w:ascii="Wingdings" w:hAnsi="Wingdings"/>
+        <w:rFonts w:ascii="Wingdings" w:hAnsi="Wingdings" w:hint="default"/>
         <w:sz w:val="20"/>
       </w:rPr>
     </w:lvl>
@@ -16837,7 +18587,7 @@
         <w:ind w:left="5760" w:hanging="360"/>
       </w:pPr>
       <w:rPr>
-        <w:rFonts w:hint="default" w:ascii="Wingdings" w:hAnsi="Wingdings"/>
+        <w:rFonts w:ascii="Wingdings" w:hAnsi="Wingdings" w:hint="default"/>
         <w:sz w:val="20"/>
       </w:rPr>
     </w:lvl>
@@ -16853,7 +18603,7 @@
         <w:ind w:left="6480" w:hanging="360"/>
       </w:pPr>
       <w:rPr>
-        <w:rFonts w:hint="default" w:ascii="Wingdings" w:hAnsi="Wingdings"/>
+        <w:rFonts w:ascii="Wingdings" w:hAnsi="Wingdings" w:hint="default"/>
         <w:sz w:val="20"/>
       </w:rPr>
     </w:lvl>
@@ -16874,7 +18624,7 @@
         <w:ind w:left="720" w:hanging="360"/>
       </w:pPr>
       <w:rPr>
-        <w:rFonts w:hint="default" w:ascii="Symbol" w:hAnsi="Symbol"/>
+        <w:rFonts w:ascii="Symbol" w:hAnsi="Symbol" w:hint="default"/>
         <w:sz w:val="20"/>
       </w:rPr>
     </w:lvl>
@@ -16890,7 +18640,7 @@
         <w:ind w:left="1440" w:hanging="360"/>
       </w:pPr>
       <w:rPr>
-        <w:rFonts w:hint="default" w:ascii="Courier New" w:hAnsi="Courier New"/>
+        <w:rFonts w:ascii="Courier New" w:hAnsi="Courier New" w:hint="default"/>
         <w:sz w:val="20"/>
       </w:rPr>
     </w:lvl>
@@ -16906,7 +18656,7 @@
         <w:ind w:left="2160" w:hanging="360"/>
       </w:pPr>
       <w:rPr>
-        <w:rFonts w:hint="default" w:ascii="Wingdings" w:hAnsi="Wingdings"/>
+        <w:rFonts w:ascii="Wingdings" w:hAnsi="Wingdings" w:hint="default"/>
         <w:sz w:val="20"/>
       </w:rPr>
     </w:lvl>
@@ -16922,7 +18672,7 @@
         <w:ind w:left="2880" w:hanging="360"/>
       </w:pPr>
       <w:rPr>
-        <w:rFonts w:hint="default" w:ascii="Wingdings" w:hAnsi="Wingdings"/>
+        <w:rFonts w:ascii="Wingdings" w:hAnsi="Wingdings" w:hint="default"/>
         <w:sz w:val="20"/>
       </w:rPr>
     </w:lvl>
@@ -16938,7 +18688,7 @@
         <w:ind w:left="3600" w:hanging="360"/>
       </w:pPr>
       <w:rPr>
-        <w:rFonts w:hint="default" w:ascii="Wingdings" w:hAnsi="Wingdings"/>
+        <w:rFonts w:ascii="Wingdings" w:hAnsi="Wingdings" w:hint="default"/>
         <w:sz w:val="20"/>
       </w:rPr>
     </w:lvl>
@@ -16954,7 +18704,7 @@
         <w:ind w:left="4320" w:hanging="360"/>
       </w:pPr>
       <w:rPr>
-        <w:rFonts w:hint="default" w:ascii="Wingdings" w:hAnsi="Wingdings"/>
+        <w:rFonts w:ascii="Wingdings" w:hAnsi="Wingdings" w:hint="default"/>
         <w:sz w:val="20"/>
       </w:rPr>
     </w:lvl>
@@ -16970,7 +18720,7 @@
         <w:ind w:left="5040" w:hanging="360"/>
       </w:pPr>
       <w:rPr>
-        <w:rFonts w:hint="default" w:ascii="Wingdings" w:hAnsi="Wingdings"/>
+        <w:rFonts w:ascii="Wingdings" w:hAnsi="Wingdings" w:hint="default"/>
         <w:sz w:val="20"/>
       </w:rPr>
     </w:lvl>
@@ -16986,7 +18736,7 @@
         <w:ind w:left="5760" w:hanging="360"/>
       </w:pPr>
       <w:rPr>
-        <w:rFonts w:hint="default" w:ascii="Wingdings" w:hAnsi="Wingdings"/>
+        <w:rFonts w:ascii="Wingdings" w:hAnsi="Wingdings" w:hint="default"/>
         <w:sz w:val="20"/>
       </w:rPr>
     </w:lvl>
@@ -17002,7 +18752,7 @@
         <w:ind w:left="6480" w:hanging="360"/>
       </w:pPr>
       <w:rPr>
-        <w:rFonts w:hint="default" w:ascii="Wingdings" w:hAnsi="Wingdings"/>
+        <w:rFonts w:ascii="Wingdings" w:hAnsi="Wingdings" w:hint="default"/>
         <w:sz w:val="20"/>
       </w:rPr>
     </w:lvl>
@@ -17020,7 +18770,7 @@
         <w:ind w:left="720" w:hanging="360"/>
       </w:pPr>
       <w:rPr>
-        <w:rFonts w:hint="default" w:ascii="Symbol" w:hAnsi="Symbol"/>
+        <w:rFonts w:ascii="Symbol" w:hAnsi="Symbol" w:hint="default"/>
       </w:rPr>
     </w:lvl>
     <w:lvl w:ilvl="1" w:tplc="0C0C0003" w:tentative="1">
@@ -17032,7 +18782,7 @@
         <w:ind w:left="1440" w:hanging="360"/>
       </w:pPr>
       <w:rPr>
-        <w:rFonts w:hint="default" w:ascii="Courier New" w:hAnsi="Courier New" w:cs="Courier New"/>
+        <w:rFonts w:ascii="Courier New" w:hAnsi="Courier New" w:cs="Courier New" w:hint="default"/>
       </w:rPr>
     </w:lvl>
     <w:lvl w:ilvl="2" w:tplc="0C0C0005" w:tentative="1">
@@ -17044,7 +18794,7 @@
         <w:ind w:left="2160" w:hanging="360"/>
       </w:pPr>
       <w:rPr>
-        <w:rFonts w:hint="default" w:ascii="Wingdings" w:hAnsi="Wingdings"/>
+        <w:rFonts w:ascii="Wingdings" w:hAnsi="Wingdings" w:hint="default"/>
       </w:rPr>
     </w:lvl>
     <w:lvl w:ilvl="3" w:tplc="0C0C0001" w:tentative="1">
@@ -17056,7 +18806,7 @@
         <w:ind w:left="2880" w:hanging="360"/>
       </w:pPr>
       <w:rPr>
-        <w:rFonts w:hint="default" w:ascii="Symbol" w:hAnsi="Symbol"/>
+        <w:rFonts w:ascii="Symbol" w:hAnsi="Symbol" w:hint="default"/>
       </w:rPr>
     </w:lvl>
     <w:lvl w:ilvl="4" w:tplc="0C0C0003" w:tentative="1">
@@ -17068,7 +18818,7 @@
         <w:ind w:left="3600" w:hanging="360"/>
       </w:pPr>
       <w:rPr>
-        <w:rFonts w:hint="default" w:ascii="Courier New" w:hAnsi="Courier New" w:cs="Courier New"/>
+        <w:rFonts w:ascii="Courier New" w:hAnsi="Courier New" w:cs="Courier New" w:hint="default"/>
       </w:rPr>
     </w:lvl>
     <w:lvl w:ilvl="5" w:tplc="0C0C0005" w:tentative="1">
@@ -17080,7 +18830,7 @@
         <w:ind w:left="4320" w:hanging="360"/>
       </w:pPr>
       <w:rPr>
-        <w:rFonts w:hint="default" w:ascii="Wingdings" w:hAnsi="Wingdings"/>
+        <w:rFonts w:ascii="Wingdings" w:hAnsi="Wingdings" w:hint="default"/>
       </w:rPr>
     </w:lvl>
     <w:lvl w:ilvl="6" w:tplc="0C0C0001" w:tentative="1">
@@ -17092,7 +18842,7 @@
         <w:ind w:left="5040" w:hanging="360"/>
       </w:pPr>
       <w:rPr>
-        <w:rFonts w:hint="default" w:ascii="Symbol" w:hAnsi="Symbol"/>
+        <w:rFonts w:ascii="Symbol" w:hAnsi="Symbol" w:hint="default"/>
       </w:rPr>
     </w:lvl>
     <w:lvl w:ilvl="7" w:tplc="0C0C0003" w:tentative="1">
@@ -17104,7 +18854,7 @@
         <w:ind w:left="5760" w:hanging="360"/>
       </w:pPr>
       <w:rPr>
-        <w:rFonts w:hint="default" w:ascii="Courier New" w:hAnsi="Courier New" w:cs="Courier New"/>
+        <w:rFonts w:ascii="Courier New" w:hAnsi="Courier New" w:cs="Courier New" w:hint="default"/>
       </w:rPr>
     </w:lvl>
     <w:lvl w:ilvl="8" w:tplc="0C0C0005" w:tentative="1">
@@ -17116,7 +18866,7 @@
         <w:ind w:left="6480" w:hanging="360"/>
       </w:pPr>
       <w:rPr>
-        <w:rFonts w:hint="default" w:ascii="Wingdings" w:hAnsi="Wingdings"/>
+        <w:rFonts w:ascii="Wingdings" w:hAnsi="Wingdings" w:hint="default"/>
       </w:rPr>
     </w:lvl>
   </w:abstractNum>
@@ -17136,7 +18886,7 @@
         <w:ind w:left="720" w:hanging="360"/>
       </w:pPr>
       <w:rPr>
-        <w:rFonts w:hint="default" w:ascii="Symbol" w:hAnsi="Symbol"/>
+        <w:rFonts w:ascii="Symbol" w:hAnsi="Symbol" w:hint="default"/>
         <w:sz w:val="20"/>
       </w:rPr>
     </w:lvl>
@@ -17152,7 +18902,7 @@
         <w:ind w:left="1440" w:hanging="360"/>
       </w:pPr>
       <w:rPr>
-        <w:rFonts w:hint="default" w:ascii="Courier New" w:hAnsi="Courier New"/>
+        <w:rFonts w:ascii="Courier New" w:hAnsi="Courier New" w:hint="default"/>
         <w:sz w:val="20"/>
       </w:rPr>
     </w:lvl>
@@ -17168,7 +18918,7 @@
         <w:ind w:left="2160" w:hanging="360"/>
       </w:pPr>
       <w:rPr>
-        <w:rFonts w:hint="default" w:ascii="Wingdings" w:hAnsi="Wingdings"/>
+        <w:rFonts w:ascii="Wingdings" w:hAnsi="Wingdings" w:hint="default"/>
         <w:sz w:val="20"/>
       </w:rPr>
     </w:lvl>
@@ -17184,7 +18934,7 @@
         <w:ind w:left="2880" w:hanging="360"/>
       </w:pPr>
       <w:rPr>
-        <w:rFonts w:hint="default" w:ascii="Wingdings" w:hAnsi="Wingdings"/>
+        <w:rFonts w:ascii="Wingdings" w:hAnsi="Wingdings" w:hint="default"/>
         <w:sz w:val="20"/>
       </w:rPr>
     </w:lvl>
@@ -17200,7 +18950,7 @@
         <w:ind w:left="3600" w:hanging="360"/>
       </w:pPr>
       <w:rPr>
-        <w:rFonts w:hint="default" w:ascii="Wingdings" w:hAnsi="Wingdings"/>
+        <w:rFonts w:ascii="Wingdings" w:hAnsi="Wingdings" w:hint="default"/>
         <w:sz w:val="20"/>
       </w:rPr>
     </w:lvl>
@@ -17216,7 +18966,7 @@
         <w:ind w:left="4320" w:hanging="360"/>
       </w:pPr>
       <w:rPr>
-        <w:rFonts w:hint="default" w:ascii="Wingdings" w:hAnsi="Wingdings"/>
+        <w:rFonts w:ascii="Wingdings" w:hAnsi="Wingdings" w:hint="default"/>
         <w:sz w:val="20"/>
       </w:rPr>
     </w:lvl>
@@ -17232,7 +18982,7 @@
         <w:ind w:left="5040" w:hanging="360"/>
       </w:pPr>
       <w:rPr>
-        <w:rFonts w:hint="default" w:ascii="Wingdings" w:hAnsi="Wingdings"/>
+        <w:rFonts w:ascii="Wingdings" w:hAnsi="Wingdings" w:hint="default"/>
         <w:sz w:val="20"/>
       </w:rPr>
     </w:lvl>
@@ -17248,7 +18998,7 @@
         <w:ind w:left="5760" w:hanging="360"/>
       </w:pPr>
       <w:rPr>
-        <w:rFonts w:hint="default" w:ascii="Wingdings" w:hAnsi="Wingdings"/>
+        <w:rFonts w:ascii="Wingdings" w:hAnsi="Wingdings" w:hint="default"/>
         <w:sz w:val="20"/>
       </w:rPr>
     </w:lvl>
@@ -17264,7 +19014,7 @@
         <w:ind w:left="6480" w:hanging="360"/>
       </w:pPr>
       <w:rPr>
-        <w:rFonts w:hint="default" w:ascii="Wingdings" w:hAnsi="Wingdings"/>
+        <w:rFonts w:ascii="Wingdings" w:hAnsi="Wingdings" w:hint="default"/>
         <w:sz w:val="20"/>
       </w:rPr>
     </w:lvl>
@@ -17282,7 +19032,7 @@
         <w:ind w:left="720" w:hanging="360"/>
       </w:pPr>
       <w:rPr>
-        <w:rFonts w:hint="default" w:ascii="Symbol" w:hAnsi="Symbol"/>
+        <w:rFonts w:ascii="Symbol" w:hAnsi="Symbol" w:hint="default"/>
       </w:rPr>
     </w:lvl>
     <w:lvl w:ilvl="1" w:tplc="0C0C0003" w:tentative="1">
@@ -17294,7 +19044,7 @@
         <w:ind w:left="1440" w:hanging="360"/>
       </w:pPr>
       <w:rPr>
-        <w:rFonts w:hint="default" w:ascii="Courier New" w:hAnsi="Courier New" w:cs="Courier New"/>
+        <w:rFonts w:ascii="Courier New" w:hAnsi="Courier New" w:cs="Courier New" w:hint="default"/>
       </w:rPr>
     </w:lvl>
     <w:lvl w:ilvl="2" w:tplc="0C0C0005" w:tentative="1">
@@ -17306,7 +19056,7 @@
         <w:ind w:left="2160" w:hanging="360"/>
       </w:pPr>
       <w:rPr>
-        <w:rFonts w:hint="default" w:ascii="Wingdings" w:hAnsi="Wingdings"/>
+        <w:rFonts w:ascii="Wingdings" w:hAnsi="Wingdings" w:hint="default"/>
       </w:rPr>
     </w:lvl>
     <w:lvl w:ilvl="3" w:tplc="0C0C0001" w:tentative="1">
@@ -17318,7 +19068,7 @@
         <w:ind w:left="2880" w:hanging="360"/>
       </w:pPr>
       <w:rPr>
-        <w:rFonts w:hint="default" w:ascii="Symbol" w:hAnsi="Symbol"/>
+        <w:rFonts w:ascii="Symbol" w:hAnsi="Symbol" w:hint="default"/>
       </w:rPr>
     </w:lvl>
     <w:lvl w:ilvl="4" w:tplc="0C0C0003" w:tentative="1">
@@ -17330,7 +19080,7 @@
         <w:ind w:left="3600" w:hanging="360"/>
       </w:pPr>
       <w:rPr>
-        <w:rFonts w:hint="default" w:ascii="Courier New" w:hAnsi="Courier New" w:cs="Courier New"/>
+        <w:rFonts w:ascii="Courier New" w:hAnsi="Courier New" w:cs="Courier New" w:hint="default"/>
       </w:rPr>
     </w:lvl>
     <w:lvl w:ilvl="5" w:tplc="0C0C0005" w:tentative="1">
@@ -17342,7 +19092,7 @@
         <w:ind w:left="4320" w:hanging="360"/>
       </w:pPr>
       <w:rPr>
-        <w:rFonts w:hint="default" w:ascii="Wingdings" w:hAnsi="Wingdings"/>
+        <w:rFonts w:ascii="Wingdings" w:hAnsi="Wingdings" w:hint="default"/>
       </w:rPr>
     </w:lvl>
     <w:lvl w:ilvl="6" w:tplc="0C0C0001" w:tentative="1">
@@ -17354,7 +19104,7 @@
         <w:ind w:left="5040" w:hanging="360"/>
       </w:pPr>
       <w:rPr>
-        <w:rFonts w:hint="default" w:ascii="Symbol" w:hAnsi="Symbol"/>
+        <w:rFonts w:ascii="Symbol" w:hAnsi="Symbol" w:hint="default"/>
       </w:rPr>
     </w:lvl>
     <w:lvl w:ilvl="7" w:tplc="0C0C0003" w:tentative="1">
@@ -17366,7 +19116,7 @@
         <w:ind w:left="5760" w:hanging="360"/>
       </w:pPr>
       <w:rPr>
-        <w:rFonts w:hint="default" w:ascii="Courier New" w:hAnsi="Courier New" w:cs="Courier New"/>
+        <w:rFonts w:ascii="Courier New" w:hAnsi="Courier New" w:cs="Courier New" w:hint="default"/>
       </w:rPr>
     </w:lvl>
     <w:lvl w:ilvl="8" w:tplc="0C0C0005" w:tentative="1">
@@ -17378,7 +19128,7 @@
         <w:ind w:left="6480" w:hanging="360"/>
       </w:pPr>
       <w:rPr>
-        <w:rFonts w:hint="default" w:ascii="Wingdings" w:hAnsi="Wingdings"/>
+        <w:rFonts w:ascii="Wingdings" w:hAnsi="Wingdings" w:hint="default"/>
       </w:rPr>
     </w:lvl>
   </w:abstractNum>
@@ -17720,11 +19470,11 @@
 </file>
 
 <file path=word/styles.xml><?xml version="1.0" encoding="utf-8"?>
-<w:styles xmlns:wp14="http://schemas.microsoft.com/office/word/2010/wordprocessingDrawing" xmlns:mc="http://schemas.openxmlformats.org/markup-compatibility/2006" xmlns:r="http://schemas.openxmlformats.org/officeDocument/2006/relationships" xmlns:w="http://schemas.openxmlformats.org/wordprocessingml/2006/main" xmlns:w14="http://schemas.microsoft.com/office/word/2010/wordml" xmlns:w15="http://schemas.microsoft.com/office/word/2012/wordml" xmlns:w16cex="http://schemas.microsoft.com/office/word/2018/wordml/cex" xmlns:w16cid="http://schemas.microsoft.com/office/word/2016/wordml/cid" xmlns:w16="http://schemas.microsoft.com/office/word/2018/wordml" xmlns:w16du="http://schemas.microsoft.com/office/word/2023/wordml/word16du" xmlns:w16sdtdh="http://schemas.microsoft.com/office/word/2020/wordml/sdtdatahash" xmlns:w16sdtfl="http://schemas.microsoft.com/office/word/2024/wordml/sdtformatlock" xmlns:w16se="http://schemas.microsoft.com/office/word/2015/wordml/symex" mc:Ignorable="w14 w15 w16se w16cid w16 w16cex w16sdtdh w16sdtfl w16du wp14">
+<w:styles xmlns:mc="http://schemas.openxmlformats.org/markup-compatibility/2006" xmlns:r="http://schemas.openxmlformats.org/officeDocument/2006/relationships" xmlns:w="http://schemas.openxmlformats.org/wordprocessingml/2006/main" xmlns:w14="http://schemas.microsoft.com/office/word/2010/wordml" xmlns:w15="http://schemas.microsoft.com/office/word/2012/wordml" xmlns:w16cex="http://schemas.microsoft.com/office/word/2018/wordml/cex" xmlns:w16cid="http://schemas.microsoft.com/office/word/2016/wordml/cid" xmlns:w16="http://schemas.microsoft.com/office/word/2018/wordml" xmlns:w16du="http://schemas.microsoft.com/office/word/2023/wordml/word16du" xmlns:w16sdtdh="http://schemas.microsoft.com/office/word/2020/wordml/sdtdatahash" xmlns:w16sdtfl="http://schemas.microsoft.com/office/word/2024/wordml/sdtformatlock" xmlns:w16se="http://schemas.microsoft.com/office/word/2015/wordml/symex" mc:Ignorable="w14 w15 w16se w16cid w16 w16cex w16sdtdh w16sdtfl w16du">
   <w:docDefaults>
     <w:rPrDefault>
       <w:rPr>
-        <w:rFonts w:ascii="Times New Roman" w:hAnsi="Times New Roman" w:eastAsia="Times New Roman" w:cs="Times New Roman"/>
+        <w:rFonts w:ascii="Times New Roman" w:eastAsia="Times New Roman" w:hAnsi="Times New Roman" w:cs="Times New Roman"/>
         <w:lang w:val="fr-CA" w:eastAsia="fr-CA" w:bidi="ar-SA"/>
       </w:rPr>
     </w:rPrDefault>
@@ -17819,11 +19569,11 @@
     <w:lsdException w:name="E-mail Signature" w:semiHidden="1" w:unhideWhenUsed="1"/>
     <w:lsdException w:name="HTML Top of Form" w:semiHidden="1" w:unhideWhenUsed="1"/>
     <w:lsdException w:name="HTML Bottom of Form" w:semiHidden="1" w:unhideWhenUsed="1"/>
-    <w:lsdException w:name="Normal (Web)" w:uiPriority="99" w:semiHidden="1" w:unhideWhenUsed="1"/>
+    <w:lsdException w:name="Normal (Web)" w:semiHidden="1" w:uiPriority="99" w:unhideWhenUsed="1"/>
     <w:lsdException w:name="HTML Acronym" w:semiHidden="1" w:unhideWhenUsed="1"/>
     <w:lsdException w:name="HTML Address" w:semiHidden="1" w:unhideWhenUsed="1"/>
     <w:lsdException w:name="HTML Cite" w:semiHidden="1" w:unhideWhenUsed="1"/>
-    <w:lsdException w:name="HTML Code" w:uiPriority="99" w:semiHidden="1" w:unhideWhenUsed="1"/>
+    <w:lsdException w:name="HTML Code" w:semiHidden="1" w:uiPriority="99" w:unhideWhenUsed="1"/>
     <w:lsdException w:name="HTML Definition" w:semiHidden="1" w:unhideWhenUsed="1"/>
     <w:lsdException w:name="HTML Keyboard" w:semiHidden="1" w:unhideWhenUsed="1"/>
     <w:lsdException w:name="HTML Preformatted" w:semiHidden="1" w:unhideWhenUsed="1"/>
@@ -17880,7 +19630,7 @@
     <w:lsdException w:name="Table Web 3" w:semiHidden="1" w:unhideWhenUsed="1"/>
     <w:lsdException w:name="Balloon Text" w:semiHidden="1" w:unhideWhenUsed="1"/>
     <w:lsdException w:name="Table Theme" w:semiHidden="1" w:unhideWhenUsed="1"/>
-    <w:lsdException w:name="Placeholder Text" w:uiPriority="99" w:semiHidden="1"/>
+    <w:lsdException w:name="Placeholder Text" w:semiHidden="1" w:uiPriority="99"/>
     <w:lsdException w:name="No Spacing" w:uiPriority="1" w:qFormat="1"/>
     <w:lsdException w:name="Light Shading" w:uiPriority="60"/>
     <w:lsdException w:name="Light List" w:uiPriority="61"/>
@@ -17902,7 +19652,7 @@
     <w:lsdException w:name="Medium Shading 1 Accent 1" w:uiPriority="63"/>
     <w:lsdException w:name="Medium Shading 2 Accent 1" w:uiPriority="64"/>
     <w:lsdException w:name="Medium List 1 Accent 1" w:uiPriority="65"/>
-    <w:lsdException w:name="Revision" w:uiPriority="99" w:semiHidden="1"/>
+    <w:lsdException w:name="Revision" w:semiHidden="1" w:uiPriority="99"/>
     <w:lsdException w:name="List Paragraph" w:uiPriority="34" w:qFormat="1"/>
     <w:lsdException w:name="Quote" w:uiPriority="29" w:qFormat="1"/>
     <w:lsdException w:name="Intense Quote" w:uiPriority="30" w:qFormat="1"/>
@@ -17989,8 +19739,8 @@
     <w:lsdException w:name="Subtle Reference" w:uiPriority="31" w:qFormat="1"/>
     <w:lsdException w:name="Intense Reference" w:uiPriority="32" w:qFormat="1"/>
     <w:lsdException w:name="Book Title" w:uiPriority="33" w:qFormat="1"/>
-    <w:lsdException w:name="Bibliography" w:uiPriority="37" w:semiHidden="1" w:unhideWhenUsed="1"/>
-    <w:lsdException w:name="TOC Heading" w:uiPriority="39" w:semiHidden="1" w:unhideWhenUsed="1" w:qFormat="1"/>
+    <w:lsdException w:name="Bibliography" w:semiHidden="1" w:uiPriority="37" w:unhideWhenUsed="1"/>
+    <w:lsdException w:name="TOC Heading" w:semiHidden="1" w:uiPriority="39" w:unhideWhenUsed="1" w:qFormat="1"/>
     <w:lsdException w:name="Plain Table 1" w:uiPriority="41"/>
     <w:lsdException w:name="Plain Table 2" w:uiPriority="42"/>
     <w:lsdException w:name="Plain Table 3" w:uiPriority="43"/>
@@ -18095,13 +19845,13 @@
     <w:lsdException w:name="List Table 5 Dark Accent 6" w:uiPriority="50"/>
     <w:lsdException w:name="List Table 6 Colorful Accent 6" w:uiPriority="51"/>
     <w:lsdException w:name="List Table 7 Colorful Accent 6" w:uiPriority="52"/>
-    <w:lsdException w:name="Mention" w:uiPriority="99" w:semiHidden="1" w:unhideWhenUsed="1"/>
-    <w:lsdException w:name="Smart Hyperlink" w:uiPriority="99" w:semiHidden="1" w:unhideWhenUsed="1"/>
-    <w:lsdException w:name="Hashtag" w:uiPriority="99" w:semiHidden="1" w:unhideWhenUsed="1"/>
-    <w:lsdException w:name="Unresolved Mention" w:uiPriority="99" w:semiHidden="1" w:unhideWhenUsed="1"/>
-    <w:lsdException w:name="Smart Link" w:uiPriority="99" w:semiHidden="1" w:unhideWhenUsed="1"/>
+    <w:lsdException w:name="Mention" w:semiHidden="1" w:uiPriority="99" w:unhideWhenUsed="1"/>
+    <w:lsdException w:name="Smart Hyperlink" w:semiHidden="1" w:uiPriority="99" w:unhideWhenUsed="1"/>
+    <w:lsdException w:name="Hashtag" w:semiHidden="1" w:uiPriority="99" w:unhideWhenUsed="1"/>
+    <w:lsdException w:name="Unresolved Mention" w:semiHidden="1" w:uiPriority="99" w:unhideWhenUsed="1"/>
+    <w:lsdException w:name="Smart Link" w:semiHidden="1" w:uiPriority="99" w:unhideWhenUsed="1"/>
   </w:latentStyles>
-  <w:style w:type="paragraph" w:styleId="Normal" w:default="1">
+  <w:style w:type="paragraph" w:default="1" w:styleId="Normal">
     <w:name w:val="Normal"/>
     <w:qFormat/>
     <w:rsid w:val="00FC78A3"/>
@@ -18179,7 +19929,7 @@
       <w:outlineLvl w:val="2"/>
     </w:pPr>
     <w:rPr>
-      <w:rFonts w:asciiTheme="majorHAnsi" w:hAnsiTheme="majorHAnsi" w:eastAsiaTheme="majorEastAsia" w:cstheme="majorBidi"/>
+      <w:rFonts w:asciiTheme="majorHAnsi" w:eastAsiaTheme="majorEastAsia" w:hAnsiTheme="majorHAnsi" w:cstheme="majorBidi"/>
       <w:b/>
       <w:color w:val="000000" w:themeColor="text1"/>
     </w:rPr>
@@ -18225,7 +19975,7 @@
       <w:outlineLvl w:val="4"/>
     </w:pPr>
     <w:rPr>
-      <w:rFonts w:asciiTheme="majorHAnsi" w:hAnsiTheme="majorHAnsi" w:eastAsiaTheme="majorEastAsia" w:cstheme="majorBidi"/>
+      <w:rFonts w:asciiTheme="majorHAnsi" w:eastAsiaTheme="majorEastAsia" w:hAnsiTheme="majorHAnsi" w:cstheme="majorBidi"/>
       <w:color w:val="365F91" w:themeColor="accent1" w:themeShade="BF"/>
     </w:rPr>
   </w:style>
@@ -18249,7 +19999,7 @@
       <w:outlineLvl w:val="5"/>
     </w:pPr>
     <w:rPr>
-      <w:rFonts w:asciiTheme="majorHAnsi" w:hAnsiTheme="majorHAnsi" w:eastAsiaTheme="majorEastAsia" w:cstheme="majorBidi"/>
+      <w:rFonts w:asciiTheme="majorHAnsi" w:eastAsiaTheme="majorEastAsia" w:hAnsiTheme="majorHAnsi" w:cstheme="majorBidi"/>
       <w:color w:val="243F60" w:themeColor="accent1" w:themeShade="7F"/>
     </w:rPr>
   </w:style>
@@ -18273,7 +20023,7 @@
       <w:outlineLvl w:val="6"/>
     </w:pPr>
     <w:rPr>
-      <w:rFonts w:asciiTheme="majorHAnsi" w:hAnsiTheme="majorHAnsi" w:eastAsiaTheme="majorEastAsia" w:cstheme="majorBidi"/>
+      <w:rFonts w:asciiTheme="majorHAnsi" w:eastAsiaTheme="majorEastAsia" w:hAnsiTheme="majorHAnsi" w:cstheme="majorBidi"/>
       <w:i/>
       <w:iCs/>
       <w:color w:val="243F60" w:themeColor="accent1" w:themeShade="7F"/>
@@ -18299,7 +20049,7 @@
       <w:outlineLvl w:val="7"/>
     </w:pPr>
     <w:rPr>
-      <w:rFonts w:asciiTheme="majorHAnsi" w:hAnsiTheme="majorHAnsi" w:eastAsiaTheme="majorEastAsia" w:cstheme="majorBidi"/>
+      <w:rFonts w:asciiTheme="majorHAnsi" w:eastAsiaTheme="majorEastAsia" w:hAnsiTheme="majorHAnsi" w:cstheme="majorBidi"/>
       <w:color w:val="272727" w:themeColor="text1" w:themeTint="D8"/>
       <w:sz w:val="21"/>
       <w:szCs w:val="21"/>
@@ -18325,7 +20075,7 @@
       <w:outlineLvl w:val="8"/>
     </w:pPr>
     <w:rPr>
-      <w:rFonts w:asciiTheme="majorHAnsi" w:hAnsiTheme="majorHAnsi" w:eastAsiaTheme="majorEastAsia" w:cstheme="majorBidi"/>
+      <w:rFonts w:asciiTheme="majorHAnsi" w:eastAsiaTheme="majorEastAsia" w:hAnsiTheme="majorHAnsi" w:cstheme="majorBidi"/>
       <w:i/>
       <w:iCs/>
       <w:color w:val="272727" w:themeColor="text1" w:themeTint="D8"/>
@@ -18333,13 +20083,13 @@
       <w:szCs w:val="21"/>
     </w:rPr>
   </w:style>
-  <w:style w:type="character" w:styleId="Policepardfaut" w:default="1">
+  <w:style w:type="character" w:default="1" w:styleId="Policepardfaut">
     <w:name w:val="Default Paragraph Font"/>
     <w:uiPriority w:val="1"/>
     <w:semiHidden/>
     <w:unhideWhenUsed/>
   </w:style>
-  <w:style w:type="table" w:styleId="TableauNormal" w:default="1">
+  <w:style w:type="table" w:default="1" w:styleId="TableauNormal">
     <w:name w:val="Normal Table"/>
     <w:uiPriority w:val="99"/>
     <w:semiHidden/>
@@ -18354,7 +20104,7 @@
       </w:tblCellMar>
     </w:tblPr>
   </w:style>
-  <w:style w:type="numbering" w:styleId="Aucuneliste" w:default="1">
+  <w:style w:type="numbering" w:default="1" w:styleId="Aucuneliste">
     <w:name w:val="No List"/>
     <w:uiPriority w:val="99"/>
     <w:semiHidden/>
@@ -18454,7 +20204,7 @@
       <w:szCs w:val="16"/>
     </w:rPr>
   </w:style>
-  <w:style w:type="character" w:styleId="TextedebullesCar" w:customStyle="1">
+  <w:style w:type="character" w:customStyle="1" w:styleId="TextedebullesCar">
     <w:name w:val="Texte de bulles Car"/>
     <w:basedOn w:val="Policepardfaut"/>
     <w:link w:val="Textedebulles"/>
@@ -18477,7 +20227,7 @@
       <w:lang w:val="fr-FR" w:eastAsia="en-US"/>
     </w:rPr>
   </w:style>
-  <w:style w:type="character" w:styleId="CorpsdetexteCar" w:customStyle="1">
+  <w:style w:type="character" w:customStyle="1" w:styleId="CorpsdetexteCar">
     <w:name w:val="Corps de texte Car"/>
     <w:basedOn w:val="Policepardfaut"/>
     <w:link w:val="Corpsdetexte"/>
@@ -18498,7 +20248,7 @@
       <w:szCs w:val="20"/>
     </w:rPr>
   </w:style>
-  <w:style w:type="character" w:styleId="CommentaireCar" w:customStyle="1">
+  <w:style w:type="character" w:customStyle="1" w:styleId="CommentaireCar">
     <w:name w:val="Commentaire Car"/>
     <w:basedOn w:val="Policepardfaut"/>
     <w:link w:val="Commentaire"/>
@@ -18517,7 +20267,7 @@
       <w:lang w:val="fr-FR" w:eastAsia="zh-CN"/>
     </w:rPr>
   </w:style>
-  <w:style w:type="character" w:styleId="ObjetducommentaireCar" w:customStyle="1">
+  <w:style w:type="character" w:customStyle="1" w:styleId="ObjetducommentaireCar">
     <w:name w:val="Objet du commentaire Car"/>
     <w:basedOn w:val="CommentaireCar"/>
     <w:link w:val="Objetducommentaire"/>
@@ -18529,7 +20279,7 @@
       <w:lang w:val="fr-FR" w:eastAsia="zh-CN"/>
     </w:rPr>
   </w:style>
-  <w:style w:type="character" w:styleId="Titre2Car" w:customStyle="1">
+  <w:style w:type="character" w:customStyle="1" w:styleId="Titre2Car">
     <w:name w:val="Titre 2 Car"/>
     <w:basedOn w:val="Policepardfaut"/>
     <w:link w:val="Titre2"/>
@@ -18543,7 +20293,7 @@
       <w:szCs w:val="26"/>
     </w:rPr>
   </w:style>
-  <w:style w:type="character" w:styleId="En-tteCar" w:customStyle="1">
+  <w:style w:type="character" w:customStyle="1" w:styleId="En-tteCar">
     <w:name w:val="En-tête Car"/>
     <w:basedOn w:val="Policepardfaut"/>
     <w:link w:val="En-tte"/>
@@ -18564,73 +20314,73 @@
       <w:contextualSpacing/>
     </w:pPr>
     <w:rPr>
-      <w:rFonts w:asciiTheme="majorHAnsi" w:hAnsiTheme="majorHAnsi" w:eastAsiaTheme="majorEastAsia" w:cstheme="majorBidi"/>
+      <w:rFonts w:asciiTheme="majorHAnsi" w:eastAsiaTheme="majorEastAsia" w:hAnsiTheme="majorHAnsi" w:cstheme="majorBidi"/>
       <w:spacing w:val="-10"/>
       <w:kern w:val="28"/>
       <w:sz w:val="56"/>
       <w:szCs w:val="56"/>
     </w:rPr>
   </w:style>
-  <w:style w:type="character" w:styleId="TitreCar" w:customStyle="1">
+  <w:style w:type="character" w:customStyle="1" w:styleId="TitreCar">
     <w:name w:val="Titre Car"/>
     <w:basedOn w:val="Policepardfaut"/>
     <w:link w:val="Titre"/>
     <w:rsid w:val="00696198"/>
     <w:rPr>
-      <w:rFonts w:asciiTheme="majorHAnsi" w:hAnsiTheme="majorHAnsi" w:eastAsiaTheme="majorEastAsia" w:cstheme="majorBidi"/>
+      <w:rFonts w:asciiTheme="majorHAnsi" w:eastAsiaTheme="majorEastAsia" w:hAnsiTheme="majorHAnsi" w:cstheme="majorBidi"/>
       <w:spacing w:val="-10"/>
       <w:kern w:val="28"/>
       <w:sz w:val="56"/>
       <w:szCs w:val="56"/>
     </w:rPr>
   </w:style>
-  <w:style w:type="character" w:styleId="Titre3Car" w:customStyle="1">
+  <w:style w:type="character" w:customStyle="1" w:styleId="Titre3Car">
     <w:name w:val="Titre 3 Car"/>
     <w:basedOn w:val="Policepardfaut"/>
     <w:link w:val="Titre3"/>
     <w:rsid w:val="00104E6C"/>
     <w:rPr>
-      <w:rFonts w:asciiTheme="majorHAnsi" w:hAnsiTheme="majorHAnsi" w:eastAsiaTheme="majorEastAsia" w:cstheme="majorBidi"/>
+      <w:rFonts w:asciiTheme="majorHAnsi" w:eastAsiaTheme="majorEastAsia" w:hAnsiTheme="majorHAnsi" w:cstheme="majorBidi"/>
       <w:b/>
       <w:color w:val="000000" w:themeColor="text1"/>
       <w:sz w:val="24"/>
       <w:szCs w:val="24"/>
     </w:rPr>
   </w:style>
-  <w:style w:type="character" w:styleId="Titre5Car" w:customStyle="1">
+  <w:style w:type="character" w:customStyle="1" w:styleId="Titre5Car">
     <w:name w:val="Titre 5 Car"/>
     <w:basedOn w:val="Policepardfaut"/>
     <w:link w:val="Titre5"/>
     <w:semiHidden/>
     <w:rsid w:val="00A558E8"/>
     <w:rPr>
-      <w:rFonts w:asciiTheme="majorHAnsi" w:hAnsiTheme="majorHAnsi" w:eastAsiaTheme="majorEastAsia" w:cstheme="majorBidi"/>
+      <w:rFonts w:asciiTheme="majorHAnsi" w:eastAsiaTheme="majorEastAsia" w:hAnsiTheme="majorHAnsi" w:cstheme="majorBidi"/>
       <w:color w:val="365F91" w:themeColor="accent1" w:themeShade="BF"/>
       <w:sz w:val="24"/>
       <w:szCs w:val="24"/>
     </w:rPr>
   </w:style>
-  <w:style w:type="character" w:styleId="Titre6Car" w:customStyle="1">
+  <w:style w:type="character" w:customStyle="1" w:styleId="Titre6Car">
     <w:name w:val="Titre 6 Car"/>
     <w:basedOn w:val="Policepardfaut"/>
     <w:link w:val="Titre6"/>
     <w:semiHidden/>
     <w:rsid w:val="00A558E8"/>
     <w:rPr>
-      <w:rFonts w:asciiTheme="majorHAnsi" w:hAnsiTheme="majorHAnsi" w:eastAsiaTheme="majorEastAsia" w:cstheme="majorBidi"/>
+      <w:rFonts w:asciiTheme="majorHAnsi" w:eastAsiaTheme="majorEastAsia" w:hAnsiTheme="majorHAnsi" w:cstheme="majorBidi"/>
       <w:color w:val="243F60" w:themeColor="accent1" w:themeShade="7F"/>
       <w:sz w:val="24"/>
       <w:szCs w:val="24"/>
     </w:rPr>
   </w:style>
-  <w:style w:type="character" w:styleId="Titre7Car" w:customStyle="1">
+  <w:style w:type="character" w:customStyle="1" w:styleId="Titre7Car">
     <w:name w:val="Titre 7 Car"/>
     <w:basedOn w:val="Policepardfaut"/>
     <w:link w:val="Titre7"/>
     <w:semiHidden/>
     <w:rsid w:val="00A558E8"/>
     <w:rPr>
-      <w:rFonts w:asciiTheme="majorHAnsi" w:hAnsiTheme="majorHAnsi" w:eastAsiaTheme="majorEastAsia" w:cstheme="majorBidi"/>
+      <w:rFonts w:asciiTheme="majorHAnsi" w:eastAsiaTheme="majorEastAsia" w:hAnsiTheme="majorHAnsi" w:cstheme="majorBidi"/>
       <w:i/>
       <w:iCs/>
       <w:color w:val="243F60" w:themeColor="accent1" w:themeShade="7F"/>
@@ -18638,27 +20388,27 @@
       <w:szCs w:val="24"/>
     </w:rPr>
   </w:style>
-  <w:style w:type="character" w:styleId="Titre8Car" w:customStyle="1">
+  <w:style w:type="character" w:customStyle="1" w:styleId="Titre8Car">
     <w:name w:val="Titre 8 Car"/>
     <w:basedOn w:val="Policepardfaut"/>
     <w:link w:val="Titre8"/>
     <w:semiHidden/>
     <w:rsid w:val="00A558E8"/>
     <w:rPr>
-      <w:rFonts w:asciiTheme="majorHAnsi" w:hAnsiTheme="majorHAnsi" w:eastAsiaTheme="majorEastAsia" w:cstheme="majorBidi"/>
+      <w:rFonts w:asciiTheme="majorHAnsi" w:eastAsiaTheme="majorEastAsia" w:hAnsiTheme="majorHAnsi" w:cstheme="majorBidi"/>
       <w:color w:val="272727" w:themeColor="text1" w:themeTint="D8"/>
       <w:sz w:val="21"/>
       <w:szCs w:val="21"/>
     </w:rPr>
   </w:style>
-  <w:style w:type="character" w:styleId="Titre9Car" w:customStyle="1">
+  <w:style w:type="character" w:customStyle="1" w:styleId="Titre9Car">
     <w:name w:val="Titre 9 Car"/>
     <w:basedOn w:val="Policepardfaut"/>
     <w:link w:val="Titre9"/>
     <w:semiHidden/>
     <w:rsid w:val="00A558E8"/>
     <w:rPr>
-      <w:rFonts w:asciiTheme="majorHAnsi" w:hAnsiTheme="majorHAnsi" w:eastAsiaTheme="majorEastAsia" w:cstheme="majorBidi"/>
+      <w:rFonts w:asciiTheme="majorHAnsi" w:eastAsiaTheme="majorEastAsia" w:hAnsiTheme="majorHAnsi" w:cstheme="majorBidi"/>
       <w:i/>
       <w:iCs/>
       <w:color w:val="272727" w:themeColor="text1" w:themeTint="D8"/>
@@ -18706,7 +20456,7 @@
     <w:unhideWhenUsed/>
     <w:rsid w:val="00543DF5"/>
     <w:rPr>
-      <w:rFonts w:ascii="Courier New" w:hAnsi="Courier New" w:eastAsia="Times New Roman" w:cs="Courier New"/>
+      <w:rFonts w:ascii="Courier New" w:eastAsia="Times New Roman" w:hAnsi="Courier New" w:cs="Courier New"/>
       <w:sz w:val="20"/>
       <w:szCs w:val="20"/>
     </w:rPr>
@@ -18720,12 +20470,12 @@
       <w:tblStyleRowBandSize w:val="1"/>
       <w:tblStyleColBandSize w:val="1"/>
       <w:tblBorders>
-        <w:top w:val="single" w:color="95B3D7" w:themeColor="accent1" w:themeTint="99" w:sz="4" w:space="0"/>
-        <w:left w:val="single" w:color="95B3D7" w:themeColor="accent1" w:themeTint="99" w:sz="4" w:space="0"/>
-        <w:bottom w:val="single" w:color="95B3D7" w:themeColor="accent1" w:themeTint="99" w:sz="4" w:space="0"/>
-        <w:right w:val="single" w:color="95B3D7" w:themeColor="accent1" w:themeTint="99" w:sz="4" w:space="0"/>
-        <w:insideH w:val="single" w:color="95B3D7" w:themeColor="accent1" w:themeTint="99" w:sz="4" w:space="0"/>
-        <w:insideV w:val="single" w:color="95B3D7" w:themeColor="accent1" w:themeTint="99" w:sz="4" w:space="0"/>
+        <w:top w:val="single" w:sz="4" w:space="0" w:color="95B3D7" w:themeColor="accent1" w:themeTint="99"/>
+        <w:left w:val="single" w:sz="4" w:space="0" w:color="95B3D7" w:themeColor="accent1" w:themeTint="99"/>
+        <w:bottom w:val="single" w:sz="4" w:space="0" w:color="95B3D7" w:themeColor="accent1" w:themeTint="99"/>
+        <w:right w:val="single" w:sz="4" w:space="0" w:color="95B3D7" w:themeColor="accent1" w:themeTint="99"/>
+        <w:insideH w:val="single" w:sz="4" w:space="0" w:color="95B3D7" w:themeColor="accent1" w:themeTint="99"/>
+        <w:insideV w:val="single" w:sz="4" w:space="0" w:color="95B3D7" w:themeColor="accent1" w:themeTint="99"/>
       </w:tblBorders>
     </w:tblPr>
     <w:tblStylePr w:type="firstRow">
@@ -18737,10 +20487,10 @@
       <w:tblPr/>
       <w:tcPr>
         <w:tcBorders>
-          <w:top w:val="single" w:color="4F81BD" w:themeColor="accent1" w:sz="4" w:space="0"/>
-          <w:left w:val="single" w:color="4F81BD" w:themeColor="accent1" w:sz="4" w:space="0"/>
-          <w:bottom w:val="single" w:color="4F81BD" w:themeColor="accent1" w:sz="4" w:space="0"/>
-          <w:right w:val="single" w:color="4F81BD" w:themeColor="accent1" w:sz="4" w:space="0"/>
+          <w:top w:val="single" w:sz="4" w:space="0" w:color="4F81BD" w:themeColor="accent1"/>
+          <w:left w:val="single" w:sz="4" w:space="0" w:color="4F81BD" w:themeColor="accent1"/>
+          <w:bottom w:val="single" w:sz="4" w:space="0" w:color="4F81BD" w:themeColor="accent1"/>
+          <w:right w:val="single" w:sz="4" w:space="0" w:color="4F81BD" w:themeColor="accent1"/>
           <w:insideH w:val="nil"/>
           <w:insideV w:val="nil"/>
         </w:tcBorders>
@@ -18755,7 +20505,7 @@
       <w:tblPr/>
       <w:tcPr>
         <w:tcBorders>
-          <w:top w:val="double" w:color="4F81BD" w:themeColor="accent1" w:sz="4" w:space="0"/>
+          <w:top w:val="double" w:sz="4" w:space="0" w:color="4F81BD" w:themeColor="accent1"/>
         </w:tcBorders>
       </w:tcPr>
     </w:tblStylePr>
@@ -18793,12 +20543,12 @@
       <w:tblStyleRowBandSize w:val="1"/>
       <w:tblStyleColBandSize w:val="1"/>
       <w:tblBorders>
-        <w:top w:val="single" w:color="92CDDC" w:themeColor="accent5" w:themeTint="99" w:sz="4" w:space="0"/>
-        <w:left w:val="single" w:color="92CDDC" w:themeColor="accent5" w:themeTint="99" w:sz="4" w:space="0"/>
-        <w:bottom w:val="single" w:color="92CDDC" w:themeColor="accent5" w:themeTint="99" w:sz="4" w:space="0"/>
-        <w:right w:val="single" w:color="92CDDC" w:themeColor="accent5" w:themeTint="99" w:sz="4" w:space="0"/>
-        <w:insideH w:val="single" w:color="92CDDC" w:themeColor="accent5" w:themeTint="99" w:sz="4" w:space="0"/>
-        <w:insideV w:val="single" w:color="92CDDC" w:themeColor="accent5" w:themeTint="99" w:sz="4" w:space="0"/>
+        <w:top w:val="single" w:sz="4" w:space="0" w:color="92CDDC" w:themeColor="accent5" w:themeTint="99"/>
+        <w:left w:val="single" w:sz="4" w:space="0" w:color="92CDDC" w:themeColor="accent5" w:themeTint="99"/>
+        <w:bottom w:val="single" w:sz="4" w:space="0" w:color="92CDDC" w:themeColor="accent5" w:themeTint="99"/>
+        <w:right w:val="single" w:sz="4" w:space="0" w:color="92CDDC" w:themeColor="accent5" w:themeTint="99"/>
+        <w:insideH w:val="single" w:sz="4" w:space="0" w:color="92CDDC" w:themeColor="accent5" w:themeTint="99"/>
+        <w:insideV w:val="single" w:sz="4" w:space="0" w:color="92CDDC" w:themeColor="accent5" w:themeTint="99"/>
       </w:tblBorders>
     </w:tblPr>
     <w:tblStylePr w:type="firstRow">
@@ -18810,10 +20560,10 @@
       <w:tblPr/>
       <w:tcPr>
         <w:tcBorders>
-          <w:top w:val="single" w:color="4BACC6" w:themeColor="accent5" w:sz="4" w:space="0"/>
-          <w:left w:val="single" w:color="4BACC6" w:themeColor="accent5" w:sz="4" w:space="0"/>
-          <w:bottom w:val="single" w:color="4BACC6" w:themeColor="accent5" w:sz="4" w:space="0"/>
-          <w:right w:val="single" w:color="4BACC6" w:themeColor="accent5" w:sz="4" w:space="0"/>
+          <w:top w:val="single" w:sz="4" w:space="0" w:color="4BACC6" w:themeColor="accent5"/>
+          <w:left w:val="single" w:sz="4" w:space="0" w:color="4BACC6" w:themeColor="accent5"/>
+          <w:bottom w:val="single" w:sz="4" w:space="0" w:color="4BACC6" w:themeColor="accent5"/>
+          <w:right w:val="single" w:sz="4" w:space="0" w:color="4BACC6" w:themeColor="accent5"/>
           <w:insideH w:val="nil"/>
           <w:insideV w:val="nil"/>
         </w:tcBorders>
@@ -18828,7 +20578,7 @@
       <w:tblPr/>
       <w:tcPr>
         <w:tcBorders>
-          <w:top w:val="double" w:color="4BACC6" w:themeColor="accent5" w:sz="4" w:space="0"/>
+          <w:top w:val="double" w:sz="4" w:space="0" w:color="4BACC6" w:themeColor="accent5"/>
         </w:tcBorders>
       </w:tcPr>
     </w:tblStylePr>
@@ -19144,16 +20894,6 @@
 </file>
 
 <file path=customXml/item1.xml><?xml version="1.0" encoding="utf-8"?>
-<p:properties xmlns:p="http://schemas.microsoft.com/office/2006/metadata/properties" xmlns:xsi="http://www.w3.org/2001/XMLSchema-instance" xmlns:pc="http://schemas.microsoft.com/office/infopath/2007/PartnerControls">
-  <documentManagement/>
-</p:properties>
-</file>
-
-<file path=customXml/item2.xml><?xml version="1.0" encoding="utf-8"?>
-<b:Sources xmlns:b="http://schemas.openxmlformats.org/officeDocument/2006/bibliography" xmlns="http://schemas.openxmlformats.org/officeDocument/2006/bibliography" SelectedStyle="\APA.XSL" StyleName="APA"/>
-</file>
-
-<file path=customXml/item3.xml><?xml version="1.0" encoding="utf-8"?>
 <?mso-contentType ?>
 <FormTemplates xmlns="http://schemas.microsoft.com/sharepoint/v3/contenttype/forms">
   <Display>DocumentLibraryForm</Display>
@@ -19162,7 +20902,13 @@
 </FormTemplates>
 </file>
 
-<file path=customXml/item4.xml><?xml version="1.0" encoding="utf-8"?>
+<file path=customXml/item2.xml><?xml version="1.0" encoding="utf-8"?>
+<p:properties xmlns:p="http://schemas.microsoft.com/office/2006/metadata/properties" xmlns:xsi="http://www.w3.org/2001/XMLSchema-instance" xmlns:pc="http://schemas.microsoft.com/office/infopath/2007/PartnerControls">
+  <documentManagement/>
+</p:properties>
+</file>
+
+<file path=customXml/item3.xml><?xml version="1.0" encoding="utf-8"?>
 <ct:contentTypeSchema xmlns:ct="http://schemas.microsoft.com/office/2006/metadata/contentType" xmlns:ma="http://schemas.microsoft.com/office/2006/metadata/properties/metaAttributes" ct:_="" ma:_="" ma:contentTypeName="Document" ma:contentTypeID="0x0101004875D7E5AFCEBC46818A2288E71CA1AA" ma:contentTypeVersion="3" ma:contentTypeDescription="Crée un document." ma:contentTypeScope="" ma:versionID="8cf321021e8e403040ae083ee3e50b88">
   <xsd:schema xmlns:xsd="http://www.w3.org/2001/XMLSchema" xmlns:xs="http://www.w3.org/2001/XMLSchema" xmlns:p="http://schemas.microsoft.com/office/2006/metadata/properties" xmlns:ns2="d6174976-9620-4765-bff8-1cfb1fabcd53" targetNamespace="http://schemas.microsoft.com/office/2006/metadata/properties" ma:root="true" ma:fieldsID="72946debbc0dde635d3732940a4f8f59" ns2:_="">
     <xsd:import namespace="d6174976-9620-4765-bff8-1cfb1fabcd53"/>
@@ -19300,25 +21046,11 @@
 </ct:contentTypeSchema>
 </file>
 
-<file path=customXml/itemProps1.xml><?xml version="1.0" encoding="utf-8"?>
-<ds:datastoreItem xmlns:ds="http://schemas.openxmlformats.org/officeDocument/2006/customXml" ds:itemID="{D16CE3BE-3C0B-42DA-953B-0D1D953BB032}">
-  <ds:schemaRefs>
-    <ds:schemaRef ds:uri="http://schemas.microsoft.com/office/2006/metadata/properties"/>
-    <ds:schemaRef ds:uri="http://schemas.microsoft.com/office/infopath/2007/PartnerControls"/>
-    <ds:schemaRef ds:uri="758a11c7-6eee-4477-9320-137fceb4e4a9"/>
-  </ds:schemaRefs>
-</ds:datastoreItem>
+<file path=customXml/item4.xml><?xml version="1.0" encoding="utf-8"?>
+<b:Sources xmlns:b="http://schemas.openxmlformats.org/officeDocument/2006/bibliography" xmlns="http://schemas.openxmlformats.org/officeDocument/2006/bibliography" SelectedStyle="\APA.XSL" StyleName="APA"/>
 </file>
 
-<file path=customXml/itemProps2.xml><?xml version="1.0" encoding="utf-8"?>
-<ds:datastoreItem xmlns:ds="http://schemas.openxmlformats.org/officeDocument/2006/customXml" ds:itemID="{6D19ACEC-ECAA-4613-8509-E7DCD40CCD6C}">
-  <ds:schemaRefs>
-    <ds:schemaRef ds:uri="http://schemas.openxmlformats.org/officeDocument/2006/bibliography"/>
-  </ds:schemaRefs>
-</ds:datastoreItem>
-</file>
-
-<file path=customXml/itemProps3.xml><?xml version="1.0" encoding="utf-8"?>
+<file path=customXml/itemProps1.xml><?xml version="1.0" encoding="utf-8"?>
 <ds:datastoreItem xmlns:ds="http://schemas.openxmlformats.org/officeDocument/2006/customXml" ds:itemID="{E33924AD-8D8E-456E-BE03-1CC7ECB72E1F}">
   <ds:schemaRefs>
     <ds:schemaRef ds:uri="http://schemas.microsoft.com/sharepoint/v3/contenttype/forms"/>
@@ -19326,6 +21058,37 @@
 </ds:datastoreItem>
 </file>
 
+<file path=customXml/itemProps2.xml><?xml version="1.0" encoding="utf-8"?>
+<ds:datastoreItem xmlns:ds="http://schemas.openxmlformats.org/officeDocument/2006/customXml" ds:itemID="{D16CE3BE-3C0B-42DA-953B-0D1D953BB032}">
+  <ds:schemaRefs>
+    <ds:schemaRef ds:uri="http://schemas.microsoft.com/office/2006/metadata/properties"/>
+    <ds:schemaRef ds:uri="http://schemas.microsoft.com/office/infopath/2007/PartnerControls"/>
+  </ds:schemaRefs>
+</ds:datastoreItem>
+</file>
+
+<file path=customXml/itemProps3.xml><?xml version="1.0" encoding="utf-8"?>
+<ds:datastoreItem xmlns:ds="http://schemas.openxmlformats.org/officeDocument/2006/customXml" ds:itemID="{448FA25B-80FA-441B-9D39-98C7EB7B5C73}">
+  <ds:schemaRefs>
+    <ds:schemaRef ds:uri="http://schemas.microsoft.com/office/2006/metadata/contentType"/>
+    <ds:schemaRef ds:uri="http://schemas.microsoft.com/office/2006/metadata/properties/metaAttributes"/>
+    <ds:schemaRef ds:uri="http://www.w3.org/2001/XMLSchema"/>
+    <ds:schemaRef ds:uri="http://schemas.microsoft.com/office/2006/metadata/properties"/>
+    <ds:schemaRef ds:uri="d6174976-9620-4765-bff8-1cfb1fabcd53"/>
+    <ds:schemaRef ds:uri="http://schemas.microsoft.com/office/2006/documentManagement/types"/>
+    <ds:schemaRef ds:uri="http://schemas.microsoft.com/office/infopath/2007/PartnerControls"/>
+    <ds:schemaRef ds:uri="http://schemas.openxmlformats.org/package/2006/metadata/core-properties"/>
+    <ds:schemaRef ds:uri="http://purl.org/dc/elements/1.1/"/>
+    <ds:schemaRef ds:uri="http://purl.org/dc/terms/"/>
+    <ds:schemaRef ds:uri="http://schemas.microsoft.com/internal/obd"/>
+  </ds:schemaRefs>
+</ds:datastoreItem>
+</file>
+
 <file path=customXml/itemProps4.xml><?xml version="1.0" encoding="utf-8"?>
-<ds:datastoreItem xmlns:ds="http://schemas.openxmlformats.org/officeDocument/2006/customXml" ds:itemID="{448FA25B-80FA-441B-9D39-98C7EB7B5C73}"/>
+<ds:datastoreItem xmlns:ds="http://schemas.openxmlformats.org/officeDocument/2006/customXml" ds:itemID="{6D19ACEC-ECAA-4613-8509-E7DCD40CCD6C}">
+  <ds:schemaRefs>
+    <ds:schemaRef ds:uri="http://schemas.openxmlformats.org/officeDocument/2006/bibliography"/>
+  </ds:schemaRefs>
+</ds:datastoreItem>
 </file>